--- a/492 ВКР Сосновский Георгий.docx
+++ b/492 ВКР Сосновский Георгий.docx
@@ -3805,25 +3805,7 @@
           <w:lang w:val="ru-RU"/>
         </w:rPr>
         <w:lastRenderedPageBreak/>
-        <w:t>Обоснование разработки:</w:t>
-      </w:r>
-      <w:r>
-        <w:rPr>
-          <w:rFonts w:ascii="Times New Roman" w:hAnsi="Times New Roman" w:cs="Times New Roman"/>
-          <w:sz w:val="28"/>
-          <w:szCs w:val="28"/>
-          <w:lang w:val="ru-RU"/>
-        </w:rPr>
-        <w:t xml:space="preserve"> </w:t>
-      </w:r>
-      <w:r>
-        <w:rPr>
-          <w:rFonts w:ascii="Times New Roman" w:hAnsi="Times New Roman" w:cs="Times New Roman"/>
-          <w:sz w:val="28"/>
-          <w:szCs w:val="28"/>
-          <w:lang w:val="ru-RU"/>
-        </w:rPr>
-        <w:t>Ни одна из систем не обеспечивает баланс между наглядностью Канбан-досок и легкостью интерфейса для быстрого ввода задач «на лету». Разработка собственного веб-приложения позволит создать гибкий и производительный инструмент без затрат на дорогостоящие подписки и сложную настройку.</w:t>
+        <w:t>Обоснование разработки: Ни одна из систем не обеспечивает баланс между наглядностью Канбан-досок и легкостью интерфейса для быстрого ввода задач «на лету». Разработка собственного веб-приложения позволит создать гибкий и производительный инструмент без затрат на дорогостоящие подписки и сложную настройку.</w:t>
       </w:r>
     </w:p>
     <w:p>
@@ -3856,16 +3838,7 @@
           <w:szCs w:val="28"/>
           <w:lang w:val="ru-RU"/>
         </w:rPr>
-        <w:t xml:space="preserve"> </w:t>
-      </w:r>
-      <w:r>
-        <w:rPr>
-          <w:rFonts w:ascii="Times New Roman" w:hAnsi="Times New Roman" w:cs="Times New Roman"/>
-          <w:sz w:val="28"/>
-          <w:szCs w:val="28"/>
-          <w:lang w:val="ru-RU"/>
-        </w:rPr>
-        <w:t>в ходе анализа выявлено, что текущие процессы управления задачами нуждаются в оптимизации. Существующие рыночные решения не в полной мере удовлетворяют потребности индивидуальных пользователей и малых команд, что делает разработку собственного программного продукта актуальной и необходимой задачей.</w:t>
+        <w:t xml:space="preserve"> в ходе анализа выявлено, что текущие процессы управления задачами нуждаются в оптимизации. Существующие рыночные решения не в полной мере удовлетворяют потребности индивидуальных пользователей и малых команд, что делает разработку собственного программного продукта актуальной и необходимой задачей.</w:t>
       </w:r>
     </w:p>
     <w:p>
@@ -4007,43 +3980,7 @@
           <w:szCs w:val="28"/>
           <w:lang w:val="ru-RU"/>
         </w:rPr>
-        <w:t>Наименование системы:</w:t>
-      </w:r>
-      <w:r>
-        <w:rPr>
-          <w:rFonts w:ascii="Times New Roman" w:hAnsi="Times New Roman" w:cs="Times New Roman"/>
-          <w:sz w:val="28"/>
-          <w:szCs w:val="28"/>
-          <w:lang w:val="ru-RU"/>
-        </w:rPr>
-        <w:t xml:space="preserve"> С</w:t>
-      </w:r>
-      <w:r>
-        <w:rPr>
-          <w:rFonts w:ascii="Times New Roman" w:hAnsi="Times New Roman" w:cs="Times New Roman"/>
-          <w:sz w:val="28"/>
-          <w:szCs w:val="28"/>
-          <w:lang w:val="ru-RU"/>
-        </w:rPr>
-        <w:t>истем</w:t>
-      </w:r>
-      <w:r>
-        <w:rPr>
-          <w:rFonts w:ascii="Times New Roman" w:hAnsi="Times New Roman" w:cs="Times New Roman"/>
-          <w:sz w:val="28"/>
-          <w:szCs w:val="28"/>
-          <w:lang w:val="ru-RU"/>
-        </w:rPr>
-        <w:t>а</w:t>
-      </w:r>
-      <w:r>
-        <w:rPr>
-          <w:rFonts w:ascii="Times New Roman" w:hAnsi="Times New Roman" w:cs="Times New Roman"/>
-          <w:sz w:val="28"/>
-          <w:szCs w:val="28"/>
-          <w:lang w:val="ru-RU"/>
-        </w:rPr>
-        <w:t xml:space="preserve"> управления задачами</w:t>
+        <w:t>Наименование системы: Система управления задачами</w:t>
       </w:r>
     </w:p>
     <w:p>
@@ -4126,13 +4063,12 @@
       <w:pPr>
         <w:numPr>
           <w:ilvl w:val="0"/>
-          <w:numId w:val="16"/>
+          <w:numId w:val="32"/>
         </w:numPr>
         <w:tabs>
           <w:tab w:val="left" w:pos="0"/>
         </w:tabs>
         <w:spacing w:after="0" w:line="360" w:lineRule="auto"/>
-        <w:ind w:left="0" w:firstLine="709"/>
         <w:jc w:val="both"/>
         <w:rPr>
           <w:rFonts w:ascii="Times New Roman" w:hAnsi="Times New Roman" w:cs="Times New Roman"/>
@@ -4173,13 +4109,12 @@
       <w:pPr>
         <w:numPr>
           <w:ilvl w:val="0"/>
-          <w:numId w:val="16"/>
+          <w:numId w:val="32"/>
         </w:numPr>
         <w:tabs>
           <w:tab w:val="left" w:pos="0"/>
         </w:tabs>
         <w:spacing w:after="0" w:line="360" w:lineRule="auto"/>
-        <w:ind w:left="0" w:firstLine="709"/>
         <w:jc w:val="both"/>
         <w:rPr>
           <w:rFonts w:ascii="Times New Roman" w:hAnsi="Times New Roman" w:cs="Times New Roman"/>
@@ -4220,13 +4155,12 @@
       <w:pPr>
         <w:numPr>
           <w:ilvl w:val="0"/>
-          <w:numId w:val="16"/>
+          <w:numId w:val="32"/>
         </w:numPr>
         <w:tabs>
           <w:tab w:val="left" w:pos="0"/>
         </w:tabs>
         <w:spacing w:after="0" w:line="360" w:lineRule="auto"/>
-        <w:ind w:left="0" w:firstLine="709"/>
         <w:jc w:val="both"/>
         <w:rPr>
           <w:rFonts w:ascii="Times New Roman" w:hAnsi="Times New Roman" w:cs="Times New Roman"/>
@@ -4267,13 +4201,12 @@
       <w:pPr>
         <w:numPr>
           <w:ilvl w:val="0"/>
-          <w:numId w:val="16"/>
+          <w:numId w:val="32"/>
         </w:numPr>
         <w:tabs>
           <w:tab w:val="left" w:pos="0"/>
         </w:tabs>
         <w:spacing w:after="0" w:line="360" w:lineRule="auto"/>
-        <w:ind w:left="0" w:firstLine="709"/>
         <w:jc w:val="both"/>
         <w:rPr>
           <w:rFonts w:ascii="Times New Roman" w:hAnsi="Times New Roman" w:cs="Times New Roman"/>
@@ -4314,13 +4247,12 @@
       <w:pPr>
         <w:numPr>
           <w:ilvl w:val="0"/>
-          <w:numId w:val="16"/>
+          <w:numId w:val="32"/>
         </w:numPr>
         <w:tabs>
           <w:tab w:val="left" w:pos="0"/>
         </w:tabs>
         <w:spacing w:after="0" w:line="360" w:lineRule="auto"/>
-        <w:ind w:left="0" w:firstLine="709"/>
         <w:jc w:val="both"/>
         <w:rPr>
           <w:rFonts w:ascii="Times New Roman" w:hAnsi="Times New Roman" w:cs="Times New Roman"/>
@@ -4372,13 +4304,12 @@
       <w:pPr>
         <w:numPr>
           <w:ilvl w:val="0"/>
-          <w:numId w:val="17"/>
+          <w:numId w:val="34"/>
         </w:numPr>
         <w:tabs>
           <w:tab w:val="left" w:pos="0"/>
         </w:tabs>
         <w:spacing w:after="0" w:line="360" w:lineRule="auto"/>
-        <w:ind w:left="0" w:firstLine="709"/>
         <w:jc w:val="both"/>
         <w:rPr>
           <w:rFonts w:ascii="Times New Roman" w:hAnsi="Times New Roman" w:cs="Times New Roman"/>
@@ -4401,13 +4332,12 @@
       <w:pPr>
         <w:numPr>
           <w:ilvl w:val="0"/>
-          <w:numId w:val="17"/>
+          <w:numId w:val="34"/>
         </w:numPr>
         <w:tabs>
           <w:tab w:val="left" w:pos="0"/>
         </w:tabs>
         <w:spacing w:after="0" w:line="360" w:lineRule="auto"/>
-        <w:ind w:left="0" w:firstLine="709"/>
         <w:jc w:val="both"/>
         <w:rPr>
           <w:rFonts w:ascii="Times New Roman" w:hAnsi="Times New Roman" w:cs="Times New Roman"/>
@@ -4430,13 +4360,12 @@
       <w:pPr>
         <w:numPr>
           <w:ilvl w:val="0"/>
-          <w:numId w:val="17"/>
+          <w:numId w:val="34"/>
         </w:numPr>
         <w:tabs>
           <w:tab w:val="left" w:pos="0"/>
         </w:tabs>
         <w:spacing w:after="0" w:line="360" w:lineRule="auto"/>
-        <w:ind w:left="0" w:firstLine="709"/>
         <w:jc w:val="both"/>
         <w:rPr>
           <w:rFonts w:ascii="Times New Roman" w:hAnsi="Times New Roman" w:cs="Times New Roman"/>
@@ -4514,13 +4443,12 @@
       <w:pPr>
         <w:numPr>
           <w:ilvl w:val="0"/>
-          <w:numId w:val="18"/>
+          <w:numId w:val="36"/>
         </w:numPr>
         <w:tabs>
           <w:tab w:val="left" w:pos="0"/>
         </w:tabs>
         <w:spacing w:after="0" w:line="360" w:lineRule="auto"/>
-        <w:ind w:left="0" w:firstLine="709"/>
         <w:jc w:val="both"/>
         <w:rPr>
           <w:rFonts w:ascii="Times New Roman" w:hAnsi="Times New Roman" w:cs="Times New Roman"/>
@@ -4543,13 +4471,12 @@
       <w:pPr>
         <w:numPr>
           <w:ilvl w:val="0"/>
-          <w:numId w:val="18"/>
+          <w:numId w:val="36"/>
         </w:numPr>
         <w:tabs>
           <w:tab w:val="left" w:pos="0"/>
         </w:tabs>
         <w:spacing w:after="0" w:line="360" w:lineRule="auto"/>
-        <w:ind w:left="0" w:firstLine="709"/>
         <w:jc w:val="both"/>
         <w:rPr>
           <w:rFonts w:ascii="Times New Roman" w:hAnsi="Times New Roman" w:cs="Times New Roman"/>
@@ -4572,13 +4499,12 @@
       <w:pPr>
         <w:numPr>
           <w:ilvl w:val="0"/>
-          <w:numId w:val="18"/>
+          <w:numId w:val="36"/>
         </w:numPr>
         <w:tabs>
           <w:tab w:val="left" w:pos="0"/>
         </w:tabs>
         <w:spacing w:after="0" w:line="360" w:lineRule="auto"/>
-        <w:ind w:left="0" w:firstLine="709"/>
         <w:jc w:val="both"/>
         <w:rPr>
           <w:rFonts w:ascii="Times New Roman" w:hAnsi="Times New Roman" w:cs="Times New Roman"/>
@@ -4601,13 +4527,12 @@
       <w:pPr>
         <w:numPr>
           <w:ilvl w:val="0"/>
-          <w:numId w:val="18"/>
+          <w:numId w:val="36"/>
         </w:numPr>
         <w:tabs>
           <w:tab w:val="left" w:pos="0"/>
         </w:tabs>
         <w:spacing w:after="0" w:line="360" w:lineRule="auto"/>
-        <w:ind w:left="0" w:firstLine="709"/>
         <w:jc w:val="both"/>
         <w:rPr>
           <w:rFonts w:ascii="Times New Roman" w:hAnsi="Times New Roman" w:cs="Times New Roman"/>
@@ -4659,13 +4584,12 @@
       <w:pPr>
         <w:numPr>
           <w:ilvl w:val="0"/>
-          <w:numId w:val="19"/>
+          <w:numId w:val="38"/>
         </w:numPr>
         <w:tabs>
           <w:tab w:val="left" w:pos="0"/>
         </w:tabs>
         <w:spacing w:after="0" w:line="360" w:lineRule="auto"/>
-        <w:ind w:left="0" w:firstLine="709"/>
         <w:jc w:val="both"/>
         <w:rPr>
           <w:rFonts w:ascii="Times New Roman" w:hAnsi="Times New Roman" w:cs="Times New Roman"/>
@@ -4696,13 +4620,12 @@
       <w:pPr>
         <w:numPr>
           <w:ilvl w:val="0"/>
-          <w:numId w:val="19"/>
+          <w:numId w:val="38"/>
         </w:numPr>
         <w:tabs>
           <w:tab w:val="left" w:pos="0"/>
         </w:tabs>
         <w:spacing w:after="0" w:line="360" w:lineRule="auto"/>
-        <w:ind w:left="0" w:firstLine="709"/>
         <w:jc w:val="both"/>
         <w:rPr>
           <w:rFonts w:ascii="Times New Roman" w:hAnsi="Times New Roman" w:cs="Times New Roman"/>
@@ -5003,170 +4926,166 @@
       <w:pPr>
         <w:numPr>
           <w:ilvl w:val="0"/>
-          <w:numId w:val="21"/>
+          <w:numId w:val="40"/>
         </w:numPr>
-        <w:tabs>
-          <w:tab w:val="clear" w:pos="720"/>
-          <w:tab w:val="left" w:pos="0"/>
-        </w:tabs>
-        <w:spacing w:after="0" w:line="360" w:lineRule="auto"/>
-        <w:ind w:left="0" w:firstLine="709"/>
-        <w:jc w:val="both"/>
-        <w:rPr>
-          <w:rFonts w:ascii="Times New Roman" w:hAnsi="Times New Roman" w:cs="Times New Roman"/>
-          <w:sz w:val="28"/>
-          <w:szCs w:val="28"/>
-          <w:lang w:val="ru-RU"/>
-        </w:rPr>
-      </w:pPr>
-      <w:r>
-        <w:rPr>
-          <w:rFonts w:ascii="Times New Roman" w:hAnsi="Times New Roman" w:cs="Times New Roman"/>
-          <w:sz w:val="28"/>
-          <w:szCs w:val="28"/>
-          <w:lang w:val="ru-RU"/>
-        </w:rPr>
-        <w:t>MySQL — классическое решение с жесткой схемой данных. Для его использования требуется разработка отдельного серверного приложения (бэкенда) на Node.js или PHP, а также аренда и администрирование VPS-сервера. Это усложняет архитектуру и увеличивает сроки разработки</w:t>
-      </w:r>
-      <w:r>
-        <w:rPr>
-          <w:rFonts w:ascii="Times New Roman" w:hAnsi="Times New Roman" w:cs="Times New Roman"/>
-          <w:sz w:val="28"/>
-          <w:szCs w:val="28"/>
-        </w:rPr>
-        <w:t>;</w:t>
-      </w:r>
-    </w:p>
-    <w:p>
-      <w:pPr>
-        <w:numPr>
-          <w:ilvl w:val="0"/>
-          <w:numId w:val="21"/>
-        </w:numPr>
-        <w:tabs>
-          <w:tab w:val="clear" w:pos="720"/>
-          <w:tab w:val="left" w:pos="0"/>
-        </w:tabs>
-        <w:spacing w:after="0" w:line="360" w:lineRule="auto"/>
-        <w:ind w:left="0" w:firstLine="709"/>
-        <w:jc w:val="both"/>
-        <w:rPr>
-          <w:rFonts w:ascii="Times New Roman" w:hAnsi="Times New Roman" w:cs="Times New Roman"/>
-          <w:sz w:val="28"/>
-          <w:szCs w:val="28"/>
-          <w:lang w:val="ru-RU"/>
-        </w:rPr>
-      </w:pPr>
-      <w:r>
-        <w:rPr>
-          <w:rFonts w:ascii="Times New Roman" w:hAnsi="Times New Roman" w:cs="Times New Roman"/>
-          <w:sz w:val="28"/>
-          <w:szCs w:val="28"/>
-        </w:rPr>
-        <w:t xml:space="preserve">Firebase — </w:t>
-      </w:r>
-      <w:r>
-        <w:rPr>
-          <w:rFonts w:ascii="Times New Roman" w:hAnsi="Times New Roman" w:cs="Times New Roman"/>
-          <w:sz w:val="28"/>
-          <w:szCs w:val="28"/>
-          <w:lang w:val="ru-RU"/>
-        </w:rPr>
-        <w:t>это</w:t>
-      </w:r>
-      <w:r>
-        <w:rPr>
-          <w:rFonts w:ascii="Times New Roman" w:hAnsi="Times New Roman" w:cs="Times New Roman"/>
-          <w:sz w:val="28"/>
-          <w:szCs w:val="28"/>
-        </w:rPr>
-        <w:t xml:space="preserve"> </w:t>
-      </w:r>
-      <w:r>
-        <w:rPr>
-          <w:rFonts w:ascii="Times New Roman" w:hAnsi="Times New Roman" w:cs="Times New Roman"/>
-          <w:sz w:val="28"/>
-          <w:szCs w:val="28"/>
-          <w:lang w:val="ru-RU"/>
-        </w:rPr>
-        <w:t>платформа</w:t>
-      </w:r>
-      <w:r>
-        <w:rPr>
-          <w:rFonts w:ascii="Times New Roman" w:hAnsi="Times New Roman" w:cs="Times New Roman"/>
-          <w:sz w:val="28"/>
-          <w:szCs w:val="28"/>
-        </w:rPr>
-        <w:t xml:space="preserve"> «Backend-as-a-Service» (BaaS) </w:t>
-      </w:r>
-      <w:r>
-        <w:rPr>
-          <w:rFonts w:ascii="Times New Roman" w:hAnsi="Times New Roman" w:cs="Times New Roman"/>
-          <w:sz w:val="28"/>
-          <w:szCs w:val="28"/>
-          <w:lang w:val="ru-RU"/>
-        </w:rPr>
-        <w:t>от</w:t>
-      </w:r>
-      <w:r>
-        <w:rPr>
-          <w:rFonts w:ascii="Times New Roman" w:hAnsi="Times New Roman" w:cs="Times New Roman"/>
-          <w:sz w:val="28"/>
-          <w:szCs w:val="28"/>
-        </w:rPr>
-        <w:t xml:space="preserve"> Google. </w:t>
-      </w:r>
-      <w:r>
-        <w:rPr>
-          <w:rFonts w:ascii="Times New Roman" w:hAnsi="Times New Roman" w:cs="Times New Roman"/>
-          <w:sz w:val="28"/>
-          <w:szCs w:val="28"/>
-          <w:lang w:val="ru-RU"/>
-        </w:rPr>
-        <w:t xml:space="preserve">Она не требует настройки сервера и написания API. Главным аргументом в пользу Firebase стала встроенная поддержка синхронизации в реальном времени. Если один преподаватель или администратор вносит изменения, они мгновенно отображаются у всех остальных пользователей без необходимости </w:t>
-      </w:r>
-      <w:r>
-        <w:rPr>
-          <w:rFonts w:ascii="Times New Roman" w:hAnsi="Times New Roman" w:cs="Times New Roman"/>
-          <w:sz w:val="28"/>
-          <w:szCs w:val="28"/>
-          <w:lang w:val="ru-RU"/>
-        </w:rPr>
-        <w:lastRenderedPageBreak/>
-        <w:t>обновлять страницу. В случае с MySQL реализация такого функционала потребовала бы сложной настройки технологии WebSockets.</w:t>
-      </w:r>
-    </w:p>
-    <w:p>
-      <w:pPr>
         <w:tabs>
           <w:tab w:val="left" w:pos="0"/>
         </w:tabs>
         <w:spacing w:after="0" w:line="360" w:lineRule="auto"/>
-        <w:ind w:firstLine="709"/>
-        <w:jc w:val="both"/>
-        <w:rPr>
-          <w:rFonts w:ascii="Times New Roman" w:hAnsi="Times New Roman" w:cs="Times New Roman"/>
-          <w:sz w:val="28"/>
-          <w:szCs w:val="28"/>
-          <w:lang w:val="ru-RU"/>
-        </w:rPr>
-      </w:pPr>
-      <w:r>
-        <w:rPr>
-          <w:rFonts w:ascii="Times New Roman" w:hAnsi="Times New Roman" w:cs="Times New Roman"/>
-          <w:sz w:val="28"/>
-          <w:szCs w:val="28"/>
-          <w:lang w:val="ru-RU"/>
-        </w:rPr>
-        <w:t>Таким образом, выбор Firebase позволил сократить время разработки и исключить затраты на серверную инфраструктуру.</w:t>
-      </w:r>
-    </w:p>
-    <w:p>
-      <w:pPr>
+        <w:jc w:val="both"/>
+        <w:rPr>
+          <w:rFonts w:ascii="Times New Roman" w:hAnsi="Times New Roman" w:cs="Times New Roman"/>
+          <w:sz w:val="28"/>
+          <w:szCs w:val="28"/>
+          <w:lang w:val="ru-RU"/>
+        </w:rPr>
+      </w:pPr>
+      <w:r>
+        <w:rPr>
+          <w:rFonts w:ascii="Times New Roman" w:hAnsi="Times New Roman" w:cs="Times New Roman"/>
+          <w:sz w:val="28"/>
+          <w:szCs w:val="28"/>
+          <w:lang w:val="ru-RU"/>
+        </w:rPr>
+        <w:t>MySQL — классическое решение с жесткой схемой данных. Для его использования требуется разработка отдельного серверного приложения (бэкенда) на Node.js или PHP, а также аренда и администрирование VPS-сервера. Это усложняет архитектуру и увеличивает сроки разработки</w:t>
+      </w:r>
+      <w:r>
+        <w:rPr>
+          <w:rFonts w:ascii="Times New Roman" w:hAnsi="Times New Roman" w:cs="Times New Roman"/>
+          <w:sz w:val="28"/>
+          <w:szCs w:val="28"/>
+        </w:rPr>
+        <w:t>;</w:t>
+      </w:r>
+    </w:p>
+    <w:p>
+      <w:pPr>
+        <w:numPr>
+          <w:ilvl w:val="0"/>
+          <w:numId w:val="40"/>
+        </w:numPr>
         <w:tabs>
           <w:tab w:val="left" w:pos="0"/>
         </w:tabs>
         <w:spacing w:after="0" w:line="360" w:lineRule="auto"/>
+        <w:jc w:val="both"/>
+        <w:rPr>
+          <w:rFonts w:ascii="Times New Roman" w:hAnsi="Times New Roman" w:cs="Times New Roman"/>
+          <w:sz w:val="28"/>
+          <w:szCs w:val="28"/>
+          <w:lang w:val="ru-RU"/>
+        </w:rPr>
+      </w:pPr>
+      <w:r>
+        <w:rPr>
+          <w:rFonts w:ascii="Times New Roman" w:hAnsi="Times New Roman" w:cs="Times New Roman"/>
+          <w:sz w:val="28"/>
+          <w:szCs w:val="28"/>
+        </w:rPr>
+        <w:t xml:space="preserve">Firebase — </w:t>
+      </w:r>
+      <w:r>
+        <w:rPr>
+          <w:rFonts w:ascii="Times New Roman" w:hAnsi="Times New Roman" w:cs="Times New Roman"/>
+          <w:sz w:val="28"/>
+          <w:szCs w:val="28"/>
+          <w:lang w:val="ru-RU"/>
+        </w:rPr>
+        <w:t>это</w:t>
+      </w:r>
+      <w:r>
+        <w:rPr>
+          <w:rFonts w:ascii="Times New Roman" w:hAnsi="Times New Roman" w:cs="Times New Roman"/>
+          <w:sz w:val="28"/>
+          <w:szCs w:val="28"/>
+        </w:rPr>
+        <w:t xml:space="preserve"> </w:t>
+      </w:r>
+      <w:r>
+        <w:rPr>
+          <w:rFonts w:ascii="Times New Roman" w:hAnsi="Times New Roman" w:cs="Times New Roman"/>
+          <w:sz w:val="28"/>
+          <w:szCs w:val="28"/>
+          <w:lang w:val="ru-RU"/>
+        </w:rPr>
+        <w:t>платформа</w:t>
+      </w:r>
+      <w:r>
+        <w:rPr>
+          <w:rFonts w:ascii="Times New Roman" w:hAnsi="Times New Roman" w:cs="Times New Roman"/>
+          <w:sz w:val="28"/>
+          <w:szCs w:val="28"/>
+        </w:rPr>
+        <w:t xml:space="preserve"> «Backend-as-a-Service» (BaaS) </w:t>
+      </w:r>
+      <w:r>
+        <w:rPr>
+          <w:rFonts w:ascii="Times New Roman" w:hAnsi="Times New Roman" w:cs="Times New Roman"/>
+          <w:sz w:val="28"/>
+          <w:szCs w:val="28"/>
+          <w:lang w:val="ru-RU"/>
+        </w:rPr>
+        <w:t>от</w:t>
+      </w:r>
+      <w:r>
+        <w:rPr>
+          <w:rFonts w:ascii="Times New Roman" w:hAnsi="Times New Roman" w:cs="Times New Roman"/>
+          <w:sz w:val="28"/>
+          <w:szCs w:val="28"/>
+        </w:rPr>
+        <w:t xml:space="preserve"> Google. </w:t>
+      </w:r>
+      <w:r>
+        <w:rPr>
+          <w:rFonts w:ascii="Times New Roman" w:hAnsi="Times New Roman" w:cs="Times New Roman"/>
+          <w:sz w:val="28"/>
+          <w:szCs w:val="28"/>
+          <w:lang w:val="ru-RU"/>
+        </w:rPr>
+        <w:t xml:space="preserve">Она не требует настройки сервера и написания API. Главным аргументом в пользу Firebase стала встроенная поддержка синхронизации в реальном времени. Если один преподаватель или администратор вносит </w:t>
+      </w:r>
+      <w:r>
+        <w:rPr>
+          <w:rFonts w:ascii="Times New Roman" w:hAnsi="Times New Roman" w:cs="Times New Roman"/>
+          <w:sz w:val="28"/>
+          <w:szCs w:val="28"/>
+          <w:lang w:val="ru-RU"/>
+        </w:rPr>
+        <w:lastRenderedPageBreak/>
+        <w:t>изменения, они мгновенно отображаются у всех остальных пользователей без необходимости обновлять страницу. В случае с MySQL реализация такого функционала потребовала бы сложной настройки технологии WebSockets.</w:t>
+      </w:r>
+    </w:p>
+    <w:p>
+      <w:pPr>
+        <w:tabs>
+          <w:tab w:val="left" w:pos="0"/>
+        </w:tabs>
+        <w:spacing w:after="0" w:line="360" w:lineRule="auto"/>
+        <w:ind w:firstLine="709"/>
+        <w:jc w:val="both"/>
+        <w:rPr>
+          <w:rFonts w:ascii="Times New Roman" w:hAnsi="Times New Roman" w:cs="Times New Roman"/>
+          <w:sz w:val="28"/>
+          <w:szCs w:val="28"/>
+          <w:lang w:val="ru-RU"/>
+        </w:rPr>
+      </w:pPr>
+      <w:r>
+        <w:rPr>
+          <w:rFonts w:ascii="Times New Roman" w:hAnsi="Times New Roman" w:cs="Times New Roman"/>
+          <w:sz w:val="28"/>
+          <w:szCs w:val="28"/>
+          <w:lang w:val="ru-RU"/>
+        </w:rPr>
+        <w:t>Таким образом, выбор Firebase позволил сократить время разработки и исключить затраты на серверную инфраструктуру.</w:t>
+      </w:r>
+    </w:p>
+    <w:p>
+      <w:pPr>
+        <w:tabs>
+          <w:tab w:val="left" w:pos="0"/>
+        </w:tabs>
+        <w:spacing w:after="0" w:line="360" w:lineRule="auto"/>
         <w:ind w:firstLine="709"/>
         <w:jc w:val="both"/>
         <w:rPr>
@@ -5190,14 +5109,12 @@
       <w:pPr>
         <w:numPr>
           <w:ilvl w:val="0"/>
-          <w:numId w:val="22"/>
+          <w:numId w:val="43"/>
         </w:numPr>
         <w:tabs>
-          <w:tab w:val="clear" w:pos="720"/>
           <w:tab w:val="left" w:pos="0"/>
         </w:tabs>
         <w:spacing w:after="0" w:line="360" w:lineRule="auto"/>
-        <w:ind w:left="0" w:firstLine="709"/>
         <w:jc w:val="both"/>
         <w:rPr>
           <w:rFonts w:ascii="Times New Roman" w:hAnsi="Times New Roman" w:cs="Times New Roman"/>
@@ -5228,14 +5145,12 @@
       <w:pPr>
         <w:numPr>
           <w:ilvl w:val="0"/>
-          <w:numId w:val="22"/>
+          <w:numId w:val="43"/>
         </w:numPr>
         <w:tabs>
-          <w:tab w:val="clear" w:pos="720"/>
           <w:tab w:val="left" w:pos="0"/>
         </w:tabs>
         <w:spacing w:after="0" w:line="360" w:lineRule="auto"/>
-        <w:ind w:left="0" w:firstLine="709"/>
         <w:jc w:val="both"/>
         <w:rPr>
           <w:rFonts w:ascii="Times New Roman" w:hAnsi="Times New Roman" w:cs="Times New Roman"/>
@@ -5258,14 +5173,12 @@
       <w:pPr>
         <w:numPr>
           <w:ilvl w:val="0"/>
-          <w:numId w:val="22"/>
+          <w:numId w:val="43"/>
         </w:numPr>
         <w:tabs>
-          <w:tab w:val="clear" w:pos="720"/>
           <w:tab w:val="left" w:pos="0"/>
         </w:tabs>
         <w:spacing w:after="0" w:line="360" w:lineRule="auto"/>
-        <w:ind w:left="0" w:firstLine="709"/>
         <w:jc w:val="both"/>
         <w:rPr>
           <w:rFonts w:ascii="Times New Roman" w:hAnsi="Times New Roman" w:cs="Times New Roman"/>
@@ -5296,14 +5209,12 @@
       <w:pPr>
         <w:numPr>
           <w:ilvl w:val="0"/>
-          <w:numId w:val="22"/>
+          <w:numId w:val="43"/>
         </w:numPr>
         <w:tabs>
-          <w:tab w:val="clear" w:pos="720"/>
           <w:tab w:val="left" w:pos="0"/>
         </w:tabs>
         <w:spacing w:after="0" w:line="360" w:lineRule="auto"/>
-        <w:ind w:left="0" w:firstLine="709"/>
         <w:jc w:val="both"/>
         <w:rPr>
           <w:rFonts w:ascii="Times New Roman" w:hAnsi="Times New Roman" w:cs="Times New Roman"/>
@@ -5326,30 +5237,58 @@
       <w:pPr>
         <w:numPr>
           <w:ilvl w:val="0"/>
-          <w:numId w:val="22"/>
+          <w:numId w:val="43"/>
         </w:numPr>
         <w:tabs>
-          <w:tab w:val="clear" w:pos="720"/>
           <w:tab w:val="left" w:pos="0"/>
         </w:tabs>
         <w:spacing w:after="0" w:line="360" w:lineRule="auto"/>
-        <w:ind w:left="0" w:firstLine="709"/>
-        <w:jc w:val="both"/>
-        <w:rPr>
-          <w:rFonts w:ascii="Times New Roman" w:hAnsi="Times New Roman" w:cs="Times New Roman"/>
-          <w:sz w:val="28"/>
-          <w:szCs w:val="28"/>
-          <w:lang w:val="ru-RU"/>
-        </w:rPr>
-      </w:pPr>
-      <w:r>
-        <w:rPr>
-          <w:rFonts w:ascii="Times New Roman" w:hAnsi="Times New Roman" w:cs="Times New Roman"/>
-          <w:sz w:val="28"/>
-          <w:szCs w:val="28"/>
-          <w:lang w:val="ru-RU"/>
-        </w:rPr>
-        <w:t>SCSS Modules: Препроцессор CSS. Использование модульного подхода позволяет изолировать стили каждого компонента, предотвращая конфликты имен классов и упрощая поддержку внешнего вида приложения.</w:t>
+        <w:jc w:val="both"/>
+        <w:rPr>
+          <w:rFonts w:ascii="Times New Roman" w:hAnsi="Times New Roman" w:cs="Times New Roman"/>
+          <w:sz w:val="28"/>
+          <w:szCs w:val="28"/>
+          <w:lang w:val="ru-RU"/>
+        </w:rPr>
+      </w:pPr>
+      <w:r>
+        <w:rPr>
+          <w:rFonts w:ascii="Times New Roman" w:hAnsi="Times New Roman" w:cs="Times New Roman"/>
+          <w:sz w:val="28"/>
+          <w:szCs w:val="28"/>
+          <w:lang w:val="ru-RU"/>
+        </w:rPr>
+        <w:t xml:space="preserve">SCSS Modules: Препроцессор CSS. Использование модульного подхода позволяет изолировать стили каждого компонента, предотвращая </w:t>
+      </w:r>
+      <w:r>
+        <w:rPr>
+          <w:rFonts w:ascii="Times New Roman" w:hAnsi="Times New Roman" w:cs="Times New Roman"/>
+          <w:sz w:val="28"/>
+          <w:szCs w:val="28"/>
+          <w:lang w:val="ru-RU"/>
+        </w:rPr>
+        <w:lastRenderedPageBreak/>
+        <w:t>конфликты имен классов и упрощая поддержку внешнего вида приложения.</w:t>
+      </w:r>
+      <w:r>
+        <w:rPr>
+          <w:rFonts w:ascii="Times New Roman" w:hAnsi="Times New Roman" w:cs="Times New Roman"/>
+          <w:sz w:val="28"/>
+          <w:szCs w:val="28"/>
+          <w:vertAlign w:val="superscript"/>
+          <w:lang w:val="ru-RU"/>
+        </w:rPr>
+        <w:t xml:space="preserve"> </w:t>
+      </w:r>
+      <w:r>
+        <w:rPr>
+          <w:rFonts w:ascii="Times New Roman" w:hAnsi="Times New Roman" w:cs="Times New Roman"/>
+          <w:sz w:val="28"/>
+          <w:szCs w:val="28"/>
+          <w:vertAlign w:val="superscript"/>
+          <w:lang w:val="ru-RU"/>
+        </w:rPr>
+        <w:t>[9]</w:t>
       </w:r>
     </w:p>
     <w:p>
@@ -5420,7 +5359,6 @@
           <w:szCs w:val="28"/>
           <w:lang w:val="ru-RU"/>
         </w:rPr>
-        <w:lastRenderedPageBreak/>
         <w:t>Архитектура системы строится на принципах SPA. Взаимодействие компонентов описано на UML-диаграммах.</w:t>
       </w:r>
     </w:p>
@@ -5450,6 +5388,7 @@
       <w:r>
         <w:rPr>
           <w:rFonts w:ascii="Times New Roman" w:hAnsi="Times New Roman" w:cs="Times New Roman"/>
+          <w:noProof/>
           <w:sz w:val="28"/>
           <w:szCs w:val="28"/>
           <w:lang w:val="ru-RU"/>
@@ -5571,6 +5510,7 @@
       <w:r>
         <w:rPr>
           <w:rFonts w:ascii="Times New Roman" w:hAnsi="Times New Roman" w:cs="Times New Roman"/>
+          <w:noProof/>
           <w:sz w:val="28"/>
           <w:szCs w:val="28"/>
           <w:lang w:val="ru-RU"/>
@@ -5672,6 +5612,7 @@
           <w:rFonts w:ascii="Times New Roman" w:hAnsi="Times New Roman" w:cs="Times New Roman"/>
           <w:sz w:val="28"/>
           <w:szCs w:val="28"/>
+          <w:lang w:val="ru-RU"/>
         </w:rPr>
         <w:t xml:space="preserve"> </w:t>
       </w:r>
@@ -5689,6 +5630,7 @@
           <w:rFonts w:ascii="Times New Roman" w:hAnsi="Times New Roman" w:cs="Times New Roman"/>
           <w:sz w:val="28"/>
           <w:szCs w:val="28"/>
+          <w:lang w:val="ru-RU"/>
         </w:rPr>
         <w:t xml:space="preserve"> </w:t>
       </w:r>
@@ -5706,6 +5648,7 @@
           <w:rFonts w:ascii="Times New Roman" w:hAnsi="Times New Roman" w:cs="Times New Roman"/>
           <w:sz w:val="28"/>
           <w:szCs w:val="28"/>
+          <w:lang w:val="ru-RU"/>
         </w:rPr>
         <w:t xml:space="preserve"> </w:t>
       </w:r>
@@ -5715,13 +5658,48 @@
           <w:sz w:val="28"/>
           <w:szCs w:val="28"/>
         </w:rPr>
-        <w:t>tasks,</w:t>
-      </w:r>
-      <w:r>
-        <w:rPr>
-          <w:rFonts w:ascii="Times New Roman" w:hAnsi="Times New Roman" w:cs="Times New Roman"/>
-          <w:sz w:val="28"/>
-          <w:szCs w:val="28"/>
+        <w:t>tasks</w:t>
+      </w:r>
+      <w:r>
+        <w:rPr>
+          <w:rFonts w:ascii="Times New Roman" w:hAnsi="Times New Roman" w:cs="Times New Roman"/>
+          <w:sz w:val="28"/>
+          <w:szCs w:val="28"/>
+          <w:lang w:val="ru-RU"/>
+        </w:rPr>
+        <w:t xml:space="preserve">, </w:t>
+      </w:r>
+      <w:r>
+        <w:rPr>
+          <w:rFonts w:ascii="Times New Roman" w:hAnsi="Times New Roman" w:cs="Times New Roman"/>
+          <w:sz w:val="28"/>
+          <w:szCs w:val="28"/>
+        </w:rPr>
+        <w:t>projects</w:t>
+      </w:r>
+      <w:r>
+        <w:rPr>
+          <w:rFonts w:ascii="Times New Roman" w:hAnsi="Times New Roman" w:cs="Times New Roman"/>
+          <w:sz w:val="28"/>
+          <w:szCs w:val="28"/>
+          <w:lang w:val="ru-RU"/>
+        </w:rPr>
+        <w:t xml:space="preserve">, </w:t>
+      </w:r>
+      <w:r>
+        <w:rPr>
+          <w:rFonts w:ascii="Times New Roman" w:hAnsi="Times New Roman" w:cs="Times New Roman"/>
+          <w:sz w:val="28"/>
+          <w:szCs w:val="28"/>
+        </w:rPr>
+        <w:t>users</w:t>
+      </w:r>
+      <w:r>
+        <w:rPr>
+          <w:rFonts w:ascii="Times New Roman" w:hAnsi="Times New Roman" w:cs="Times New Roman"/>
+          <w:sz w:val="28"/>
+          <w:szCs w:val="28"/>
+          <w:lang w:val="ru-RU"/>
         </w:rPr>
         <w:t xml:space="preserve"> </w:t>
       </w:r>
@@ -5730,14 +5708,16 @@
           <w:rFonts w:ascii="Times New Roman" w:hAnsi="Times New Roman" w:cs="Times New Roman"/>
           <w:sz w:val="28"/>
           <w:szCs w:val="28"/>
-        </w:rPr>
-        <w:t>projects,</w:t>
-      </w:r>
-      <w:r>
-        <w:rPr>
-          <w:rFonts w:ascii="Times New Roman" w:hAnsi="Times New Roman" w:cs="Times New Roman"/>
-          <w:sz w:val="28"/>
-          <w:szCs w:val="28"/>
+          <w:lang w:val="ru-RU"/>
+        </w:rPr>
+        <w:t>и</w:t>
+      </w:r>
+      <w:r>
+        <w:rPr>
+          <w:rFonts w:ascii="Times New Roman" w:hAnsi="Times New Roman" w:cs="Times New Roman"/>
+          <w:sz w:val="28"/>
+          <w:szCs w:val="28"/>
+          <w:lang w:val="ru-RU"/>
         </w:rPr>
         <w:t xml:space="preserve"> </w:t>
       </w:r>
@@ -5747,40 +5727,16 @@
           <w:sz w:val="28"/>
           <w:szCs w:val="28"/>
         </w:rPr>
-        <w:t>users</w:t>
-      </w:r>
-      <w:r>
-        <w:rPr>
-          <w:rFonts w:ascii="Times New Roman" w:hAnsi="Times New Roman" w:cs="Times New Roman"/>
-          <w:sz w:val="28"/>
-          <w:szCs w:val="28"/>
-        </w:rPr>
-        <w:t xml:space="preserve"> </w:t>
-      </w:r>
-      <w:r>
-        <w:rPr>
-          <w:rFonts w:ascii="Times New Roman" w:hAnsi="Times New Roman" w:cs="Times New Roman"/>
-          <w:sz w:val="28"/>
-          <w:szCs w:val="28"/>
-          <w:lang w:val="ru-RU"/>
-        </w:rPr>
-        <w:t>и</w:t>
-      </w:r>
-      <w:r>
-        <w:rPr>
-          <w:rFonts w:ascii="Times New Roman" w:hAnsi="Times New Roman" w:cs="Times New Roman"/>
-          <w:sz w:val="28"/>
-          <w:szCs w:val="28"/>
-        </w:rPr>
-        <w:t xml:space="preserve"> </w:t>
-      </w:r>
-      <w:r>
-        <w:rPr>
-          <w:rFonts w:ascii="Times New Roman" w:hAnsi="Times New Roman" w:cs="Times New Roman"/>
-          <w:sz w:val="28"/>
-          <w:szCs w:val="28"/>
-        </w:rPr>
-        <w:t xml:space="preserve">activities. </w:t>
+        <w:t>activities</w:t>
+      </w:r>
+      <w:r>
+        <w:rPr>
+          <w:rFonts w:ascii="Times New Roman" w:hAnsi="Times New Roman" w:cs="Times New Roman"/>
+          <w:sz w:val="28"/>
+          <w:szCs w:val="28"/>
+          <w:lang w:val="ru-RU"/>
+        </w:rPr>
+        <w:t xml:space="preserve">. </w:t>
       </w:r>
       <w:r>
         <w:rPr>
@@ -5818,6 +5774,7 @@
       <w:r>
         <w:rPr>
           <w:rFonts w:ascii="Times New Roman" w:hAnsi="Times New Roman" w:cs="Times New Roman"/>
+          <w:noProof/>
           <w:sz w:val="28"/>
           <w:szCs w:val="28"/>
           <w:lang w:val="ru-RU"/>
@@ -6296,6 +6253,7 @@
       <w:r>
         <w:rPr>
           <w:rFonts w:ascii="Times New Roman" w:hAnsi="Times New Roman" w:cs="Times New Roman"/>
+          <w:noProof/>
           <w:sz w:val="28"/>
           <w:szCs w:val="28"/>
         </w:rPr>
@@ -6413,6 +6371,7 @@
       <w:r>
         <w:rPr>
           <w:rFonts w:ascii="Times New Roman" w:hAnsi="Times New Roman" w:cs="Times New Roman"/>
+          <w:noProof/>
           <w:sz w:val="28"/>
           <w:szCs w:val="28"/>
           <w:lang w:val="ru-RU"/>
@@ -6541,6 +6500,7 @@
       <w:r>
         <w:rPr>
           <w:rFonts w:ascii="Times New Roman" w:hAnsi="Times New Roman" w:cs="Times New Roman"/>
+          <w:noProof/>
           <w:sz w:val="28"/>
           <w:szCs w:val="28"/>
           <w:lang w:val="ru-RU"/>
@@ -6645,17 +6605,24 @@
           <w:rFonts w:ascii="Times New Roman" w:hAnsi="Times New Roman" w:cs="Times New Roman"/>
           <w:sz w:val="28"/>
           <w:szCs w:val="28"/>
-          <w:lang w:val="ru-RU"/>
-        </w:rPr>
-      </w:pPr>
-      <w:r>
-        <w:rPr>
-          <w:rFonts w:ascii="Times New Roman" w:hAnsi="Times New Roman" w:cs="Times New Roman"/>
-          <w:sz w:val="28"/>
-          <w:szCs w:val="28"/>
-          <w:lang w:val="ru-RU"/>
-        </w:rPr>
-        <w:t>Таблица 2.7</w:t>
+        </w:rPr>
+      </w:pPr>
+      <w:r>
+        <w:rPr>
+          <w:rFonts w:ascii="Times New Roman" w:hAnsi="Times New Roman" w:cs="Times New Roman"/>
+          <w:sz w:val="28"/>
+          <w:szCs w:val="28"/>
+          <w:lang w:val="ru-RU"/>
+        </w:rPr>
+        <w:t>Таблица</w:t>
+      </w:r>
+      <w:r>
+        <w:rPr>
+          <w:rFonts w:ascii="Times New Roman" w:hAnsi="Times New Roman" w:cs="Times New Roman"/>
+          <w:sz w:val="28"/>
+          <w:szCs w:val="28"/>
+        </w:rPr>
+        <w:t xml:space="preserve"> 2.7</w:t>
       </w:r>
     </w:p>
     <w:p>
@@ -9228,7 +9195,6 @@
           <w:rFonts w:ascii="Times New Roman" w:hAnsi="Times New Roman" w:cs="Times New Roman"/>
           <w:sz w:val="28"/>
           <w:szCs w:val="28"/>
-          <w:lang w:val="ru-RU"/>
         </w:rPr>
       </w:pPr>
     </w:p>
@@ -9241,17 +9207,24 @@
           <w:rFonts w:ascii="Times New Roman" w:hAnsi="Times New Roman" w:cs="Times New Roman"/>
           <w:sz w:val="28"/>
           <w:szCs w:val="28"/>
-          <w:lang w:val="ru-RU"/>
-        </w:rPr>
-      </w:pPr>
-      <w:r>
-        <w:rPr>
-          <w:rFonts w:ascii="Times New Roman" w:hAnsi="Times New Roman" w:cs="Times New Roman"/>
-          <w:sz w:val="28"/>
-          <w:szCs w:val="28"/>
-          <w:lang w:val="ru-RU"/>
-        </w:rPr>
-        <w:t>Таблица 2.8</w:t>
+        </w:rPr>
+      </w:pPr>
+      <w:r>
+        <w:rPr>
+          <w:rFonts w:ascii="Times New Roman" w:hAnsi="Times New Roman" w:cs="Times New Roman"/>
+          <w:sz w:val="28"/>
+          <w:szCs w:val="28"/>
+          <w:lang w:val="ru-RU"/>
+        </w:rPr>
+        <w:t>Таблица</w:t>
+      </w:r>
+      <w:r>
+        <w:rPr>
+          <w:rFonts w:ascii="Times New Roman" w:hAnsi="Times New Roman" w:cs="Times New Roman"/>
+          <w:sz w:val="28"/>
+          <w:szCs w:val="28"/>
+        </w:rPr>
+        <w:t xml:space="preserve"> 2.8</w:t>
       </w:r>
     </w:p>
     <w:p>
@@ -13054,7 +13027,6 @@
           <w:rFonts w:ascii="Times New Roman" w:hAnsi="Times New Roman" w:cs="Times New Roman"/>
           <w:sz w:val="28"/>
           <w:szCs w:val="28"/>
-          <w:lang w:val="ru-RU"/>
         </w:rPr>
       </w:pPr>
     </w:p>
@@ -13067,17 +13039,24 @@
           <w:rFonts w:ascii="Times New Roman" w:hAnsi="Times New Roman" w:cs="Times New Roman"/>
           <w:sz w:val="28"/>
           <w:szCs w:val="28"/>
-          <w:lang w:val="ru-RU"/>
-        </w:rPr>
-      </w:pPr>
-      <w:r>
-        <w:rPr>
-          <w:rFonts w:ascii="Times New Roman" w:hAnsi="Times New Roman" w:cs="Times New Roman"/>
-          <w:sz w:val="28"/>
-          <w:szCs w:val="28"/>
-          <w:lang w:val="ru-RU"/>
-        </w:rPr>
-        <w:t>Таблица 2.9</w:t>
+        </w:rPr>
+      </w:pPr>
+      <w:r>
+        <w:rPr>
+          <w:rFonts w:ascii="Times New Roman" w:hAnsi="Times New Roman" w:cs="Times New Roman"/>
+          <w:sz w:val="28"/>
+          <w:szCs w:val="28"/>
+          <w:lang w:val="ru-RU"/>
+        </w:rPr>
+        <w:t>Таблица</w:t>
+      </w:r>
+      <w:r>
+        <w:rPr>
+          <w:rFonts w:ascii="Times New Roman" w:hAnsi="Times New Roman" w:cs="Times New Roman"/>
+          <w:sz w:val="28"/>
+          <w:szCs w:val="28"/>
+        </w:rPr>
+        <w:t xml:space="preserve"> 2.9</w:t>
       </w:r>
     </w:p>
     <w:p>
@@ -13088,15 +13067,13 @@
           <w:rFonts w:ascii="Times New Roman" w:hAnsi="Times New Roman" w:cs="Times New Roman"/>
           <w:sz w:val="28"/>
           <w:szCs w:val="28"/>
-          <w:lang w:val="ru-RU"/>
-        </w:rPr>
-      </w:pPr>
-      <w:r>
-        <w:rPr>
-          <w:rFonts w:ascii="Times New Roman" w:hAnsi="Times New Roman" w:cs="Times New Roman"/>
-          <w:sz w:val="28"/>
-          <w:szCs w:val="28"/>
-          <w:lang w:val="ru-RU"/>
+        </w:rPr>
+      </w:pPr>
+      <w:r>
+        <w:rPr>
+          <w:rFonts w:ascii="Times New Roman" w:hAnsi="Times New Roman" w:cs="Times New Roman"/>
+          <w:sz w:val="28"/>
+          <w:szCs w:val="28"/>
         </w:rPr>
         <w:t>Role permissions mapping</w:t>
       </w:r>
@@ -13641,7 +13618,6 @@
           <w:rFonts w:ascii="Times New Roman" w:hAnsi="Times New Roman" w:cs="Times New Roman"/>
           <w:sz w:val="28"/>
           <w:szCs w:val="28"/>
-          <w:lang w:val="ru-RU"/>
         </w:rPr>
       </w:pPr>
       <w:r>
@@ -13657,7 +13633,6 @@
           <w:rFonts w:ascii="Times New Roman" w:hAnsi="Times New Roman" w:cs="Times New Roman"/>
           <w:sz w:val="28"/>
           <w:szCs w:val="28"/>
-          <w:lang w:val="ru-RU"/>
         </w:rPr>
         <w:t>canAccessAdmin: false,</w:t>
       </w:r>
@@ -13676,15 +13651,13 @@
           <w:rFonts w:ascii="Times New Roman" w:hAnsi="Times New Roman" w:cs="Times New Roman"/>
           <w:sz w:val="28"/>
           <w:szCs w:val="28"/>
-          <w:lang w:val="ru-RU"/>
-        </w:rPr>
-      </w:pPr>
-      <w:r>
-        <w:rPr>
-          <w:rFonts w:ascii="Times New Roman" w:hAnsi="Times New Roman" w:cs="Times New Roman"/>
-          <w:sz w:val="28"/>
-          <w:szCs w:val="28"/>
-          <w:lang w:val="ru-RU"/>
+        </w:rPr>
+      </w:pPr>
+      <w:r>
+        <w:rPr>
+          <w:rFonts w:ascii="Times New Roman" w:hAnsi="Times New Roman" w:cs="Times New Roman"/>
+          <w:sz w:val="28"/>
+          <w:szCs w:val="28"/>
         </w:rPr>
         <w:t xml:space="preserve">  },</w:t>
       </w:r>
@@ -13703,15 +13676,13 @@
           <w:rFonts w:ascii="Times New Roman" w:hAnsi="Times New Roman" w:cs="Times New Roman"/>
           <w:sz w:val="28"/>
           <w:szCs w:val="28"/>
-          <w:lang w:val="ru-RU"/>
-        </w:rPr>
-      </w:pPr>
-      <w:r>
-        <w:rPr>
-          <w:rFonts w:ascii="Times New Roman" w:hAnsi="Times New Roman" w:cs="Times New Roman"/>
-          <w:sz w:val="28"/>
-          <w:szCs w:val="28"/>
-          <w:lang w:val="ru-RU"/>
+        </w:rPr>
+      </w:pPr>
+      <w:r>
+        <w:rPr>
+          <w:rFonts w:ascii="Times New Roman" w:hAnsi="Times New Roman" w:cs="Times New Roman"/>
+          <w:sz w:val="28"/>
+          <w:szCs w:val="28"/>
         </w:rPr>
         <w:t xml:space="preserve">  admin: {</w:t>
       </w:r>
@@ -13737,7 +13708,6 @@
           <w:rFonts w:ascii="Times New Roman" w:hAnsi="Times New Roman" w:cs="Times New Roman"/>
           <w:sz w:val="28"/>
           <w:szCs w:val="28"/>
-          <w:lang w:val="ru-RU"/>
         </w:rPr>
         <w:t xml:space="preserve">    </w:t>
       </w:r>
@@ -13964,7 +13934,6 @@
           <w:rFonts w:ascii="Times New Roman" w:hAnsi="Times New Roman" w:cs="Times New Roman"/>
           <w:sz w:val="28"/>
           <w:szCs w:val="28"/>
-          <w:lang w:val="ru-RU"/>
         </w:rPr>
       </w:pPr>
       <w:r>
@@ -13980,7 +13949,6 @@
           <w:rFonts w:ascii="Times New Roman" w:hAnsi="Times New Roman" w:cs="Times New Roman"/>
           <w:sz w:val="28"/>
           <w:szCs w:val="28"/>
-          <w:lang w:val="ru-RU"/>
         </w:rPr>
         <w:t>},</w:t>
       </w:r>
@@ -13999,15 +13967,13 @@
           <w:rFonts w:ascii="Times New Roman" w:hAnsi="Times New Roman" w:cs="Times New Roman"/>
           <w:sz w:val="28"/>
           <w:szCs w:val="28"/>
-          <w:lang w:val="ru-RU"/>
-        </w:rPr>
-      </w:pPr>
-      <w:r>
-        <w:rPr>
-          <w:rFonts w:ascii="Times New Roman" w:hAnsi="Times New Roman" w:cs="Times New Roman"/>
-          <w:sz w:val="28"/>
-          <w:szCs w:val="28"/>
-          <w:lang w:val="ru-RU"/>
+        </w:rPr>
+      </w:pPr>
+      <w:r>
+        <w:rPr>
+          <w:rFonts w:ascii="Times New Roman" w:hAnsi="Times New Roman" w:cs="Times New Roman"/>
+          <w:sz w:val="28"/>
+          <w:szCs w:val="28"/>
         </w:rPr>
         <w:t>} as const;</w:t>
       </w:r>
@@ -14020,7 +13986,6 @@
           <w:rFonts w:ascii="Times New Roman" w:hAnsi="Times New Roman" w:cs="Times New Roman"/>
           <w:sz w:val="28"/>
           <w:szCs w:val="28"/>
-          <w:lang w:val="ru-RU"/>
         </w:rPr>
       </w:pPr>
     </w:p>
@@ -14033,17 +13998,24 @@
           <w:rFonts w:ascii="Times New Roman" w:hAnsi="Times New Roman" w:cs="Times New Roman"/>
           <w:sz w:val="28"/>
           <w:szCs w:val="28"/>
-          <w:lang w:val="ru-RU"/>
-        </w:rPr>
-      </w:pPr>
-      <w:r>
-        <w:rPr>
-          <w:rFonts w:ascii="Times New Roman" w:hAnsi="Times New Roman" w:cs="Times New Roman"/>
-          <w:sz w:val="28"/>
-          <w:szCs w:val="28"/>
-          <w:lang w:val="ru-RU"/>
-        </w:rPr>
-        <w:t>Таблица 2.10</w:t>
+        </w:rPr>
+      </w:pPr>
+      <w:r>
+        <w:rPr>
+          <w:rFonts w:ascii="Times New Roman" w:hAnsi="Times New Roman" w:cs="Times New Roman"/>
+          <w:sz w:val="28"/>
+          <w:szCs w:val="28"/>
+          <w:lang w:val="ru-RU"/>
+        </w:rPr>
+        <w:t>Таблица</w:t>
+      </w:r>
+      <w:r>
+        <w:rPr>
+          <w:rFonts w:ascii="Times New Roman" w:hAnsi="Times New Roman" w:cs="Times New Roman"/>
+          <w:sz w:val="28"/>
+          <w:szCs w:val="28"/>
+        </w:rPr>
+        <w:t xml:space="preserve"> 2.10</w:t>
       </w:r>
     </w:p>
     <w:p>
@@ -21930,7 +21902,6 @@
           <w:rFonts w:ascii="Times New Roman" w:hAnsi="Times New Roman" w:cs="Times New Roman"/>
           <w:sz w:val="28"/>
           <w:szCs w:val="28"/>
-          <w:lang w:val="ru-RU"/>
         </w:rPr>
       </w:pPr>
     </w:p>
@@ -21943,17 +21914,24 @@
           <w:rFonts w:ascii="Times New Roman" w:hAnsi="Times New Roman" w:cs="Times New Roman"/>
           <w:sz w:val="28"/>
           <w:szCs w:val="28"/>
-          <w:lang w:val="ru-RU"/>
-        </w:rPr>
-      </w:pPr>
-      <w:r>
-        <w:rPr>
-          <w:rFonts w:ascii="Times New Roman" w:hAnsi="Times New Roman" w:cs="Times New Roman"/>
-          <w:sz w:val="28"/>
-          <w:szCs w:val="28"/>
-          <w:lang w:val="ru-RU"/>
-        </w:rPr>
-        <w:t>Таблица 2.11</w:t>
+        </w:rPr>
+      </w:pPr>
+      <w:r>
+        <w:rPr>
+          <w:rFonts w:ascii="Times New Roman" w:hAnsi="Times New Roman" w:cs="Times New Roman"/>
+          <w:sz w:val="28"/>
+          <w:szCs w:val="28"/>
+          <w:lang w:val="ru-RU"/>
+        </w:rPr>
+        <w:t>Таблица</w:t>
+      </w:r>
+      <w:r>
+        <w:rPr>
+          <w:rFonts w:ascii="Times New Roman" w:hAnsi="Times New Roman" w:cs="Times New Roman"/>
+          <w:sz w:val="28"/>
+          <w:szCs w:val="28"/>
+        </w:rPr>
+        <w:t xml:space="preserve"> 2.11</w:t>
       </w:r>
     </w:p>
     <w:p>
@@ -26386,7 +26364,6 @@
           <w:rFonts w:ascii="Times New Roman" w:hAnsi="Times New Roman" w:cs="Times New Roman"/>
           <w:sz w:val="28"/>
           <w:szCs w:val="28"/>
-          <w:lang w:val="ru-RU"/>
         </w:rPr>
       </w:pPr>
     </w:p>
@@ -26399,17 +26376,24 @@
           <w:rFonts w:ascii="Times New Roman" w:hAnsi="Times New Roman" w:cs="Times New Roman"/>
           <w:sz w:val="28"/>
           <w:szCs w:val="28"/>
-          <w:lang w:val="ru-RU"/>
-        </w:rPr>
-      </w:pPr>
-      <w:r>
-        <w:rPr>
-          <w:rFonts w:ascii="Times New Roman" w:hAnsi="Times New Roman" w:cs="Times New Roman"/>
-          <w:sz w:val="28"/>
-          <w:szCs w:val="28"/>
-          <w:lang w:val="ru-RU"/>
-        </w:rPr>
-        <w:t>Таблица 2.12</w:t>
+        </w:rPr>
+      </w:pPr>
+      <w:r>
+        <w:rPr>
+          <w:rFonts w:ascii="Times New Roman" w:hAnsi="Times New Roman" w:cs="Times New Roman"/>
+          <w:sz w:val="28"/>
+          <w:szCs w:val="28"/>
+          <w:lang w:val="ru-RU"/>
+        </w:rPr>
+        <w:t>Таблица</w:t>
+      </w:r>
+      <w:r>
+        <w:rPr>
+          <w:rFonts w:ascii="Times New Roman" w:hAnsi="Times New Roman" w:cs="Times New Roman"/>
+          <w:sz w:val="28"/>
+          <w:szCs w:val="28"/>
+        </w:rPr>
+        <w:t xml:space="preserve"> 2.12</w:t>
       </w:r>
     </w:p>
     <w:p>
@@ -27816,13 +27800,15 @@
           <w:rFonts w:ascii="Times New Roman" w:hAnsi="Times New Roman" w:cs="Times New Roman"/>
           <w:sz w:val="28"/>
           <w:szCs w:val="28"/>
-        </w:rPr>
-      </w:pPr>
-      <w:r>
-        <w:rPr>
-          <w:rFonts w:ascii="Times New Roman" w:hAnsi="Times New Roman" w:cs="Times New Roman"/>
-          <w:sz w:val="28"/>
-          <w:szCs w:val="28"/>
+          <w:lang w:val="ru-RU"/>
+        </w:rPr>
+      </w:pPr>
+      <w:r>
+        <w:rPr>
+          <w:rFonts w:ascii="Times New Roman" w:hAnsi="Times New Roman" w:cs="Times New Roman"/>
+          <w:sz w:val="28"/>
+          <w:szCs w:val="28"/>
+          <w:lang w:val="ru-RU"/>
         </w:rPr>
         <w:t>}</w:t>
       </w:r>
@@ -28084,14 +28070,9 @@
       <w:pPr>
         <w:numPr>
           <w:ilvl w:val="0"/>
-          <w:numId w:val="23"/>
+          <w:numId w:val="46"/>
         </w:numPr>
-        <w:tabs>
-          <w:tab w:val="clear" w:pos="720"/>
-          <w:tab w:val="num" w:pos="142"/>
-        </w:tabs>
-        <w:spacing w:after="0" w:line="360" w:lineRule="auto"/>
-        <w:ind w:left="0" w:firstLine="0"/>
+        <w:spacing w:after="0" w:line="360" w:lineRule="auto"/>
         <w:jc w:val="both"/>
         <w:rPr>
           <w:rFonts w:ascii="Times New Roman" w:hAnsi="Times New Roman" w:cs="Times New Roman"/>
@@ -28114,14 +28095,9 @@
       <w:pPr>
         <w:numPr>
           <w:ilvl w:val="0"/>
-          <w:numId w:val="23"/>
+          <w:numId w:val="46"/>
         </w:numPr>
-        <w:tabs>
-          <w:tab w:val="clear" w:pos="720"/>
-          <w:tab w:val="num" w:pos="142"/>
-        </w:tabs>
-        <w:spacing w:after="0" w:line="360" w:lineRule="auto"/>
-        <w:ind w:left="0" w:firstLine="0"/>
+        <w:spacing w:after="0" w:line="360" w:lineRule="auto"/>
         <w:jc w:val="both"/>
         <w:rPr>
           <w:rFonts w:ascii="Times New Roman" w:hAnsi="Times New Roman" w:cs="Times New Roman"/>
@@ -28144,14 +28120,9 @@
       <w:pPr>
         <w:numPr>
           <w:ilvl w:val="0"/>
-          <w:numId w:val="23"/>
+          <w:numId w:val="46"/>
         </w:numPr>
-        <w:tabs>
-          <w:tab w:val="clear" w:pos="720"/>
-          <w:tab w:val="num" w:pos="142"/>
-        </w:tabs>
-        <w:spacing w:after="0" w:line="360" w:lineRule="auto"/>
-        <w:ind w:left="0" w:firstLine="0"/>
+        <w:spacing w:after="0" w:line="360" w:lineRule="auto"/>
         <w:jc w:val="both"/>
         <w:rPr>
           <w:rFonts w:ascii="Times New Roman" w:hAnsi="Times New Roman" w:cs="Times New Roman"/>
@@ -29001,7 +28972,7 @@
     </w:p>
     <w:p>
       <w:pPr>
-        <w:spacing w:after="0"/>
+        <w:spacing w:after="0" w:line="360" w:lineRule="auto"/>
         <w:rPr>
           <w:rFonts w:ascii="Times New Roman" w:hAnsi="Times New Roman" w:cs="Times New Roman"/>
           <w:sz w:val="28"/>
@@ -29240,7 +29211,7 @@
       <w:pPr>
         <w:numPr>
           <w:ilvl w:val="0"/>
-          <w:numId w:val="24"/>
+          <w:numId w:val="45"/>
         </w:numPr>
         <w:spacing w:after="0" w:line="360" w:lineRule="auto"/>
         <w:jc w:val="both"/>
@@ -29265,7 +29236,7 @@
       <w:pPr>
         <w:numPr>
           <w:ilvl w:val="0"/>
-          <w:numId w:val="24"/>
+          <w:numId w:val="45"/>
         </w:numPr>
         <w:spacing w:after="0" w:line="360" w:lineRule="auto"/>
         <w:jc w:val="both"/>
@@ -29290,7 +29261,7 @@
       <w:pPr>
         <w:numPr>
           <w:ilvl w:val="0"/>
-          <w:numId w:val="24"/>
+          <w:numId w:val="45"/>
         </w:numPr>
         <w:spacing w:after="0" w:line="360" w:lineRule="auto"/>
         <w:jc w:val="both"/>
@@ -29315,7 +29286,7 @@
       <w:pPr>
         <w:numPr>
           <w:ilvl w:val="0"/>
-          <w:numId w:val="24"/>
+          <w:numId w:val="45"/>
         </w:numPr>
         <w:spacing w:after="0" w:line="360" w:lineRule="auto"/>
         <w:jc w:val="both"/>
@@ -30543,7 +30514,7 @@
     </w:p>
     <w:p>
       <w:pPr>
-        <w:spacing w:after="0"/>
+        <w:spacing w:after="0" w:line="360" w:lineRule="auto"/>
         <w:rPr>
           <w:rFonts w:ascii="Times New Roman" w:hAnsi="Times New Roman" w:cs="Times New Roman"/>
           <w:sz w:val="28"/>
@@ -30982,7 +30953,7 @@
     </w:p>
     <w:p>
       <w:pPr>
-        <w:spacing w:after="0"/>
+        <w:spacing w:after="0" w:line="360" w:lineRule="auto"/>
         <w:rPr>
           <w:rFonts w:ascii="Times New Roman" w:hAnsi="Times New Roman" w:cs="Times New Roman"/>
           <w:sz w:val="28"/>
@@ -30992,20 +30963,21 @@
       </w:pPr>
       <w:bookmarkStart w:id="15" w:name="_Toc226849760"/>
     </w:p>
-    <w:p>
-      <w:pPr>
-        <w:spacing w:after="0" w:line="360" w:lineRule="auto"/>
-        <w:jc w:val="both"/>
-        <w:rPr>
-          <w:rFonts w:ascii="Times New Roman" w:eastAsia="Arial" w:hAnsi="Times New Roman" w:cs="Times New Roman"/>
-          <w:sz w:val="28"/>
-          <w:szCs w:val="28"/>
-          <w:lang w:val="ru-RU"/>
-        </w:rPr>
-      </w:pPr>
-      <w:r>
-        <w:rPr>
-          <w:rFonts w:ascii="Times New Roman" w:eastAsia="Arial" w:hAnsi="Times New Roman" w:cs="Times New Roman"/>
+    <w:bookmarkEnd w:id="15"/>
+    <w:p>
+      <w:pPr>
+        <w:spacing w:after="0" w:line="360" w:lineRule="auto"/>
+        <w:jc w:val="both"/>
+        <w:rPr>
+          <w:rFonts w:ascii="Times New Roman" w:hAnsi="Times New Roman" w:cs="Times New Roman"/>
+          <w:sz w:val="28"/>
+          <w:szCs w:val="28"/>
+          <w:lang w:val="ru-RU"/>
+        </w:rPr>
+      </w:pPr>
+      <w:r>
+        <w:rPr>
+          <w:rFonts w:ascii="Times New Roman" w:hAnsi="Times New Roman" w:cs="Times New Roman"/>
           <w:sz w:val="28"/>
           <w:szCs w:val="28"/>
           <w:lang w:val="ru-RU"/>
@@ -31015,95 +30987,95 @@
       <w:hyperlink r:id="rId15" w:tooltip="https://docs.cntd.ru/document/1200181534" w:history="1">
         <w:r>
           <w:rPr>
-            <w:rFonts w:ascii="Times New Roman" w:eastAsia="Arial" w:hAnsi="Times New Roman" w:cs="Times New Roman"/>
+            <w:rStyle w:val="aff8"/>
+            <w:rFonts w:ascii="Times New Roman" w:hAnsi="Times New Roman" w:cs="Times New Roman"/>
             <w:sz w:val="28"/>
             <w:szCs w:val="28"/>
-            <w:u w:val="single"/>
           </w:rPr>
           <w:t>https</w:t>
         </w:r>
         <w:r>
           <w:rPr>
-            <w:rFonts w:ascii="Times New Roman" w:eastAsia="Arial" w:hAnsi="Times New Roman" w:cs="Times New Roman"/>
+            <w:rStyle w:val="aff8"/>
+            <w:rFonts w:ascii="Times New Roman" w:hAnsi="Times New Roman" w:cs="Times New Roman"/>
             <w:sz w:val="28"/>
             <w:szCs w:val="28"/>
-            <w:u w:val="single"/>
             <w:lang w:val="ru-RU"/>
           </w:rPr>
           <w:t>://</w:t>
         </w:r>
         <w:r>
           <w:rPr>
-            <w:rFonts w:ascii="Times New Roman" w:eastAsia="Arial" w:hAnsi="Times New Roman" w:cs="Times New Roman"/>
+            <w:rStyle w:val="aff8"/>
+            <w:rFonts w:ascii="Times New Roman" w:hAnsi="Times New Roman" w:cs="Times New Roman"/>
             <w:sz w:val="28"/>
             <w:szCs w:val="28"/>
-            <w:u w:val="single"/>
           </w:rPr>
           <w:t>docs</w:t>
         </w:r>
         <w:r>
           <w:rPr>
-            <w:rFonts w:ascii="Times New Roman" w:eastAsia="Arial" w:hAnsi="Times New Roman" w:cs="Times New Roman"/>
+            <w:rStyle w:val="aff8"/>
+            <w:rFonts w:ascii="Times New Roman" w:hAnsi="Times New Roman" w:cs="Times New Roman"/>
             <w:sz w:val="28"/>
             <w:szCs w:val="28"/>
-            <w:u w:val="single"/>
             <w:lang w:val="ru-RU"/>
           </w:rPr>
           <w:t>.</w:t>
         </w:r>
         <w:r>
           <w:rPr>
-            <w:rFonts w:ascii="Times New Roman" w:eastAsia="Arial" w:hAnsi="Times New Roman" w:cs="Times New Roman"/>
+            <w:rStyle w:val="aff8"/>
+            <w:rFonts w:ascii="Times New Roman" w:hAnsi="Times New Roman" w:cs="Times New Roman"/>
             <w:sz w:val="28"/>
             <w:szCs w:val="28"/>
-            <w:u w:val="single"/>
           </w:rPr>
           <w:t>cntd</w:t>
         </w:r>
         <w:r>
           <w:rPr>
-            <w:rFonts w:ascii="Times New Roman" w:eastAsia="Arial" w:hAnsi="Times New Roman" w:cs="Times New Roman"/>
+            <w:rStyle w:val="aff8"/>
+            <w:rFonts w:ascii="Times New Roman" w:hAnsi="Times New Roman" w:cs="Times New Roman"/>
             <w:sz w:val="28"/>
             <w:szCs w:val="28"/>
-            <w:u w:val="single"/>
             <w:lang w:val="ru-RU"/>
           </w:rPr>
           <w:t>.</w:t>
         </w:r>
         <w:r>
           <w:rPr>
-            <w:rFonts w:ascii="Times New Roman" w:eastAsia="Arial" w:hAnsi="Times New Roman" w:cs="Times New Roman"/>
+            <w:rStyle w:val="aff8"/>
+            <w:rFonts w:ascii="Times New Roman" w:hAnsi="Times New Roman" w:cs="Times New Roman"/>
             <w:sz w:val="28"/>
             <w:szCs w:val="28"/>
-            <w:u w:val="single"/>
           </w:rPr>
           <w:t>ru</w:t>
         </w:r>
         <w:r>
           <w:rPr>
-            <w:rFonts w:ascii="Times New Roman" w:eastAsia="Arial" w:hAnsi="Times New Roman" w:cs="Times New Roman"/>
+            <w:rStyle w:val="aff8"/>
+            <w:rFonts w:ascii="Times New Roman" w:hAnsi="Times New Roman" w:cs="Times New Roman"/>
             <w:sz w:val="28"/>
             <w:szCs w:val="28"/>
-            <w:u w:val="single"/>
             <w:lang w:val="ru-RU"/>
           </w:rPr>
           <w:t>/</w:t>
         </w:r>
         <w:r>
           <w:rPr>
-            <w:rFonts w:ascii="Times New Roman" w:eastAsia="Arial" w:hAnsi="Times New Roman" w:cs="Times New Roman"/>
+            <w:rStyle w:val="aff8"/>
+            <w:rFonts w:ascii="Times New Roman" w:hAnsi="Times New Roman" w:cs="Times New Roman"/>
             <w:sz w:val="28"/>
             <w:szCs w:val="28"/>
-            <w:u w:val="single"/>
           </w:rPr>
           <w:t>document</w:t>
         </w:r>
         <w:r>
           <w:rPr>
-            <w:rFonts w:ascii="Times New Roman" w:eastAsia="Arial" w:hAnsi="Times New Roman" w:cs="Times New Roman"/>
+            <w:rStyle w:val="aff8"/>
+            <w:rFonts w:ascii="Times New Roman" w:hAnsi="Times New Roman" w:cs="Times New Roman"/>
             <w:sz w:val="28"/>
             <w:szCs w:val="28"/>
-            <w:u w:val="single"/>
             <w:lang w:val="ru-RU"/>
           </w:rPr>
           <w:t>/1200181534</w:t>
@@ -31111,7 +31083,7 @@
       </w:hyperlink>
       <w:r>
         <w:rPr>
-          <w:rFonts w:ascii="Times New Roman" w:eastAsia="Arial" w:hAnsi="Times New Roman" w:cs="Times New Roman"/>
+          <w:rFonts w:ascii="Times New Roman" w:hAnsi="Times New Roman" w:cs="Times New Roman"/>
           <w:sz w:val="28"/>
           <w:szCs w:val="28"/>
           <w:lang w:val="ru-RU"/>
@@ -31124,15 +31096,15 @@
         <w:spacing w:after="0" w:line="360" w:lineRule="auto"/>
         <w:jc w:val="both"/>
         <w:rPr>
-          <w:rFonts w:ascii="Times New Roman" w:eastAsia="Arial" w:hAnsi="Times New Roman" w:cs="Times New Roman"/>
-          <w:sz w:val="28"/>
-          <w:szCs w:val="28"/>
-          <w:lang w:val="ru-RU"/>
-        </w:rPr>
-      </w:pPr>
-      <w:r>
-        <w:rPr>
-          <w:rFonts w:ascii="Times New Roman" w:eastAsia="Arial" w:hAnsi="Times New Roman" w:cs="Times New Roman"/>
+          <w:rFonts w:ascii="Times New Roman" w:hAnsi="Times New Roman" w:cs="Times New Roman"/>
+          <w:sz w:val="28"/>
+          <w:szCs w:val="28"/>
+          <w:lang w:val="ru-RU"/>
+        </w:rPr>
+      </w:pPr>
+      <w:r>
+        <w:rPr>
+          <w:rFonts w:ascii="Times New Roman" w:hAnsi="Times New Roman" w:cs="Times New Roman"/>
           <w:sz w:val="28"/>
           <w:szCs w:val="28"/>
           <w:lang w:val="ru-RU"/>
@@ -31141,7 +31113,7 @@
       </w:r>
       <w:r>
         <w:rPr>
-          <w:rFonts w:ascii="Times New Roman" w:eastAsia="Arial" w:hAnsi="Times New Roman" w:cs="Times New Roman"/>
+          <w:rFonts w:ascii="Times New Roman" w:hAnsi="Times New Roman" w:cs="Times New Roman"/>
           <w:sz w:val="28"/>
           <w:szCs w:val="28"/>
         </w:rPr>
@@ -31149,7 +31121,7 @@
       </w:r>
       <w:r>
         <w:rPr>
-          <w:rFonts w:ascii="Times New Roman" w:eastAsia="Arial" w:hAnsi="Times New Roman" w:cs="Times New Roman"/>
+          <w:rFonts w:ascii="Times New Roman" w:hAnsi="Times New Roman" w:cs="Times New Roman"/>
           <w:sz w:val="28"/>
           <w:szCs w:val="28"/>
           <w:lang w:val="ru-RU"/>
@@ -31162,15 +31134,15 @@
         <w:spacing w:after="0" w:line="360" w:lineRule="auto"/>
         <w:jc w:val="both"/>
         <w:rPr>
-          <w:rFonts w:ascii="Times New Roman" w:eastAsia="Arial" w:hAnsi="Times New Roman" w:cs="Times New Roman"/>
-          <w:sz w:val="28"/>
-          <w:szCs w:val="28"/>
-          <w:lang w:val="ru-RU"/>
-        </w:rPr>
-      </w:pPr>
-      <w:r>
-        <w:rPr>
-          <w:rFonts w:ascii="Times New Roman" w:eastAsia="Arial" w:hAnsi="Times New Roman" w:cs="Times New Roman"/>
+          <w:rFonts w:ascii="Times New Roman" w:hAnsi="Times New Roman" w:cs="Times New Roman"/>
+          <w:sz w:val="28"/>
+          <w:szCs w:val="28"/>
+          <w:lang w:val="ru-RU"/>
+        </w:rPr>
+      </w:pPr>
+      <w:r>
+        <w:rPr>
+          <w:rFonts w:ascii="Times New Roman" w:hAnsi="Times New Roman" w:cs="Times New Roman"/>
           <w:sz w:val="28"/>
           <w:szCs w:val="28"/>
           <w:lang w:val="ru-RU"/>
@@ -31179,7 +31151,7 @@
       </w:r>
       <w:r>
         <w:rPr>
-          <w:rFonts w:ascii="Times New Roman" w:eastAsia="Arial" w:hAnsi="Times New Roman" w:cs="Times New Roman"/>
+          <w:rFonts w:ascii="Times New Roman" w:hAnsi="Times New Roman" w:cs="Times New Roman"/>
           <w:sz w:val="28"/>
           <w:szCs w:val="28"/>
         </w:rPr>
@@ -31187,7 +31159,7 @@
       </w:r>
       <w:r>
         <w:rPr>
-          <w:rFonts w:ascii="Times New Roman" w:eastAsia="Arial" w:hAnsi="Times New Roman" w:cs="Times New Roman"/>
+          <w:rFonts w:ascii="Times New Roman" w:hAnsi="Times New Roman" w:cs="Times New Roman"/>
           <w:sz w:val="28"/>
           <w:szCs w:val="28"/>
           <w:lang w:val="ru-RU"/>
@@ -31196,7 +31168,7 @@
       </w:r>
       <w:r>
         <w:rPr>
-          <w:rFonts w:ascii="Times New Roman" w:eastAsia="Arial" w:hAnsi="Times New Roman" w:cs="Times New Roman"/>
+          <w:rFonts w:ascii="Times New Roman" w:hAnsi="Times New Roman" w:cs="Times New Roman"/>
           <w:sz w:val="28"/>
           <w:szCs w:val="28"/>
         </w:rPr>
@@ -31204,7 +31176,7 @@
       </w:r>
       <w:r>
         <w:rPr>
-          <w:rFonts w:ascii="Times New Roman" w:eastAsia="Arial" w:hAnsi="Times New Roman" w:cs="Times New Roman"/>
+          <w:rFonts w:ascii="Times New Roman" w:hAnsi="Times New Roman" w:cs="Times New Roman"/>
           <w:sz w:val="28"/>
           <w:szCs w:val="28"/>
           <w:lang w:val="ru-RU"/>
@@ -31214,57 +31186,57 @@
       <w:hyperlink r:id="rId16" w:tooltip="https://react.dev/" w:history="1">
         <w:r>
           <w:rPr>
-            <w:rFonts w:ascii="Times New Roman" w:eastAsia="Arial" w:hAnsi="Times New Roman" w:cs="Times New Roman"/>
+            <w:rStyle w:val="aff8"/>
+            <w:rFonts w:ascii="Times New Roman" w:hAnsi="Times New Roman" w:cs="Times New Roman"/>
             <w:sz w:val="28"/>
             <w:szCs w:val="28"/>
-            <w:u w:val="single"/>
           </w:rPr>
           <w:t>https</w:t>
         </w:r>
         <w:r>
           <w:rPr>
-            <w:rFonts w:ascii="Times New Roman" w:eastAsia="Arial" w:hAnsi="Times New Roman" w:cs="Times New Roman"/>
+            <w:rStyle w:val="aff8"/>
+            <w:rFonts w:ascii="Times New Roman" w:hAnsi="Times New Roman" w:cs="Times New Roman"/>
             <w:sz w:val="28"/>
             <w:szCs w:val="28"/>
-            <w:u w:val="single"/>
             <w:lang w:val="ru-RU"/>
           </w:rPr>
           <w:t>://</w:t>
         </w:r>
         <w:r>
           <w:rPr>
-            <w:rFonts w:ascii="Times New Roman" w:eastAsia="Arial" w:hAnsi="Times New Roman" w:cs="Times New Roman"/>
+            <w:rStyle w:val="aff8"/>
+            <w:rFonts w:ascii="Times New Roman" w:hAnsi="Times New Roman" w:cs="Times New Roman"/>
             <w:sz w:val="28"/>
             <w:szCs w:val="28"/>
-            <w:u w:val="single"/>
           </w:rPr>
           <w:t>react</w:t>
         </w:r>
         <w:r>
           <w:rPr>
-            <w:rFonts w:ascii="Times New Roman" w:eastAsia="Arial" w:hAnsi="Times New Roman" w:cs="Times New Roman"/>
+            <w:rStyle w:val="aff8"/>
+            <w:rFonts w:ascii="Times New Roman" w:hAnsi="Times New Roman" w:cs="Times New Roman"/>
             <w:sz w:val="28"/>
             <w:szCs w:val="28"/>
-            <w:u w:val="single"/>
             <w:lang w:val="ru-RU"/>
           </w:rPr>
           <w:t>.</w:t>
         </w:r>
         <w:r>
           <w:rPr>
-            <w:rFonts w:ascii="Times New Roman" w:eastAsia="Arial" w:hAnsi="Times New Roman" w:cs="Times New Roman"/>
+            <w:rStyle w:val="aff8"/>
+            <w:rFonts w:ascii="Times New Roman" w:hAnsi="Times New Roman" w:cs="Times New Roman"/>
             <w:sz w:val="28"/>
             <w:szCs w:val="28"/>
-            <w:u w:val="single"/>
           </w:rPr>
           <w:t>dev</w:t>
         </w:r>
         <w:r>
           <w:rPr>
-            <w:rFonts w:ascii="Times New Roman" w:eastAsia="Arial" w:hAnsi="Times New Roman" w:cs="Times New Roman"/>
+            <w:rStyle w:val="aff8"/>
+            <w:rFonts w:ascii="Times New Roman" w:hAnsi="Times New Roman" w:cs="Times New Roman"/>
             <w:sz w:val="28"/>
             <w:szCs w:val="28"/>
-            <w:u w:val="single"/>
             <w:lang w:val="ru-RU"/>
           </w:rPr>
           <w:t>/</w:t>
@@ -31272,7 +31244,7 @@
       </w:hyperlink>
       <w:r>
         <w:rPr>
-          <w:rFonts w:ascii="Times New Roman" w:eastAsia="Arial" w:hAnsi="Times New Roman" w:cs="Times New Roman"/>
+          <w:rFonts w:ascii="Times New Roman" w:hAnsi="Times New Roman" w:cs="Times New Roman"/>
           <w:sz w:val="28"/>
           <w:szCs w:val="28"/>
           <w:lang w:val="ru-RU"/>
@@ -31285,15 +31257,15 @@
         <w:spacing w:after="0" w:line="360" w:lineRule="auto"/>
         <w:jc w:val="both"/>
         <w:rPr>
-          <w:rFonts w:ascii="Times New Roman" w:eastAsia="Arial" w:hAnsi="Times New Roman" w:cs="Times New Roman"/>
-          <w:sz w:val="28"/>
-          <w:szCs w:val="28"/>
-          <w:lang w:val="ru-RU"/>
-        </w:rPr>
-      </w:pPr>
-      <w:r>
-        <w:rPr>
-          <w:rFonts w:ascii="Times New Roman" w:eastAsia="Arial" w:hAnsi="Times New Roman" w:cs="Times New Roman"/>
+          <w:rFonts w:ascii="Times New Roman" w:hAnsi="Times New Roman" w:cs="Times New Roman"/>
+          <w:sz w:val="28"/>
+          <w:szCs w:val="28"/>
+          <w:lang w:val="ru-RU"/>
+        </w:rPr>
+      </w:pPr>
+      <w:r>
+        <w:rPr>
+          <w:rFonts w:ascii="Times New Roman" w:hAnsi="Times New Roman" w:cs="Times New Roman"/>
           <w:sz w:val="28"/>
           <w:szCs w:val="28"/>
         </w:rPr>
@@ -31301,7 +31273,7 @@
       </w:r>
       <w:r>
         <w:rPr>
-          <w:rFonts w:ascii="Times New Roman" w:eastAsia="Arial" w:hAnsi="Times New Roman" w:cs="Times New Roman"/>
+          <w:rFonts w:ascii="Times New Roman" w:hAnsi="Times New Roman" w:cs="Times New Roman"/>
           <w:sz w:val="28"/>
           <w:szCs w:val="28"/>
           <w:lang w:val="ru-RU"/>
@@ -31311,131 +31283,131 @@
       <w:hyperlink r:id="rId17" w:tooltip="https://firebase.google.com/docs/database/security" w:history="1">
         <w:r>
           <w:rPr>
-            <w:rFonts w:ascii="Times New Roman" w:eastAsia="Arial" w:hAnsi="Times New Roman" w:cs="Times New Roman"/>
+            <w:rStyle w:val="aff8"/>
+            <w:rFonts w:ascii="Times New Roman" w:hAnsi="Times New Roman" w:cs="Times New Roman"/>
             <w:sz w:val="28"/>
             <w:szCs w:val="28"/>
-            <w:u w:val="single"/>
           </w:rPr>
           <w:t>https</w:t>
         </w:r>
         <w:r>
           <w:rPr>
-            <w:rFonts w:ascii="Times New Roman" w:eastAsia="Arial" w:hAnsi="Times New Roman" w:cs="Times New Roman"/>
+            <w:rStyle w:val="aff8"/>
+            <w:rFonts w:ascii="Times New Roman" w:hAnsi="Times New Roman" w:cs="Times New Roman"/>
             <w:sz w:val="28"/>
             <w:szCs w:val="28"/>
-            <w:u w:val="single"/>
             <w:lang w:val="ru-RU"/>
           </w:rPr>
           <w:t>://</w:t>
         </w:r>
         <w:r>
           <w:rPr>
-            <w:rFonts w:ascii="Times New Roman" w:eastAsia="Arial" w:hAnsi="Times New Roman" w:cs="Times New Roman"/>
+            <w:rStyle w:val="aff8"/>
+            <w:rFonts w:ascii="Times New Roman" w:hAnsi="Times New Roman" w:cs="Times New Roman"/>
             <w:sz w:val="28"/>
             <w:szCs w:val="28"/>
-            <w:u w:val="single"/>
           </w:rPr>
           <w:t>firebase</w:t>
         </w:r>
         <w:r>
           <w:rPr>
-            <w:rFonts w:ascii="Times New Roman" w:eastAsia="Arial" w:hAnsi="Times New Roman" w:cs="Times New Roman"/>
+            <w:rStyle w:val="aff8"/>
+            <w:rFonts w:ascii="Times New Roman" w:hAnsi="Times New Roman" w:cs="Times New Roman"/>
             <w:sz w:val="28"/>
             <w:szCs w:val="28"/>
-            <w:u w:val="single"/>
             <w:lang w:val="ru-RU"/>
           </w:rPr>
           <w:t>.</w:t>
         </w:r>
         <w:r>
           <w:rPr>
-            <w:rFonts w:ascii="Times New Roman" w:eastAsia="Arial" w:hAnsi="Times New Roman" w:cs="Times New Roman"/>
+            <w:rStyle w:val="aff8"/>
+            <w:rFonts w:ascii="Times New Roman" w:hAnsi="Times New Roman" w:cs="Times New Roman"/>
             <w:sz w:val="28"/>
             <w:szCs w:val="28"/>
-            <w:u w:val="single"/>
           </w:rPr>
           <w:t>google</w:t>
         </w:r>
         <w:r>
           <w:rPr>
-            <w:rFonts w:ascii="Times New Roman" w:eastAsia="Arial" w:hAnsi="Times New Roman" w:cs="Times New Roman"/>
+            <w:rStyle w:val="aff8"/>
+            <w:rFonts w:ascii="Times New Roman" w:hAnsi="Times New Roman" w:cs="Times New Roman"/>
             <w:sz w:val="28"/>
             <w:szCs w:val="28"/>
-            <w:u w:val="single"/>
             <w:lang w:val="ru-RU"/>
           </w:rPr>
           <w:t>.</w:t>
         </w:r>
         <w:r>
           <w:rPr>
-            <w:rFonts w:ascii="Times New Roman" w:eastAsia="Arial" w:hAnsi="Times New Roman" w:cs="Times New Roman"/>
+            <w:rStyle w:val="aff8"/>
+            <w:rFonts w:ascii="Times New Roman" w:hAnsi="Times New Roman" w:cs="Times New Roman"/>
             <w:sz w:val="28"/>
             <w:szCs w:val="28"/>
-            <w:u w:val="single"/>
           </w:rPr>
           <w:t>com</w:t>
         </w:r>
         <w:r>
           <w:rPr>
-            <w:rFonts w:ascii="Times New Roman" w:eastAsia="Arial" w:hAnsi="Times New Roman" w:cs="Times New Roman"/>
+            <w:rStyle w:val="aff8"/>
+            <w:rFonts w:ascii="Times New Roman" w:hAnsi="Times New Roman" w:cs="Times New Roman"/>
             <w:sz w:val="28"/>
             <w:szCs w:val="28"/>
-            <w:u w:val="single"/>
             <w:lang w:val="ru-RU"/>
           </w:rPr>
           <w:t>/</w:t>
         </w:r>
         <w:r>
           <w:rPr>
-            <w:rFonts w:ascii="Times New Roman" w:eastAsia="Arial" w:hAnsi="Times New Roman" w:cs="Times New Roman"/>
+            <w:rStyle w:val="aff8"/>
+            <w:rFonts w:ascii="Times New Roman" w:hAnsi="Times New Roman" w:cs="Times New Roman"/>
             <w:sz w:val="28"/>
             <w:szCs w:val="28"/>
-            <w:u w:val="single"/>
           </w:rPr>
           <w:t>docs</w:t>
         </w:r>
         <w:r>
           <w:rPr>
-            <w:rFonts w:ascii="Times New Roman" w:eastAsia="Arial" w:hAnsi="Times New Roman" w:cs="Times New Roman"/>
+            <w:rStyle w:val="aff8"/>
+            <w:rFonts w:ascii="Times New Roman" w:hAnsi="Times New Roman" w:cs="Times New Roman"/>
             <w:sz w:val="28"/>
             <w:szCs w:val="28"/>
-            <w:u w:val="single"/>
             <w:lang w:val="ru-RU"/>
           </w:rPr>
           <w:t>/</w:t>
         </w:r>
         <w:r>
           <w:rPr>
-            <w:rFonts w:ascii="Times New Roman" w:eastAsia="Arial" w:hAnsi="Times New Roman" w:cs="Times New Roman"/>
+            <w:rStyle w:val="aff8"/>
+            <w:rFonts w:ascii="Times New Roman" w:hAnsi="Times New Roman" w:cs="Times New Roman"/>
             <w:sz w:val="28"/>
             <w:szCs w:val="28"/>
-            <w:u w:val="single"/>
           </w:rPr>
           <w:t>database</w:t>
         </w:r>
         <w:r>
           <w:rPr>
-            <w:rFonts w:ascii="Times New Roman" w:eastAsia="Arial" w:hAnsi="Times New Roman" w:cs="Times New Roman"/>
+            <w:rStyle w:val="aff8"/>
+            <w:rFonts w:ascii="Times New Roman" w:hAnsi="Times New Roman" w:cs="Times New Roman"/>
             <w:sz w:val="28"/>
             <w:szCs w:val="28"/>
-            <w:u w:val="single"/>
             <w:lang w:val="ru-RU"/>
           </w:rPr>
           <w:t>/</w:t>
         </w:r>
         <w:r>
           <w:rPr>
-            <w:rFonts w:ascii="Times New Roman" w:eastAsia="Arial" w:hAnsi="Times New Roman" w:cs="Times New Roman"/>
+            <w:rStyle w:val="aff8"/>
+            <w:rFonts w:ascii="Times New Roman" w:hAnsi="Times New Roman" w:cs="Times New Roman"/>
             <w:sz w:val="28"/>
             <w:szCs w:val="28"/>
-            <w:u w:val="single"/>
           </w:rPr>
           <w:t>security</w:t>
         </w:r>
       </w:hyperlink>
       <w:r>
         <w:rPr>
-          <w:rFonts w:ascii="Times New Roman" w:eastAsia="Arial" w:hAnsi="Times New Roman" w:cs="Times New Roman"/>
+          <w:rFonts w:ascii="Times New Roman" w:hAnsi="Times New Roman" w:cs="Times New Roman"/>
           <w:sz w:val="28"/>
           <w:szCs w:val="28"/>
           <w:lang w:val="ru-RU"/>
@@ -31448,32 +31420,70 @@
         <w:spacing w:after="0" w:line="360" w:lineRule="auto"/>
         <w:jc w:val="both"/>
         <w:rPr>
-          <w:rFonts w:ascii="Times New Roman" w:eastAsia="Arial" w:hAnsi="Times New Roman" w:cs="Times New Roman"/>
-          <w:sz w:val="28"/>
-          <w:szCs w:val="28"/>
-          <w:lang w:val="ru-RU"/>
-        </w:rPr>
-      </w:pPr>
-      <w:r>
-        <w:rPr>
-          <w:rFonts w:ascii="Times New Roman" w:eastAsia="Arial" w:hAnsi="Times New Roman" w:cs="Times New Roman"/>
-          <w:sz w:val="28"/>
-          <w:szCs w:val="28"/>
-          <w:lang w:val="ru-RU"/>
-        </w:rPr>
-        <w:t xml:space="preserve">5. </w:t>
-      </w:r>
-      <w:r>
-        <w:rPr>
-          <w:rFonts w:ascii="Times New Roman" w:eastAsia="Arial" w:hAnsi="Times New Roman" w:cs="Times New Roman"/>
-          <w:sz w:val="28"/>
-          <w:szCs w:val="28"/>
-        </w:rPr>
-        <w:t>MobX</w:t>
-      </w:r>
-      <w:r>
-        <w:rPr>
-          <w:rFonts w:ascii="Times New Roman" w:eastAsia="Arial" w:hAnsi="Times New Roman" w:cs="Times New Roman"/>
+          <w:rFonts w:ascii="Times New Roman" w:hAnsi="Times New Roman" w:cs="Times New Roman"/>
+          <w:sz w:val="28"/>
+          <w:szCs w:val="28"/>
+          <w:lang w:val="ru-RU"/>
+        </w:rPr>
+      </w:pPr>
+      <w:r>
+        <w:rPr>
+          <w:rFonts w:ascii="Times New Roman" w:hAnsi="Times New Roman" w:cs="Times New Roman"/>
+          <w:sz w:val="28"/>
+          <w:szCs w:val="28"/>
+          <w:lang w:val="ru-RU"/>
+        </w:rPr>
+        <w:t xml:space="preserve">5. Флэнаган Д. Новая большая книга </w:t>
+      </w:r>
+      <w:r>
+        <w:rPr>
+          <w:rFonts w:ascii="Times New Roman" w:hAnsi="Times New Roman" w:cs="Times New Roman"/>
+          <w:sz w:val="28"/>
+          <w:szCs w:val="28"/>
+        </w:rPr>
+        <w:t>CSS</w:t>
+      </w:r>
+      <w:r>
+        <w:rPr>
+          <w:rFonts w:ascii="Times New Roman" w:hAnsi="Times New Roman" w:cs="Times New Roman"/>
+          <w:sz w:val="28"/>
+          <w:szCs w:val="28"/>
+          <w:lang w:val="ru-RU"/>
+        </w:rPr>
+        <w:t>. — СПб.: Символ-Плюс, 2026. — 720 с.</w:t>
+      </w:r>
+    </w:p>
+    <w:p>
+      <w:pPr>
+        <w:spacing w:after="0" w:line="360" w:lineRule="auto"/>
+        <w:jc w:val="both"/>
+        <w:rPr>
+          <w:rFonts w:ascii="Times New Roman" w:hAnsi="Times New Roman" w:cs="Times New Roman"/>
+          <w:sz w:val="28"/>
+          <w:szCs w:val="28"/>
+          <w:lang w:val="ru-RU"/>
+        </w:rPr>
+      </w:pPr>
+      <w:r>
+        <w:rPr>
+          <w:rFonts w:ascii="Times New Roman" w:hAnsi="Times New Roman" w:cs="Times New Roman"/>
+          <w:sz w:val="28"/>
+          <w:szCs w:val="28"/>
+          <w:lang w:val="ru-RU"/>
+        </w:rPr>
+        <w:t xml:space="preserve">6. </w:t>
+      </w:r>
+      <w:r>
+        <w:rPr>
+          <w:rFonts w:ascii="Times New Roman" w:hAnsi="Times New Roman" w:cs="Times New Roman"/>
+          <w:sz w:val="28"/>
+          <w:szCs w:val="28"/>
+        </w:rPr>
+        <w:t>Vite</w:t>
+      </w:r>
+      <w:r>
+        <w:rPr>
+          <w:rFonts w:ascii="Times New Roman" w:hAnsi="Times New Roman" w:cs="Times New Roman"/>
           <w:sz w:val="28"/>
           <w:szCs w:val="28"/>
           <w:lang w:val="ru-RU"/>
@@ -31482,15 +31492,15 @@
       </w:r>
       <w:r>
         <w:rPr>
-          <w:rFonts w:ascii="Times New Roman" w:eastAsia="Arial" w:hAnsi="Times New Roman" w:cs="Times New Roman"/>
-          <w:sz w:val="28"/>
-          <w:szCs w:val="28"/>
-        </w:rPr>
-        <w:t>State</w:t>
-      </w:r>
-      <w:r>
-        <w:rPr>
-          <w:rFonts w:ascii="Times New Roman" w:eastAsia="Arial" w:hAnsi="Times New Roman" w:cs="Times New Roman"/>
+          <w:rFonts w:ascii="Times New Roman" w:hAnsi="Times New Roman" w:cs="Times New Roman"/>
+          <w:sz w:val="28"/>
+          <w:szCs w:val="28"/>
+        </w:rPr>
+        <w:t>Build</w:t>
+      </w:r>
+      <w:r>
+        <w:rPr>
+          <w:rFonts w:ascii="Times New Roman" w:hAnsi="Times New Roman" w:cs="Times New Roman"/>
           <w:sz w:val="28"/>
           <w:szCs w:val="28"/>
           <w:lang w:val="ru-RU"/>
@@ -31499,15 +31509,15 @@
       </w:r>
       <w:r>
         <w:rPr>
-          <w:rFonts w:ascii="Times New Roman" w:eastAsia="Arial" w:hAnsi="Times New Roman" w:cs="Times New Roman"/>
-          <w:sz w:val="28"/>
-          <w:szCs w:val="28"/>
-        </w:rPr>
-        <w:t>Management</w:t>
-      </w:r>
-      <w:r>
-        <w:rPr>
-          <w:rFonts w:ascii="Times New Roman" w:eastAsia="Arial" w:hAnsi="Times New Roman" w:cs="Times New Roman"/>
+          <w:rFonts w:ascii="Times New Roman" w:hAnsi="Times New Roman" w:cs="Times New Roman"/>
+          <w:sz w:val="28"/>
+          <w:szCs w:val="28"/>
+        </w:rPr>
+        <w:t>Tool</w:t>
+      </w:r>
+      <w:r>
+        <w:rPr>
+          <w:rFonts w:ascii="Times New Roman" w:hAnsi="Times New Roman" w:cs="Times New Roman"/>
           <w:sz w:val="28"/>
           <w:szCs w:val="28"/>
           <w:lang w:val="ru-RU"/>
@@ -31516,887 +31526,701 @@
       </w:r>
       <w:r>
         <w:rPr>
-          <w:rFonts w:ascii="Times New Roman" w:eastAsia="Arial" w:hAnsi="Times New Roman" w:cs="Times New Roman"/>
-          <w:sz w:val="28"/>
-          <w:szCs w:val="28"/>
-        </w:rPr>
-        <w:t>Guide</w:t>
-      </w:r>
-      <w:r>
-        <w:rPr>
-          <w:rFonts w:ascii="Times New Roman" w:eastAsia="Arial" w:hAnsi="Times New Roman" w:cs="Times New Roman"/>
-          <w:sz w:val="28"/>
-          <w:szCs w:val="28"/>
-          <w:lang w:val="ru-RU"/>
-        </w:rPr>
-        <w:t xml:space="preserve">. [Электронный ресурс] Режим доступа: </w:t>
-      </w:r>
-      <w:hyperlink r:id="rId18" w:tooltip="https://mobx.js.org/README.html" w:history="1">
+          <w:rFonts w:ascii="Times New Roman" w:hAnsi="Times New Roman" w:cs="Times New Roman"/>
+          <w:sz w:val="28"/>
+          <w:szCs w:val="28"/>
+        </w:rPr>
+        <w:t>Documentation</w:t>
+      </w:r>
+      <w:r>
+        <w:rPr>
+          <w:rFonts w:ascii="Times New Roman" w:hAnsi="Times New Roman" w:cs="Times New Roman"/>
+          <w:sz w:val="28"/>
+          <w:szCs w:val="28"/>
+          <w:lang w:val="ru-RU"/>
+        </w:rPr>
+        <w:t>. [</w:t>
+      </w:r>
+      <w:r>
+        <w:rPr>
+          <w:rFonts w:ascii="Times New Roman" w:hAnsi="Times New Roman" w:cs="Times New Roman"/>
+          <w:sz w:val="28"/>
+          <w:szCs w:val="28"/>
+          <w:lang w:val="ru-RU"/>
+        </w:rPr>
+        <w:t>Электронный</w:t>
+      </w:r>
+      <w:r>
+        <w:rPr>
+          <w:rFonts w:ascii="Times New Roman" w:hAnsi="Times New Roman" w:cs="Times New Roman"/>
+          <w:sz w:val="28"/>
+          <w:szCs w:val="28"/>
+          <w:lang w:val="ru-RU"/>
+        </w:rPr>
+        <w:t xml:space="preserve"> </w:t>
+      </w:r>
+      <w:r>
+        <w:rPr>
+          <w:rFonts w:ascii="Times New Roman" w:hAnsi="Times New Roman" w:cs="Times New Roman"/>
+          <w:sz w:val="28"/>
+          <w:szCs w:val="28"/>
+          <w:lang w:val="ru-RU"/>
+        </w:rPr>
+        <w:t>ресурс</w:t>
+      </w:r>
+      <w:r>
+        <w:rPr>
+          <w:rFonts w:ascii="Times New Roman" w:hAnsi="Times New Roman" w:cs="Times New Roman"/>
+          <w:sz w:val="28"/>
+          <w:szCs w:val="28"/>
+          <w:lang w:val="ru-RU"/>
+        </w:rPr>
+        <w:t xml:space="preserve">] </w:t>
+      </w:r>
+      <w:r>
+        <w:rPr>
+          <w:rFonts w:ascii="Times New Roman" w:hAnsi="Times New Roman" w:cs="Times New Roman"/>
+          <w:sz w:val="28"/>
+          <w:szCs w:val="28"/>
+          <w:lang w:val="ru-RU"/>
+        </w:rPr>
+        <w:t>Режим</w:t>
+      </w:r>
+      <w:r>
+        <w:rPr>
+          <w:rFonts w:ascii="Times New Roman" w:hAnsi="Times New Roman" w:cs="Times New Roman"/>
+          <w:sz w:val="28"/>
+          <w:szCs w:val="28"/>
+          <w:lang w:val="ru-RU"/>
+        </w:rPr>
+        <w:t xml:space="preserve"> </w:t>
+      </w:r>
+      <w:r>
+        <w:rPr>
+          <w:rFonts w:ascii="Times New Roman" w:hAnsi="Times New Roman" w:cs="Times New Roman"/>
+          <w:sz w:val="28"/>
+          <w:szCs w:val="28"/>
+          <w:lang w:val="ru-RU"/>
+        </w:rPr>
+        <w:t>доступа</w:t>
+      </w:r>
+      <w:r>
+        <w:rPr>
+          <w:rFonts w:ascii="Times New Roman" w:hAnsi="Times New Roman" w:cs="Times New Roman"/>
+          <w:sz w:val="28"/>
+          <w:szCs w:val="28"/>
+          <w:lang w:val="ru-RU"/>
+        </w:rPr>
+        <w:t xml:space="preserve">: </w:t>
+      </w:r>
+      <w:hyperlink r:id="rId18" w:tooltip="https://vitejs.dev/guide/" w:history="1">
         <w:r>
           <w:rPr>
-            <w:rFonts w:ascii="Times New Roman" w:eastAsia="Arial" w:hAnsi="Times New Roman" w:cs="Times New Roman"/>
+            <w:rStyle w:val="aff8"/>
+            <w:rFonts w:ascii="Times New Roman" w:hAnsi="Times New Roman" w:cs="Times New Roman"/>
             <w:sz w:val="28"/>
             <w:szCs w:val="28"/>
-            <w:u w:val="single"/>
           </w:rPr>
           <w:t>https</w:t>
         </w:r>
         <w:r>
           <w:rPr>
-            <w:rFonts w:ascii="Times New Roman" w:eastAsia="Arial" w:hAnsi="Times New Roman" w:cs="Times New Roman"/>
+            <w:rStyle w:val="aff8"/>
+            <w:rFonts w:ascii="Times New Roman" w:hAnsi="Times New Roman" w:cs="Times New Roman"/>
             <w:sz w:val="28"/>
             <w:szCs w:val="28"/>
-            <w:u w:val="single"/>
             <w:lang w:val="ru-RU"/>
           </w:rPr>
           <w:t>://</w:t>
         </w:r>
         <w:r>
           <w:rPr>
-            <w:rFonts w:ascii="Times New Roman" w:eastAsia="Arial" w:hAnsi="Times New Roman" w:cs="Times New Roman"/>
+            <w:rStyle w:val="aff8"/>
+            <w:rFonts w:ascii="Times New Roman" w:hAnsi="Times New Roman" w:cs="Times New Roman"/>
             <w:sz w:val="28"/>
             <w:szCs w:val="28"/>
-            <w:u w:val="single"/>
           </w:rPr>
-          <w:t>mobx</w:t>
+          <w:t>vitejs</w:t>
         </w:r>
         <w:r>
           <w:rPr>
-            <w:rFonts w:ascii="Times New Roman" w:eastAsia="Arial" w:hAnsi="Times New Roman" w:cs="Times New Roman"/>
+            <w:rStyle w:val="aff8"/>
+            <w:rFonts w:ascii="Times New Roman" w:hAnsi="Times New Roman" w:cs="Times New Roman"/>
             <w:sz w:val="28"/>
             <w:szCs w:val="28"/>
-            <w:u w:val="single"/>
             <w:lang w:val="ru-RU"/>
           </w:rPr>
           <w:t>.</w:t>
         </w:r>
         <w:r>
           <w:rPr>
-            <w:rFonts w:ascii="Times New Roman" w:eastAsia="Arial" w:hAnsi="Times New Roman" w:cs="Times New Roman"/>
+            <w:rStyle w:val="aff8"/>
+            <w:rFonts w:ascii="Times New Roman" w:hAnsi="Times New Roman" w:cs="Times New Roman"/>
             <w:sz w:val="28"/>
             <w:szCs w:val="28"/>
-            <w:u w:val="single"/>
           </w:rPr>
-          <w:t>js</w:t>
+          <w:t>dev</w:t>
         </w:r>
         <w:r>
           <w:rPr>
-            <w:rFonts w:ascii="Times New Roman" w:eastAsia="Arial" w:hAnsi="Times New Roman" w:cs="Times New Roman"/>
+            <w:rStyle w:val="aff8"/>
+            <w:rFonts w:ascii="Times New Roman" w:hAnsi="Times New Roman" w:cs="Times New Roman"/>
             <w:sz w:val="28"/>
             <w:szCs w:val="28"/>
-            <w:u w:val="single"/>
+            <w:lang w:val="ru-RU"/>
+          </w:rPr>
+          <w:t>/</w:t>
+        </w:r>
+        <w:r>
+          <w:rPr>
+            <w:rStyle w:val="aff8"/>
+            <w:rFonts w:ascii="Times New Roman" w:hAnsi="Times New Roman" w:cs="Times New Roman"/>
+            <w:sz w:val="28"/>
+            <w:szCs w:val="28"/>
+          </w:rPr>
+          <w:t>guide</w:t>
+        </w:r>
+        <w:r>
+          <w:rPr>
+            <w:rStyle w:val="aff8"/>
+            <w:rFonts w:ascii="Times New Roman" w:hAnsi="Times New Roman" w:cs="Times New Roman"/>
+            <w:sz w:val="28"/>
+            <w:szCs w:val="28"/>
+            <w:lang w:val="ru-RU"/>
+          </w:rPr>
+          <w:t>/</w:t>
+        </w:r>
+      </w:hyperlink>
+      <w:r>
+        <w:rPr>
+          <w:rFonts w:ascii="Times New Roman" w:hAnsi="Times New Roman" w:cs="Times New Roman"/>
+          <w:sz w:val="28"/>
+          <w:szCs w:val="28"/>
+          <w:lang w:val="ru-RU"/>
+        </w:rPr>
+        <w:t>.</w:t>
+      </w:r>
+    </w:p>
+    <w:p>
+      <w:pPr>
+        <w:spacing w:after="0" w:line="360" w:lineRule="auto"/>
+        <w:jc w:val="both"/>
+        <w:rPr>
+          <w:rFonts w:ascii="Times New Roman" w:hAnsi="Times New Roman" w:cs="Times New Roman"/>
+          <w:sz w:val="28"/>
+          <w:szCs w:val="28"/>
+          <w:lang w:val="ru-RU"/>
+        </w:rPr>
+      </w:pPr>
+      <w:r>
+        <w:rPr>
+          <w:rFonts w:ascii="Times New Roman" w:hAnsi="Times New Roman" w:cs="Times New Roman"/>
+          <w:sz w:val="28"/>
+          <w:szCs w:val="28"/>
+          <w:lang w:val="ru-RU"/>
+        </w:rPr>
+        <w:t xml:space="preserve">7. Кухтин С.А. </w:t>
+      </w:r>
+      <w:r>
+        <w:rPr>
+          <w:rFonts w:ascii="Times New Roman" w:hAnsi="Times New Roman" w:cs="Times New Roman"/>
+          <w:sz w:val="28"/>
+          <w:szCs w:val="28"/>
+        </w:rPr>
+        <w:t>Frontend</w:t>
+      </w:r>
+      <w:r>
+        <w:rPr>
+          <w:rFonts w:ascii="Times New Roman" w:hAnsi="Times New Roman" w:cs="Times New Roman"/>
+          <w:sz w:val="28"/>
+          <w:szCs w:val="28"/>
+          <w:lang w:val="ru-RU"/>
+        </w:rPr>
+        <w:t xml:space="preserve">-разработка сайтов и приложений на </w:t>
+      </w:r>
+      <w:r>
+        <w:rPr>
+          <w:rFonts w:ascii="Times New Roman" w:hAnsi="Times New Roman" w:cs="Times New Roman"/>
+          <w:sz w:val="28"/>
+          <w:szCs w:val="28"/>
+        </w:rPr>
+        <w:t>HTML</w:t>
+      </w:r>
+      <w:r>
+        <w:rPr>
+          <w:rFonts w:ascii="Times New Roman" w:hAnsi="Times New Roman" w:cs="Times New Roman"/>
+          <w:sz w:val="28"/>
+          <w:szCs w:val="28"/>
+          <w:lang w:val="ru-RU"/>
+        </w:rPr>
+        <w:t xml:space="preserve">, </w:t>
+      </w:r>
+      <w:r>
+        <w:rPr>
+          <w:rFonts w:ascii="Times New Roman" w:hAnsi="Times New Roman" w:cs="Times New Roman"/>
+          <w:sz w:val="28"/>
+          <w:szCs w:val="28"/>
+        </w:rPr>
+        <w:t>CSS</w:t>
+      </w:r>
+      <w:r>
+        <w:rPr>
+          <w:rFonts w:ascii="Times New Roman" w:hAnsi="Times New Roman" w:cs="Times New Roman"/>
+          <w:sz w:val="28"/>
+          <w:szCs w:val="28"/>
+          <w:lang w:val="ru-RU"/>
+        </w:rPr>
+        <w:t xml:space="preserve">, </w:t>
+      </w:r>
+      <w:r>
+        <w:rPr>
+          <w:rFonts w:ascii="Times New Roman" w:hAnsi="Times New Roman" w:cs="Times New Roman"/>
+          <w:sz w:val="28"/>
+          <w:szCs w:val="28"/>
+        </w:rPr>
+        <w:t>JavaScript</w:t>
+      </w:r>
+      <w:r>
+        <w:rPr>
+          <w:rFonts w:ascii="Times New Roman" w:hAnsi="Times New Roman" w:cs="Times New Roman"/>
+          <w:sz w:val="28"/>
+          <w:szCs w:val="28"/>
+          <w:lang w:val="ru-RU"/>
+        </w:rPr>
+        <w:t xml:space="preserve"> и </w:t>
+      </w:r>
+      <w:r>
+        <w:rPr>
+          <w:rFonts w:ascii="Times New Roman" w:hAnsi="Times New Roman" w:cs="Times New Roman"/>
+          <w:sz w:val="28"/>
+          <w:szCs w:val="28"/>
+        </w:rPr>
+        <w:t>React</w:t>
+      </w:r>
+      <w:r>
+        <w:rPr>
+          <w:rFonts w:ascii="Times New Roman" w:hAnsi="Times New Roman" w:cs="Times New Roman"/>
+          <w:sz w:val="28"/>
+          <w:szCs w:val="28"/>
+          <w:lang w:val="ru-RU"/>
+        </w:rPr>
+        <w:t>. — 2025. — 512 с.</w:t>
+      </w:r>
+    </w:p>
+    <w:p>
+      <w:pPr>
+        <w:spacing w:after="0" w:line="360" w:lineRule="auto"/>
+        <w:jc w:val="both"/>
+        <w:rPr>
+          <w:rFonts w:ascii="Times New Roman" w:hAnsi="Times New Roman" w:cs="Times New Roman"/>
+          <w:sz w:val="28"/>
+          <w:szCs w:val="28"/>
+          <w:lang w:val="ru-RU"/>
+        </w:rPr>
+      </w:pPr>
+      <w:r>
+        <w:rPr>
+          <w:rFonts w:ascii="Times New Roman" w:hAnsi="Times New Roman" w:cs="Times New Roman"/>
+          <w:sz w:val="28"/>
+          <w:szCs w:val="28"/>
+        </w:rPr>
+        <w:t xml:space="preserve">8. Guide to modern web design trends 2024. </w:t>
+      </w:r>
+      <w:r>
+        <w:rPr>
+          <w:rFonts w:ascii="Times New Roman" w:hAnsi="Times New Roman" w:cs="Times New Roman"/>
+          <w:sz w:val="28"/>
+          <w:szCs w:val="28"/>
+          <w:lang w:val="ru-RU"/>
+        </w:rPr>
+        <w:t xml:space="preserve">[Электронный ресурс] Режим доступа: </w:t>
+      </w:r>
+      <w:hyperlink r:id="rId19" w:tooltip="https://www.smashingmagazine.com/2024/01/web-design-trends/" w:history="1">
+        <w:r>
+          <w:rPr>
+            <w:rStyle w:val="aff8"/>
+            <w:rFonts w:ascii="Times New Roman" w:hAnsi="Times New Roman" w:cs="Times New Roman"/>
+            <w:sz w:val="28"/>
+            <w:szCs w:val="28"/>
+          </w:rPr>
+          <w:t>https</w:t>
+        </w:r>
+        <w:r>
+          <w:rPr>
+            <w:rStyle w:val="aff8"/>
+            <w:rFonts w:ascii="Times New Roman" w:hAnsi="Times New Roman" w:cs="Times New Roman"/>
+            <w:sz w:val="28"/>
+            <w:szCs w:val="28"/>
+            <w:lang w:val="ru-RU"/>
+          </w:rPr>
+          <w:t>://</w:t>
+        </w:r>
+        <w:r>
+          <w:rPr>
+            <w:rStyle w:val="aff8"/>
+            <w:rFonts w:ascii="Times New Roman" w:hAnsi="Times New Roman" w:cs="Times New Roman"/>
+            <w:sz w:val="28"/>
+            <w:szCs w:val="28"/>
+          </w:rPr>
+          <w:t>www</w:t>
+        </w:r>
+        <w:r>
+          <w:rPr>
+            <w:rStyle w:val="aff8"/>
+            <w:rFonts w:ascii="Times New Roman" w:hAnsi="Times New Roman" w:cs="Times New Roman"/>
+            <w:sz w:val="28"/>
+            <w:szCs w:val="28"/>
             <w:lang w:val="ru-RU"/>
           </w:rPr>
           <w:t>.</w:t>
         </w:r>
         <w:r>
           <w:rPr>
-            <w:rFonts w:ascii="Times New Roman" w:eastAsia="Arial" w:hAnsi="Times New Roman" w:cs="Times New Roman"/>
+            <w:rStyle w:val="aff8"/>
+            <w:rFonts w:ascii="Times New Roman" w:hAnsi="Times New Roman" w:cs="Times New Roman"/>
             <w:sz w:val="28"/>
             <w:szCs w:val="28"/>
-            <w:u w:val="single"/>
           </w:rPr>
-          <w:t>org</w:t>
+          <w:t>smashingmagazine</w:t>
         </w:r>
         <w:r>
           <w:rPr>
-            <w:rFonts w:ascii="Times New Roman" w:eastAsia="Arial" w:hAnsi="Times New Roman" w:cs="Times New Roman"/>
+            <w:rStyle w:val="aff8"/>
+            <w:rFonts w:ascii="Times New Roman" w:hAnsi="Times New Roman" w:cs="Times New Roman"/>
             <w:sz w:val="28"/>
             <w:szCs w:val="28"/>
-            <w:u w:val="single"/>
+            <w:lang w:val="ru-RU"/>
+          </w:rPr>
+          <w:t>.</w:t>
+        </w:r>
+        <w:r>
+          <w:rPr>
+            <w:rStyle w:val="aff8"/>
+            <w:rFonts w:ascii="Times New Roman" w:hAnsi="Times New Roman" w:cs="Times New Roman"/>
+            <w:sz w:val="28"/>
+            <w:szCs w:val="28"/>
+          </w:rPr>
+          <w:t>com</w:t>
+        </w:r>
+        <w:r>
+          <w:rPr>
+            <w:rStyle w:val="aff8"/>
+            <w:rFonts w:ascii="Times New Roman" w:hAnsi="Times New Roman" w:cs="Times New Roman"/>
+            <w:sz w:val="28"/>
+            <w:szCs w:val="28"/>
+            <w:lang w:val="ru-RU"/>
+          </w:rPr>
+          <w:t>/2024/01/</w:t>
+        </w:r>
+        <w:r>
+          <w:rPr>
+            <w:rStyle w:val="aff8"/>
+            <w:rFonts w:ascii="Times New Roman" w:hAnsi="Times New Roman" w:cs="Times New Roman"/>
+            <w:sz w:val="28"/>
+            <w:szCs w:val="28"/>
+          </w:rPr>
+          <w:t>web</w:t>
+        </w:r>
+        <w:r>
+          <w:rPr>
+            <w:rStyle w:val="aff8"/>
+            <w:rFonts w:ascii="Times New Roman" w:hAnsi="Times New Roman" w:cs="Times New Roman"/>
+            <w:sz w:val="28"/>
+            <w:szCs w:val="28"/>
+            <w:lang w:val="ru-RU"/>
+          </w:rPr>
+          <w:t>-</w:t>
+        </w:r>
+        <w:r>
+          <w:rPr>
+            <w:rStyle w:val="aff8"/>
+            <w:rFonts w:ascii="Times New Roman" w:hAnsi="Times New Roman" w:cs="Times New Roman"/>
+            <w:sz w:val="28"/>
+            <w:szCs w:val="28"/>
+          </w:rPr>
+          <w:t>design</w:t>
+        </w:r>
+        <w:r>
+          <w:rPr>
+            <w:rStyle w:val="aff8"/>
+            <w:rFonts w:ascii="Times New Roman" w:hAnsi="Times New Roman" w:cs="Times New Roman"/>
+            <w:sz w:val="28"/>
+            <w:szCs w:val="28"/>
+            <w:lang w:val="ru-RU"/>
+          </w:rPr>
+          <w:t>-</w:t>
+        </w:r>
+        <w:r>
+          <w:rPr>
+            <w:rStyle w:val="aff8"/>
+            <w:rFonts w:ascii="Times New Roman" w:hAnsi="Times New Roman" w:cs="Times New Roman"/>
+            <w:sz w:val="28"/>
+            <w:szCs w:val="28"/>
+          </w:rPr>
+          <w:t>trends</w:t>
+        </w:r>
+        <w:r>
+          <w:rPr>
+            <w:rStyle w:val="aff8"/>
+            <w:rFonts w:ascii="Times New Roman" w:hAnsi="Times New Roman" w:cs="Times New Roman"/>
+            <w:sz w:val="28"/>
+            <w:szCs w:val="28"/>
+            <w:lang w:val="ru-RU"/>
+          </w:rPr>
+          <w:t>/</w:t>
+        </w:r>
+      </w:hyperlink>
+      <w:r>
+        <w:rPr>
+          <w:rFonts w:ascii="Times New Roman" w:hAnsi="Times New Roman" w:cs="Times New Roman"/>
+          <w:sz w:val="28"/>
+          <w:szCs w:val="28"/>
+          <w:lang w:val="ru-RU"/>
+        </w:rPr>
+        <w:t>.</w:t>
+      </w:r>
+    </w:p>
+    <w:p>
+      <w:pPr>
+        <w:spacing w:after="0" w:line="360" w:lineRule="auto"/>
+        <w:jc w:val="both"/>
+        <w:rPr>
+          <w:rFonts w:ascii="Times New Roman" w:hAnsi="Times New Roman" w:cs="Times New Roman"/>
+          <w:sz w:val="28"/>
+          <w:szCs w:val="28"/>
+          <w:lang w:val="ru-RU"/>
+        </w:rPr>
+      </w:pPr>
+      <w:r>
+        <w:rPr>
+          <w:rFonts w:ascii="Times New Roman" w:hAnsi="Times New Roman" w:cs="Times New Roman"/>
+          <w:sz w:val="28"/>
+          <w:szCs w:val="28"/>
+          <w:lang w:val="ru-RU"/>
+        </w:rPr>
+        <w:t xml:space="preserve">9. </w:t>
+      </w:r>
+      <w:r>
+        <w:rPr>
+          <w:rFonts w:ascii="Times New Roman" w:hAnsi="Times New Roman" w:cs="Times New Roman"/>
+          <w:sz w:val="28"/>
+          <w:szCs w:val="28"/>
+        </w:rPr>
+        <w:t>SASS</w:t>
+      </w:r>
+      <w:r>
+        <w:rPr>
+          <w:rFonts w:ascii="Times New Roman" w:hAnsi="Times New Roman" w:cs="Times New Roman"/>
+          <w:sz w:val="28"/>
+          <w:szCs w:val="28"/>
+          <w:lang w:val="ru-RU"/>
+        </w:rPr>
+        <w:t xml:space="preserve"> </w:t>
+      </w:r>
+      <w:r>
+        <w:rPr>
+          <w:rFonts w:ascii="Times New Roman" w:hAnsi="Times New Roman" w:cs="Times New Roman"/>
+          <w:sz w:val="28"/>
+          <w:szCs w:val="28"/>
+        </w:rPr>
+        <w:t>Modules</w:t>
+      </w:r>
+      <w:r>
+        <w:rPr>
+          <w:rFonts w:ascii="Times New Roman" w:hAnsi="Times New Roman" w:cs="Times New Roman"/>
+          <w:sz w:val="28"/>
+          <w:szCs w:val="28"/>
+          <w:lang w:val="ru-RU"/>
+        </w:rPr>
+        <w:t xml:space="preserve"> </w:t>
+      </w:r>
+      <w:r>
+        <w:rPr>
+          <w:rFonts w:ascii="Times New Roman" w:hAnsi="Times New Roman" w:cs="Times New Roman"/>
+          <w:sz w:val="28"/>
+          <w:szCs w:val="28"/>
+        </w:rPr>
+        <w:t>and</w:t>
+      </w:r>
+      <w:r>
+        <w:rPr>
+          <w:rFonts w:ascii="Times New Roman" w:hAnsi="Times New Roman" w:cs="Times New Roman"/>
+          <w:sz w:val="28"/>
+          <w:szCs w:val="28"/>
+          <w:lang w:val="ru-RU"/>
+        </w:rPr>
+        <w:t xml:space="preserve"> </w:t>
+      </w:r>
+      <w:r>
+        <w:rPr>
+          <w:rFonts w:ascii="Times New Roman" w:hAnsi="Times New Roman" w:cs="Times New Roman"/>
+          <w:sz w:val="28"/>
+          <w:szCs w:val="28"/>
+        </w:rPr>
+        <w:t>Architecture</w:t>
+      </w:r>
+      <w:r>
+        <w:rPr>
+          <w:rFonts w:ascii="Times New Roman" w:hAnsi="Times New Roman" w:cs="Times New Roman"/>
+          <w:sz w:val="28"/>
+          <w:szCs w:val="28"/>
+          <w:lang w:val="ru-RU"/>
+        </w:rPr>
+        <w:t xml:space="preserve">. [Электронный ресурс] Режим доступа: </w:t>
+      </w:r>
+      <w:hyperlink r:id="rId20" w:tooltip="https://sass-lang.com/documentation/modules" w:history="1">
+        <w:r>
+          <w:rPr>
+            <w:rStyle w:val="aff8"/>
+            <w:rFonts w:ascii="Times New Roman" w:hAnsi="Times New Roman" w:cs="Times New Roman"/>
+            <w:sz w:val="28"/>
+            <w:szCs w:val="28"/>
+          </w:rPr>
+          <w:t>https</w:t>
+        </w:r>
+        <w:r>
+          <w:rPr>
+            <w:rStyle w:val="aff8"/>
+            <w:rFonts w:ascii="Times New Roman" w:hAnsi="Times New Roman" w:cs="Times New Roman"/>
+            <w:sz w:val="28"/>
+            <w:szCs w:val="28"/>
+            <w:lang w:val="ru-RU"/>
+          </w:rPr>
+          <w:t>://</w:t>
+        </w:r>
+        <w:r>
+          <w:rPr>
+            <w:rStyle w:val="aff8"/>
+            <w:rFonts w:ascii="Times New Roman" w:hAnsi="Times New Roman" w:cs="Times New Roman"/>
+            <w:sz w:val="28"/>
+            <w:szCs w:val="28"/>
+          </w:rPr>
+          <w:t>sass</w:t>
+        </w:r>
+        <w:r>
+          <w:rPr>
+            <w:rStyle w:val="aff8"/>
+            <w:rFonts w:ascii="Times New Roman" w:hAnsi="Times New Roman" w:cs="Times New Roman"/>
+            <w:sz w:val="28"/>
+            <w:szCs w:val="28"/>
+            <w:lang w:val="ru-RU"/>
+          </w:rPr>
+          <w:t>-</w:t>
+        </w:r>
+        <w:r>
+          <w:rPr>
+            <w:rStyle w:val="aff8"/>
+            <w:rFonts w:ascii="Times New Roman" w:hAnsi="Times New Roman" w:cs="Times New Roman"/>
+            <w:sz w:val="28"/>
+            <w:szCs w:val="28"/>
+          </w:rPr>
+          <w:t>lang</w:t>
+        </w:r>
+        <w:r>
+          <w:rPr>
+            <w:rStyle w:val="aff8"/>
+            <w:rFonts w:ascii="Times New Roman" w:hAnsi="Times New Roman" w:cs="Times New Roman"/>
+            <w:sz w:val="28"/>
+            <w:szCs w:val="28"/>
+            <w:lang w:val="ru-RU"/>
+          </w:rPr>
+          <w:t>.</w:t>
+        </w:r>
+        <w:r>
+          <w:rPr>
+            <w:rStyle w:val="aff8"/>
+            <w:rFonts w:ascii="Times New Roman" w:hAnsi="Times New Roman" w:cs="Times New Roman"/>
+            <w:sz w:val="28"/>
+            <w:szCs w:val="28"/>
+          </w:rPr>
+          <w:t>com</w:t>
+        </w:r>
+        <w:r>
+          <w:rPr>
+            <w:rStyle w:val="aff8"/>
+            <w:rFonts w:ascii="Times New Roman" w:hAnsi="Times New Roman" w:cs="Times New Roman"/>
+            <w:sz w:val="28"/>
+            <w:szCs w:val="28"/>
             <w:lang w:val="ru-RU"/>
           </w:rPr>
           <w:t>/</w:t>
         </w:r>
         <w:r>
           <w:rPr>
-            <w:rFonts w:ascii="Times New Roman" w:eastAsia="Arial" w:hAnsi="Times New Roman" w:cs="Times New Roman"/>
+            <w:rStyle w:val="aff8"/>
+            <w:rFonts w:ascii="Times New Roman" w:hAnsi="Times New Roman" w:cs="Times New Roman"/>
             <w:sz w:val="28"/>
             <w:szCs w:val="28"/>
-            <w:u w:val="single"/>
           </w:rPr>
-          <w:t>README</w:t>
+          <w:t>documentation</w:t>
         </w:r>
         <w:r>
           <w:rPr>
-            <w:rFonts w:ascii="Times New Roman" w:eastAsia="Arial" w:hAnsi="Times New Roman" w:cs="Times New Roman"/>
+            <w:rStyle w:val="aff8"/>
+            <w:rFonts w:ascii="Times New Roman" w:hAnsi="Times New Roman" w:cs="Times New Roman"/>
             <w:sz w:val="28"/>
             <w:szCs w:val="28"/>
-            <w:u w:val="single"/>
-            <w:lang w:val="ru-RU"/>
-          </w:rPr>
-          <w:t>.</w:t>
-        </w:r>
-        <w:r>
-          <w:rPr>
-            <w:rFonts w:ascii="Times New Roman" w:eastAsia="Arial" w:hAnsi="Times New Roman" w:cs="Times New Roman"/>
-            <w:sz w:val="28"/>
-            <w:szCs w:val="28"/>
-            <w:u w:val="single"/>
-          </w:rPr>
-          <w:t>html</w:t>
-        </w:r>
-      </w:hyperlink>
-      <w:r>
-        <w:rPr>
-          <w:rFonts w:ascii="Times New Roman" w:eastAsia="Arial" w:hAnsi="Times New Roman" w:cs="Times New Roman"/>
-          <w:sz w:val="28"/>
-          <w:szCs w:val="28"/>
-          <w:lang w:val="ru-RU"/>
-        </w:rPr>
-        <w:t>.</w:t>
-      </w:r>
-    </w:p>
-    <w:p>
-      <w:pPr>
-        <w:spacing w:after="0" w:line="360" w:lineRule="auto"/>
-        <w:jc w:val="both"/>
-        <w:rPr>
-          <w:rFonts w:ascii="Times New Roman" w:eastAsia="Arial" w:hAnsi="Times New Roman" w:cs="Times New Roman"/>
-          <w:sz w:val="28"/>
-          <w:szCs w:val="28"/>
-        </w:rPr>
-      </w:pPr>
-      <w:r>
-        <w:rPr>
-          <w:rFonts w:ascii="Times New Roman" w:eastAsia="Arial" w:hAnsi="Times New Roman" w:cs="Times New Roman"/>
-          <w:sz w:val="28"/>
-          <w:szCs w:val="28"/>
-        </w:rPr>
-        <w:t>6. Vite Build Tool Documentation. [</w:t>
-      </w:r>
-      <w:r>
-        <w:rPr>
-          <w:rFonts w:ascii="Times New Roman" w:eastAsia="Arial" w:hAnsi="Times New Roman" w:cs="Times New Roman"/>
-          <w:sz w:val="28"/>
-          <w:szCs w:val="28"/>
-          <w:lang w:val="ru-RU"/>
-        </w:rPr>
-        <w:t>Электронный</w:t>
-      </w:r>
-      <w:r>
-        <w:rPr>
-          <w:rFonts w:ascii="Times New Roman" w:eastAsia="Arial" w:hAnsi="Times New Roman" w:cs="Times New Roman"/>
-          <w:sz w:val="28"/>
-          <w:szCs w:val="28"/>
-        </w:rPr>
-        <w:t xml:space="preserve"> </w:t>
-      </w:r>
-      <w:r>
-        <w:rPr>
-          <w:rFonts w:ascii="Times New Roman" w:eastAsia="Arial" w:hAnsi="Times New Roman" w:cs="Times New Roman"/>
-          <w:sz w:val="28"/>
-          <w:szCs w:val="28"/>
-          <w:lang w:val="ru-RU"/>
-        </w:rPr>
-        <w:t>ресурс</w:t>
-      </w:r>
-      <w:r>
-        <w:rPr>
-          <w:rFonts w:ascii="Times New Roman" w:eastAsia="Arial" w:hAnsi="Times New Roman" w:cs="Times New Roman"/>
-          <w:sz w:val="28"/>
-          <w:szCs w:val="28"/>
-        </w:rPr>
-        <w:t xml:space="preserve">] </w:t>
-      </w:r>
-      <w:r>
-        <w:rPr>
-          <w:rFonts w:ascii="Times New Roman" w:eastAsia="Arial" w:hAnsi="Times New Roman" w:cs="Times New Roman"/>
-          <w:sz w:val="28"/>
-          <w:szCs w:val="28"/>
-          <w:lang w:val="ru-RU"/>
-        </w:rPr>
-        <w:t>Режим</w:t>
-      </w:r>
-      <w:r>
-        <w:rPr>
-          <w:rFonts w:ascii="Times New Roman" w:eastAsia="Arial" w:hAnsi="Times New Roman" w:cs="Times New Roman"/>
-          <w:sz w:val="28"/>
-          <w:szCs w:val="28"/>
-        </w:rPr>
-        <w:t xml:space="preserve"> </w:t>
-      </w:r>
-      <w:r>
-        <w:rPr>
-          <w:rFonts w:ascii="Times New Roman" w:eastAsia="Arial" w:hAnsi="Times New Roman" w:cs="Times New Roman"/>
-          <w:sz w:val="28"/>
-          <w:szCs w:val="28"/>
-          <w:lang w:val="ru-RU"/>
-        </w:rPr>
-        <w:t>доступа</w:t>
-      </w:r>
-      <w:r>
-        <w:rPr>
-          <w:rFonts w:ascii="Times New Roman" w:eastAsia="Arial" w:hAnsi="Times New Roman" w:cs="Times New Roman"/>
-          <w:sz w:val="28"/>
-          <w:szCs w:val="28"/>
-        </w:rPr>
-        <w:t xml:space="preserve">: </w:t>
-      </w:r>
-      <w:hyperlink r:id="rId19" w:tooltip="https://vitejs.dev/guide/" w:history="1">
-        <w:r>
-          <w:rPr>
-            <w:rFonts w:ascii="Times New Roman" w:eastAsia="Arial" w:hAnsi="Times New Roman" w:cs="Times New Roman"/>
-            <w:sz w:val="28"/>
-            <w:szCs w:val="28"/>
-            <w:u w:val="single"/>
-          </w:rPr>
-          <w:t>https://vitejs.dev/guide/</w:t>
-        </w:r>
-      </w:hyperlink>
-      <w:r>
-        <w:rPr>
-          <w:rFonts w:ascii="Times New Roman" w:eastAsia="Arial" w:hAnsi="Times New Roman" w:cs="Times New Roman"/>
-          <w:sz w:val="28"/>
-          <w:szCs w:val="28"/>
-        </w:rPr>
-        <w:t>.</w:t>
-      </w:r>
-    </w:p>
-    <w:p>
-      <w:pPr>
-        <w:spacing w:after="0" w:line="360" w:lineRule="auto"/>
-        <w:jc w:val="both"/>
-        <w:rPr>
-          <w:rFonts w:ascii="Times New Roman" w:eastAsia="Arial" w:hAnsi="Times New Roman" w:cs="Times New Roman"/>
-          <w:sz w:val="28"/>
-          <w:szCs w:val="28"/>
-          <w:lang w:val="ru-RU"/>
-        </w:rPr>
-      </w:pPr>
-      <w:r>
-        <w:rPr>
-          <w:rFonts w:ascii="Times New Roman" w:eastAsia="Arial" w:hAnsi="Times New Roman" w:cs="Times New Roman"/>
-          <w:sz w:val="28"/>
-          <w:szCs w:val="28"/>
-        </w:rPr>
-        <w:t xml:space="preserve">7. TypeScript 5.x Handbook. </w:t>
-      </w:r>
-      <w:r>
-        <w:rPr>
-          <w:rFonts w:ascii="Times New Roman" w:eastAsia="Arial" w:hAnsi="Times New Roman" w:cs="Times New Roman"/>
-          <w:sz w:val="28"/>
-          <w:szCs w:val="28"/>
-          <w:lang w:val="ru-RU"/>
-        </w:rPr>
-        <w:t xml:space="preserve">[Электронный ресурс] Режим доступа: </w:t>
-      </w:r>
-      <w:hyperlink r:id="rId20" w:tooltip="https://www.typescriptlang.org/docs/" w:history="1">
-        <w:r>
-          <w:rPr>
-            <w:rFonts w:ascii="Times New Roman" w:eastAsia="Arial" w:hAnsi="Times New Roman" w:cs="Times New Roman"/>
-            <w:sz w:val="28"/>
-            <w:szCs w:val="28"/>
-            <w:u w:val="single"/>
-          </w:rPr>
-          <w:t>https</w:t>
-        </w:r>
-        <w:r>
-          <w:rPr>
-            <w:rFonts w:ascii="Times New Roman" w:eastAsia="Arial" w:hAnsi="Times New Roman" w:cs="Times New Roman"/>
-            <w:sz w:val="28"/>
-            <w:szCs w:val="28"/>
-            <w:u w:val="single"/>
-            <w:lang w:val="ru-RU"/>
-          </w:rPr>
-          <w:t>://</w:t>
-        </w:r>
-        <w:r>
-          <w:rPr>
-            <w:rFonts w:ascii="Times New Roman" w:eastAsia="Arial" w:hAnsi="Times New Roman" w:cs="Times New Roman"/>
-            <w:sz w:val="28"/>
-            <w:szCs w:val="28"/>
-            <w:u w:val="single"/>
-          </w:rPr>
-          <w:t>www</w:t>
-        </w:r>
-        <w:r>
-          <w:rPr>
-            <w:rFonts w:ascii="Times New Roman" w:eastAsia="Arial" w:hAnsi="Times New Roman" w:cs="Times New Roman"/>
-            <w:sz w:val="28"/>
-            <w:szCs w:val="28"/>
-            <w:u w:val="single"/>
-            <w:lang w:val="ru-RU"/>
-          </w:rPr>
-          <w:t>.</w:t>
-        </w:r>
-        <w:r>
-          <w:rPr>
-            <w:rFonts w:ascii="Times New Roman" w:eastAsia="Arial" w:hAnsi="Times New Roman" w:cs="Times New Roman"/>
-            <w:sz w:val="28"/>
-            <w:szCs w:val="28"/>
-            <w:u w:val="single"/>
-          </w:rPr>
-          <w:t>typescriptlang</w:t>
-        </w:r>
-        <w:r>
-          <w:rPr>
-            <w:rFonts w:ascii="Times New Roman" w:eastAsia="Arial" w:hAnsi="Times New Roman" w:cs="Times New Roman"/>
-            <w:sz w:val="28"/>
-            <w:szCs w:val="28"/>
-            <w:u w:val="single"/>
-            <w:lang w:val="ru-RU"/>
-          </w:rPr>
-          <w:t>.</w:t>
-        </w:r>
-        <w:r>
-          <w:rPr>
-            <w:rFonts w:ascii="Times New Roman" w:eastAsia="Arial" w:hAnsi="Times New Roman" w:cs="Times New Roman"/>
-            <w:sz w:val="28"/>
-            <w:szCs w:val="28"/>
-            <w:u w:val="single"/>
-          </w:rPr>
-          <w:t>org</w:t>
-        </w:r>
-        <w:r>
-          <w:rPr>
-            <w:rFonts w:ascii="Times New Roman" w:eastAsia="Arial" w:hAnsi="Times New Roman" w:cs="Times New Roman"/>
-            <w:sz w:val="28"/>
-            <w:szCs w:val="28"/>
-            <w:u w:val="single"/>
             <w:lang w:val="ru-RU"/>
           </w:rPr>
           <w:t>/</w:t>
         </w:r>
         <w:r>
           <w:rPr>
-            <w:rFonts w:ascii="Times New Roman" w:eastAsia="Arial" w:hAnsi="Times New Roman" w:cs="Times New Roman"/>
+            <w:rStyle w:val="aff8"/>
+            <w:rFonts w:ascii="Times New Roman" w:hAnsi="Times New Roman" w:cs="Times New Roman"/>
             <w:sz w:val="28"/>
             <w:szCs w:val="28"/>
-            <w:u w:val="single"/>
           </w:rPr>
-          <w:t>docs</w:t>
-        </w:r>
-        <w:r>
-          <w:rPr>
-            <w:rFonts w:ascii="Times New Roman" w:eastAsia="Arial" w:hAnsi="Times New Roman" w:cs="Times New Roman"/>
-            <w:sz w:val="28"/>
-            <w:szCs w:val="28"/>
-            <w:u w:val="single"/>
-            <w:lang w:val="ru-RU"/>
-          </w:rPr>
-          <w:t>/</w:t>
+          <w:t>modules</w:t>
         </w:r>
       </w:hyperlink>
       <w:r>
         <w:rPr>
-          <w:rFonts w:ascii="Times New Roman" w:eastAsia="Arial" w:hAnsi="Times New Roman" w:cs="Times New Roman"/>
-          <w:sz w:val="28"/>
-          <w:szCs w:val="28"/>
-          <w:lang w:val="ru-RU"/>
-        </w:rPr>
-        <w:t>.</w:t>
-      </w:r>
-    </w:p>
-    <w:p>
-      <w:pPr>
-        <w:spacing w:after="0" w:line="360" w:lineRule="auto"/>
-        <w:jc w:val="both"/>
-        <w:rPr>
-          <w:rFonts w:ascii="Times New Roman" w:eastAsia="Arial" w:hAnsi="Times New Roman" w:cs="Times New Roman"/>
-          <w:sz w:val="28"/>
-          <w:szCs w:val="28"/>
-          <w:lang w:val="ru-RU"/>
-        </w:rPr>
-      </w:pPr>
-      <w:r>
-        <w:rPr>
-          <w:rFonts w:ascii="Times New Roman" w:eastAsia="Arial" w:hAnsi="Times New Roman" w:cs="Times New Roman"/>
-          <w:sz w:val="28"/>
-          <w:szCs w:val="28"/>
-        </w:rPr>
-        <w:t xml:space="preserve">8. Guide to modern web design trends 2024. </w:t>
-      </w:r>
-      <w:r>
-        <w:rPr>
-          <w:rFonts w:ascii="Times New Roman" w:eastAsia="Arial" w:hAnsi="Times New Roman" w:cs="Times New Roman"/>
-          <w:sz w:val="28"/>
-          <w:szCs w:val="28"/>
-          <w:lang w:val="ru-RU"/>
-        </w:rPr>
-        <w:t xml:space="preserve">[Электронный ресурс] Режим доступа: </w:t>
-      </w:r>
-      <w:hyperlink r:id="rId21" w:tooltip="https://www.smashingmagazine.com/2024/01/web-design-trends/" w:history="1">
-        <w:r>
-          <w:rPr>
-            <w:rFonts w:ascii="Times New Roman" w:eastAsia="Arial" w:hAnsi="Times New Roman" w:cs="Times New Roman"/>
-            <w:sz w:val="28"/>
-            <w:szCs w:val="28"/>
-            <w:u w:val="single"/>
-          </w:rPr>
-          <w:t>https</w:t>
-        </w:r>
-        <w:r>
-          <w:rPr>
-            <w:rFonts w:ascii="Times New Roman" w:eastAsia="Arial" w:hAnsi="Times New Roman" w:cs="Times New Roman"/>
-            <w:sz w:val="28"/>
-            <w:szCs w:val="28"/>
-            <w:u w:val="single"/>
-            <w:lang w:val="ru-RU"/>
-          </w:rPr>
-          <w:t>://</w:t>
-        </w:r>
-        <w:r>
-          <w:rPr>
-            <w:rFonts w:ascii="Times New Roman" w:eastAsia="Arial" w:hAnsi="Times New Roman" w:cs="Times New Roman"/>
-            <w:sz w:val="28"/>
-            <w:szCs w:val="28"/>
-            <w:u w:val="single"/>
-          </w:rPr>
-          <w:t>www</w:t>
-        </w:r>
-        <w:r>
-          <w:rPr>
-            <w:rFonts w:ascii="Times New Roman" w:eastAsia="Arial" w:hAnsi="Times New Roman" w:cs="Times New Roman"/>
-            <w:sz w:val="28"/>
-            <w:szCs w:val="28"/>
-            <w:u w:val="single"/>
-            <w:lang w:val="ru-RU"/>
-          </w:rPr>
-          <w:t>.</w:t>
-        </w:r>
-        <w:r>
-          <w:rPr>
-            <w:rFonts w:ascii="Times New Roman" w:eastAsia="Arial" w:hAnsi="Times New Roman" w:cs="Times New Roman"/>
-            <w:sz w:val="28"/>
-            <w:szCs w:val="28"/>
-            <w:u w:val="single"/>
-          </w:rPr>
-          <w:t>smashingmagazine</w:t>
-        </w:r>
-        <w:r>
-          <w:rPr>
-            <w:rFonts w:ascii="Times New Roman" w:eastAsia="Arial" w:hAnsi="Times New Roman" w:cs="Times New Roman"/>
-            <w:sz w:val="28"/>
-            <w:szCs w:val="28"/>
-            <w:u w:val="single"/>
-            <w:lang w:val="ru-RU"/>
-          </w:rPr>
-          <w:t>.</w:t>
-        </w:r>
-        <w:r>
-          <w:rPr>
-            <w:rFonts w:ascii="Times New Roman" w:eastAsia="Arial" w:hAnsi="Times New Roman" w:cs="Times New Roman"/>
-            <w:sz w:val="28"/>
-            <w:szCs w:val="28"/>
-            <w:u w:val="single"/>
-          </w:rPr>
-          <w:t>com</w:t>
-        </w:r>
-        <w:r>
-          <w:rPr>
-            <w:rFonts w:ascii="Times New Roman" w:eastAsia="Arial" w:hAnsi="Times New Roman" w:cs="Times New Roman"/>
-            <w:sz w:val="28"/>
-            <w:szCs w:val="28"/>
-            <w:u w:val="single"/>
-            <w:lang w:val="ru-RU"/>
-          </w:rPr>
-          <w:t>/2024/01/</w:t>
-        </w:r>
-        <w:r>
-          <w:rPr>
-            <w:rFonts w:ascii="Times New Roman" w:eastAsia="Arial" w:hAnsi="Times New Roman" w:cs="Times New Roman"/>
-            <w:sz w:val="28"/>
-            <w:szCs w:val="28"/>
-            <w:u w:val="single"/>
-          </w:rPr>
-          <w:t>web</w:t>
-        </w:r>
-        <w:r>
-          <w:rPr>
-            <w:rFonts w:ascii="Times New Roman" w:eastAsia="Arial" w:hAnsi="Times New Roman" w:cs="Times New Roman"/>
-            <w:sz w:val="28"/>
-            <w:szCs w:val="28"/>
-            <w:u w:val="single"/>
-            <w:lang w:val="ru-RU"/>
-          </w:rPr>
-          <w:t>-</w:t>
-        </w:r>
-        <w:r>
-          <w:rPr>
-            <w:rFonts w:ascii="Times New Roman" w:eastAsia="Arial" w:hAnsi="Times New Roman" w:cs="Times New Roman"/>
-            <w:sz w:val="28"/>
-            <w:szCs w:val="28"/>
-            <w:u w:val="single"/>
-          </w:rPr>
-          <w:t>design</w:t>
-        </w:r>
-        <w:r>
-          <w:rPr>
-            <w:rFonts w:ascii="Times New Roman" w:eastAsia="Arial" w:hAnsi="Times New Roman" w:cs="Times New Roman"/>
-            <w:sz w:val="28"/>
-            <w:szCs w:val="28"/>
-            <w:u w:val="single"/>
-            <w:lang w:val="ru-RU"/>
-          </w:rPr>
-          <w:t>-</w:t>
-        </w:r>
-        <w:r>
-          <w:rPr>
-            <w:rFonts w:ascii="Times New Roman" w:eastAsia="Arial" w:hAnsi="Times New Roman" w:cs="Times New Roman"/>
-            <w:sz w:val="28"/>
-            <w:szCs w:val="28"/>
-            <w:u w:val="single"/>
-          </w:rPr>
-          <w:t>trends</w:t>
-        </w:r>
-        <w:r>
-          <w:rPr>
-            <w:rFonts w:ascii="Times New Roman" w:eastAsia="Arial" w:hAnsi="Times New Roman" w:cs="Times New Roman"/>
-            <w:sz w:val="28"/>
-            <w:szCs w:val="28"/>
-            <w:u w:val="single"/>
-            <w:lang w:val="ru-RU"/>
-          </w:rPr>
-          <w:t>/</w:t>
-        </w:r>
-      </w:hyperlink>
-      <w:r>
-        <w:rPr>
-          <w:rFonts w:ascii="Times New Roman" w:eastAsia="Arial" w:hAnsi="Times New Roman" w:cs="Times New Roman"/>
-          <w:sz w:val="28"/>
-          <w:szCs w:val="28"/>
-          <w:lang w:val="ru-RU"/>
-        </w:rPr>
-        <w:t>.</w:t>
-      </w:r>
-    </w:p>
-    <w:p>
-      <w:pPr>
-        <w:spacing w:after="0" w:line="360" w:lineRule="auto"/>
-        <w:jc w:val="both"/>
-        <w:rPr>
-          <w:rFonts w:ascii="Times New Roman" w:eastAsia="Arial" w:hAnsi="Times New Roman" w:cs="Times New Roman"/>
-          <w:sz w:val="28"/>
-          <w:szCs w:val="28"/>
-        </w:rPr>
-      </w:pPr>
-      <w:r>
-        <w:rPr>
-          <w:rFonts w:ascii="Times New Roman" w:eastAsia="Arial" w:hAnsi="Times New Roman" w:cs="Times New Roman"/>
-          <w:sz w:val="28"/>
-          <w:szCs w:val="28"/>
-        </w:rPr>
-        <w:t>9. SASS Modules and Architecture. [</w:t>
-      </w:r>
-      <w:r>
-        <w:rPr>
-          <w:rFonts w:ascii="Times New Roman" w:eastAsia="Arial" w:hAnsi="Times New Roman" w:cs="Times New Roman"/>
-          <w:sz w:val="28"/>
-          <w:szCs w:val="28"/>
-          <w:lang w:val="ru-RU"/>
-        </w:rPr>
-        <w:t>Электронный</w:t>
-      </w:r>
-      <w:r>
-        <w:rPr>
-          <w:rFonts w:ascii="Times New Roman" w:eastAsia="Arial" w:hAnsi="Times New Roman" w:cs="Times New Roman"/>
-          <w:sz w:val="28"/>
-          <w:szCs w:val="28"/>
-        </w:rPr>
-        <w:t xml:space="preserve"> </w:t>
-      </w:r>
-      <w:r>
-        <w:rPr>
-          <w:rFonts w:ascii="Times New Roman" w:eastAsia="Arial" w:hAnsi="Times New Roman" w:cs="Times New Roman"/>
-          <w:sz w:val="28"/>
-          <w:szCs w:val="28"/>
-          <w:lang w:val="ru-RU"/>
-        </w:rPr>
-        <w:t>ресурс</w:t>
-      </w:r>
-      <w:r>
-        <w:rPr>
-          <w:rFonts w:ascii="Times New Roman" w:eastAsia="Arial" w:hAnsi="Times New Roman" w:cs="Times New Roman"/>
-          <w:sz w:val="28"/>
-          <w:szCs w:val="28"/>
-        </w:rPr>
-        <w:t xml:space="preserve">] </w:t>
-      </w:r>
-      <w:r>
-        <w:rPr>
-          <w:rFonts w:ascii="Times New Roman" w:eastAsia="Arial" w:hAnsi="Times New Roman" w:cs="Times New Roman"/>
-          <w:sz w:val="28"/>
-          <w:szCs w:val="28"/>
-          <w:lang w:val="ru-RU"/>
-        </w:rPr>
-        <w:t>Режим</w:t>
-      </w:r>
-      <w:r>
-        <w:rPr>
-          <w:rFonts w:ascii="Times New Roman" w:eastAsia="Arial" w:hAnsi="Times New Roman" w:cs="Times New Roman"/>
-          <w:sz w:val="28"/>
-          <w:szCs w:val="28"/>
-        </w:rPr>
-        <w:t xml:space="preserve"> </w:t>
-      </w:r>
-      <w:r>
-        <w:rPr>
-          <w:rFonts w:ascii="Times New Roman" w:eastAsia="Arial" w:hAnsi="Times New Roman" w:cs="Times New Roman"/>
-          <w:sz w:val="28"/>
-          <w:szCs w:val="28"/>
-          <w:lang w:val="ru-RU"/>
-        </w:rPr>
-        <w:t>доступа</w:t>
-      </w:r>
-      <w:r>
-        <w:rPr>
-          <w:rFonts w:ascii="Times New Roman" w:eastAsia="Arial" w:hAnsi="Times New Roman" w:cs="Times New Roman"/>
-          <w:sz w:val="28"/>
-          <w:szCs w:val="28"/>
-        </w:rPr>
-        <w:t xml:space="preserve">: </w:t>
-      </w:r>
-      <w:hyperlink r:id="rId22" w:tooltip="https://sass-lang.com/documentation/modules" w:history="1">
-        <w:r>
-          <w:rPr>
-            <w:rFonts w:ascii="Times New Roman" w:eastAsia="Arial" w:hAnsi="Times New Roman" w:cs="Times New Roman"/>
-            <w:sz w:val="28"/>
-            <w:szCs w:val="28"/>
-            <w:u w:val="single"/>
-          </w:rPr>
-          <w:t>https://sass-lang.com/documentation/modules</w:t>
-        </w:r>
-      </w:hyperlink>
-      <w:r>
-        <w:rPr>
-          <w:rFonts w:ascii="Times New Roman" w:eastAsia="Arial" w:hAnsi="Times New Roman" w:cs="Times New Roman"/>
-          <w:sz w:val="28"/>
-          <w:szCs w:val="28"/>
-        </w:rPr>
-        <w:t>.</w:t>
-      </w:r>
-    </w:p>
-    <w:p>
-      <w:pPr>
-        <w:spacing w:after="0" w:line="360" w:lineRule="auto"/>
-        <w:jc w:val="both"/>
-        <w:rPr>
-          <w:rFonts w:ascii="Times New Roman" w:eastAsia="Arial" w:hAnsi="Times New Roman" w:cs="Times New Roman"/>
-          <w:sz w:val="28"/>
-          <w:szCs w:val="28"/>
-          <w:lang w:val="ru-RU"/>
-        </w:rPr>
-      </w:pPr>
-      <w:r>
-        <w:rPr>
-          <w:rFonts w:ascii="Times New Roman" w:eastAsia="Arial" w:hAnsi="Times New Roman" w:cs="Times New Roman"/>
-          <w:sz w:val="28"/>
-          <w:szCs w:val="28"/>
-        </w:rPr>
-        <w:t xml:space="preserve">10. Guide to mobile app design. </w:t>
-      </w:r>
-      <w:r>
-        <w:rPr>
-          <w:rFonts w:ascii="Times New Roman" w:eastAsia="Arial" w:hAnsi="Times New Roman" w:cs="Times New Roman"/>
-          <w:sz w:val="28"/>
-          <w:szCs w:val="28"/>
-          <w:lang w:val="ru-RU"/>
-        </w:rPr>
-        <w:t xml:space="preserve">[Электронный ресурс] Режим доступа: </w:t>
-      </w:r>
-      <w:hyperlink r:id="rId23" w:tooltip="https://www.smashingmagazine.com/2021/02/comprehensive-guide-to-mobile-app-design/" w:history="1">
-        <w:r>
-          <w:rPr>
-            <w:rFonts w:ascii="Times New Roman" w:eastAsia="Arial" w:hAnsi="Times New Roman" w:cs="Times New Roman"/>
-            <w:sz w:val="28"/>
-            <w:szCs w:val="28"/>
-            <w:u w:val="single"/>
-          </w:rPr>
-          <w:t>https</w:t>
-        </w:r>
-        <w:r>
-          <w:rPr>
-            <w:rFonts w:ascii="Times New Roman" w:eastAsia="Arial" w:hAnsi="Times New Roman" w:cs="Times New Roman"/>
-            <w:sz w:val="28"/>
-            <w:szCs w:val="28"/>
-            <w:u w:val="single"/>
-            <w:lang w:val="ru-RU"/>
-          </w:rPr>
-          <w:t>://</w:t>
-        </w:r>
-        <w:r>
-          <w:rPr>
-            <w:rFonts w:ascii="Times New Roman" w:eastAsia="Arial" w:hAnsi="Times New Roman" w:cs="Times New Roman"/>
-            <w:sz w:val="28"/>
-            <w:szCs w:val="28"/>
-            <w:u w:val="single"/>
-          </w:rPr>
-          <w:t>www</w:t>
-        </w:r>
-        <w:r>
-          <w:rPr>
-            <w:rFonts w:ascii="Times New Roman" w:eastAsia="Arial" w:hAnsi="Times New Roman" w:cs="Times New Roman"/>
-            <w:sz w:val="28"/>
-            <w:szCs w:val="28"/>
-            <w:u w:val="single"/>
-            <w:lang w:val="ru-RU"/>
-          </w:rPr>
-          <w:t>.</w:t>
-        </w:r>
-        <w:r>
-          <w:rPr>
-            <w:rFonts w:ascii="Times New Roman" w:eastAsia="Arial" w:hAnsi="Times New Roman" w:cs="Times New Roman"/>
-            <w:sz w:val="28"/>
-            <w:szCs w:val="28"/>
-            <w:u w:val="single"/>
-          </w:rPr>
-          <w:t>smashingmagazine</w:t>
-        </w:r>
-        <w:r>
-          <w:rPr>
-            <w:rFonts w:ascii="Times New Roman" w:eastAsia="Arial" w:hAnsi="Times New Roman" w:cs="Times New Roman"/>
-            <w:sz w:val="28"/>
-            <w:szCs w:val="28"/>
-            <w:u w:val="single"/>
-            <w:lang w:val="ru-RU"/>
-          </w:rPr>
-          <w:t>.</w:t>
-        </w:r>
-        <w:r>
-          <w:rPr>
-            <w:rFonts w:ascii="Times New Roman" w:eastAsia="Arial" w:hAnsi="Times New Roman" w:cs="Times New Roman"/>
-            <w:sz w:val="28"/>
-            <w:szCs w:val="28"/>
-            <w:u w:val="single"/>
-          </w:rPr>
-          <w:t>com</w:t>
-        </w:r>
-        <w:r>
-          <w:rPr>
-            <w:rFonts w:ascii="Times New Roman" w:eastAsia="Arial" w:hAnsi="Times New Roman" w:cs="Times New Roman"/>
-            <w:sz w:val="28"/>
-            <w:szCs w:val="28"/>
-            <w:u w:val="single"/>
-            <w:lang w:val="ru-RU"/>
-          </w:rPr>
-          <w:t>/2021/02/</w:t>
-        </w:r>
-        <w:r>
-          <w:rPr>
-            <w:rFonts w:ascii="Times New Roman" w:eastAsia="Arial" w:hAnsi="Times New Roman" w:cs="Times New Roman"/>
-            <w:sz w:val="28"/>
-            <w:szCs w:val="28"/>
-            <w:u w:val="single"/>
-          </w:rPr>
-          <w:t>comprehensive</w:t>
-        </w:r>
-        <w:r>
-          <w:rPr>
-            <w:rFonts w:ascii="Times New Roman" w:eastAsia="Arial" w:hAnsi="Times New Roman" w:cs="Times New Roman"/>
-            <w:sz w:val="28"/>
-            <w:szCs w:val="28"/>
-            <w:u w:val="single"/>
-            <w:lang w:val="ru-RU"/>
-          </w:rPr>
-          <w:t>-</w:t>
-        </w:r>
-        <w:r>
-          <w:rPr>
-            <w:rFonts w:ascii="Times New Roman" w:eastAsia="Arial" w:hAnsi="Times New Roman" w:cs="Times New Roman"/>
-            <w:sz w:val="28"/>
-            <w:szCs w:val="28"/>
-            <w:u w:val="single"/>
-          </w:rPr>
-          <w:t>guide</w:t>
-        </w:r>
-        <w:r>
-          <w:rPr>
-            <w:rFonts w:ascii="Times New Roman" w:eastAsia="Arial" w:hAnsi="Times New Roman" w:cs="Times New Roman"/>
-            <w:sz w:val="28"/>
-            <w:szCs w:val="28"/>
-            <w:u w:val="single"/>
-            <w:lang w:val="ru-RU"/>
-          </w:rPr>
-          <w:t>-</w:t>
-        </w:r>
-        <w:r>
-          <w:rPr>
-            <w:rFonts w:ascii="Times New Roman" w:eastAsia="Arial" w:hAnsi="Times New Roman" w:cs="Times New Roman"/>
-            <w:sz w:val="28"/>
-            <w:szCs w:val="28"/>
-            <w:u w:val="single"/>
-          </w:rPr>
-          <w:t>to</w:t>
-        </w:r>
-        <w:r>
-          <w:rPr>
-            <w:rFonts w:ascii="Times New Roman" w:eastAsia="Arial" w:hAnsi="Times New Roman" w:cs="Times New Roman"/>
-            <w:sz w:val="28"/>
-            <w:szCs w:val="28"/>
-            <w:u w:val="single"/>
-            <w:lang w:val="ru-RU"/>
-          </w:rPr>
-          <w:t>-</w:t>
-        </w:r>
-        <w:r>
-          <w:rPr>
-            <w:rFonts w:ascii="Times New Roman" w:eastAsia="Arial" w:hAnsi="Times New Roman" w:cs="Times New Roman"/>
-            <w:sz w:val="28"/>
-            <w:szCs w:val="28"/>
-            <w:u w:val="single"/>
-          </w:rPr>
-          <w:t>mobile</w:t>
-        </w:r>
-        <w:r>
-          <w:rPr>
-            <w:rFonts w:ascii="Times New Roman" w:eastAsia="Arial" w:hAnsi="Times New Roman" w:cs="Times New Roman"/>
-            <w:sz w:val="28"/>
-            <w:szCs w:val="28"/>
-            <w:u w:val="single"/>
-            <w:lang w:val="ru-RU"/>
-          </w:rPr>
-          <w:t>-</w:t>
-        </w:r>
-        <w:r>
-          <w:rPr>
-            <w:rFonts w:ascii="Times New Roman" w:eastAsia="Arial" w:hAnsi="Times New Roman" w:cs="Times New Roman"/>
-            <w:sz w:val="28"/>
-            <w:szCs w:val="28"/>
-            <w:u w:val="single"/>
-          </w:rPr>
-          <w:t>app</w:t>
-        </w:r>
-        <w:r>
-          <w:rPr>
-            <w:rFonts w:ascii="Times New Roman" w:eastAsia="Arial" w:hAnsi="Times New Roman" w:cs="Times New Roman"/>
-            <w:sz w:val="28"/>
-            <w:szCs w:val="28"/>
-            <w:u w:val="single"/>
-            <w:lang w:val="ru-RU"/>
-          </w:rPr>
-          <w:t>-</w:t>
-        </w:r>
-        <w:r>
-          <w:rPr>
-            <w:rFonts w:ascii="Times New Roman" w:eastAsia="Arial" w:hAnsi="Times New Roman" w:cs="Times New Roman"/>
-            <w:sz w:val="28"/>
-            <w:szCs w:val="28"/>
-            <w:u w:val="single"/>
-          </w:rPr>
-          <w:t>design</w:t>
-        </w:r>
-        <w:r>
-          <w:rPr>
-            <w:rFonts w:ascii="Times New Roman" w:eastAsia="Arial" w:hAnsi="Times New Roman" w:cs="Times New Roman"/>
-            <w:sz w:val="28"/>
-            <w:szCs w:val="28"/>
-            <w:u w:val="single"/>
-            <w:lang w:val="ru-RU"/>
-          </w:rPr>
-          <w:t>/</w:t>
-        </w:r>
-      </w:hyperlink>
-      <w:r>
-        <w:rPr>
-          <w:rFonts w:ascii="Times New Roman" w:eastAsia="Arial" w:hAnsi="Times New Roman" w:cs="Times New Roman"/>
-          <w:sz w:val="28"/>
-          <w:szCs w:val="28"/>
-          <w:lang w:val="ru-RU"/>
-        </w:rPr>
-        <w:t>.</w:t>
-      </w:r>
-      <w:bookmarkEnd w:id="15"/>
+          <w:rFonts w:ascii="Times New Roman" w:hAnsi="Times New Roman" w:cs="Times New Roman"/>
+          <w:sz w:val="28"/>
+          <w:szCs w:val="28"/>
+          <w:lang w:val="ru-RU"/>
+        </w:rPr>
+        <w:t xml:space="preserve">. (использовано </w:t>
+      </w:r>
+      <w:r>
+        <w:rPr>
+          <w:rFonts w:ascii="Times New Roman" w:hAnsi="Times New Roman" w:cs="Times New Roman"/>
+          <w:sz w:val="28"/>
+          <w:szCs w:val="28"/>
+        </w:rPr>
+        <w:t>03</w:t>
+      </w:r>
+      <w:r>
+        <w:rPr>
+          <w:rFonts w:ascii="Times New Roman" w:hAnsi="Times New Roman" w:cs="Times New Roman"/>
+          <w:sz w:val="28"/>
+          <w:szCs w:val="28"/>
+          <w:lang w:val="ru-RU"/>
+        </w:rPr>
+        <w:t>.05.2026)</w:t>
+      </w:r>
+    </w:p>
+    <w:p>
+      <w:pPr>
+        <w:spacing w:after="0" w:line="360" w:lineRule="auto"/>
+        <w:jc w:val="both"/>
+        <w:rPr>
+          <w:rFonts w:ascii="Times New Roman" w:hAnsi="Times New Roman" w:cs="Times New Roman"/>
+          <w:sz w:val="28"/>
+          <w:szCs w:val="28"/>
+          <w:lang w:val="ru-RU"/>
+        </w:rPr>
+      </w:pPr>
+      <w:r>
+        <w:rPr>
+          <w:rFonts w:ascii="Times New Roman" w:hAnsi="Times New Roman" w:cs="Times New Roman"/>
+          <w:sz w:val="28"/>
+          <w:szCs w:val="28"/>
+          <w:lang w:val="ru-RU"/>
+        </w:rPr>
+        <w:t>10. Полуэктова Н. Р. Разработка веб-приложений, 2-е изд. — Москва: Юрайт, 2026. — 204 с.</w:t>
+      </w:r>
     </w:p>
     <w:sectPr>
       <w:pgSz w:w="12240" w:h="15840"/>
@@ -33156,6 +32980,444 @@
     </w:lvl>
   </w:abstractNum>
   <w:abstractNum w:abstractNumId="13" w15:restartNumberingAfterBreak="0">
+    <w:nsid w:val="225834A8"/>
+    <w:multiLevelType w:val="hybridMultilevel"/>
+    <w:tmpl w:val="819485AC"/>
+    <w:lvl w:ilvl="0" w:tplc="08449582">
+      <w:numFmt w:val="bullet"/>
+      <w:suff w:val="space"/>
+      <w:lvlText w:val="-"/>
+      <w:lvlJc w:val="left"/>
+      <w:pPr>
+        <w:ind w:left="1080" w:hanging="360"/>
+      </w:pPr>
+      <w:rPr>
+        <w:rFonts w:ascii="Times New Roman" w:eastAsiaTheme="minorEastAsia" w:hAnsi="Times New Roman" w:cs="Times New Roman" w:hint="default"/>
+        <w:sz w:val="20"/>
+      </w:rPr>
+    </w:lvl>
+    <w:lvl w:ilvl="1" w:tplc="011264E6">
+      <w:start w:val="1"/>
+      <w:numFmt w:val="bullet"/>
+      <w:lvlText w:val=""/>
+      <w:lvlJc w:val="left"/>
+      <w:pPr>
+        <w:tabs>
+          <w:tab w:val="num" w:pos="1440"/>
+        </w:tabs>
+        <w:ind w:left="1440" w:hanging="360"/>
+      </w:pPr>
+      <w:rPr>
+        <w:rFonts w:ascii="Symbol" w:hAnsi="Symbol" w:hint="default"/>
+        <w:sz w:val="20"/>
+      </w:rPr>
+    </w:lvl>
+    <w:lvl w:ilvl="2" w:tplc="5B7E6ABE">
+      <w:start w:val="1"/>
+      <w:numFmt w:val="bullet"/>
+      <w:lvlText w:val=""/>
+      <w:lvlJc w:val="left"/>
+      <w:pPr>
+        <w:tabs>
+          <w:tab w:val="num" w:pos="2160"/>
+        </w:tabs>
+        <w:ind w:left="2160" w:hanging="360"/>
+      </w:pPr>
+      <w:rPr>
+        <w:rFonts w:ascii="Symbol" w:hAnsi="Symbol" w:hint="default"/>
+        <w:sz w:val="20"/>
+      </w:rPr>
+    </w:lvl>
+    <w:lvl w:ilvl="3" w:tplc="5A3C34DA">
+      <w:start w:val="1"/>
+      <w:numFmt w:val="bullet"/>
+      <w:lvlText w:val=""/>
+      <w:lvlJc w:val="left"/>
+      <w:pPr>
+        <w:tabs>
+          <w:tab w:val="num" w:pos="2880"/>
+        </w:tabs>
+        <w:ind w:left="2880" w:hanging="360"/>
+      </w:pPr>
+      <w:rPr>
+        <w:rFonts w:ascii="Symbol" w:hAnsi="Symbol" w:hint="default"/>
+        <w:sz w:val="20"/>
+      </w:rPr>
+    </w:lvl>
+    <w:lvl w:ilvl="4" w:tplc="18AE0C20">
+      <w:start w:val="1"/>
+      <w:numFmt w:val="bullet"/>
+      <w:lvlText w:val=""/>
+      <w:lvlJc w:val="left"/>
+      <w:pPr>
+        <w:tabs>
+          <w:tab w:val="num" w:pos="3600"/>
+        </w:tabs>
+        <w:ind w:left="3600" w:hanging="360"/>
+      </w:pPr>
+      <w:rPr>
+        <w:rFonts w:ascii="Symbol" w:hAnsi="Symbol" w:hint="default"/>
+        <w:sz w:val="20"/>
+      </w:rPr>
+    </w:lvl>
+    <w:lvl w:ilvl="5" w:tplc="84C84A98">
+      <w:start w:val="1"/>
+      <w:numFmt w:val="bullet"/>
+      <w:lvlText w:val=""/>
+      <w:lvlJc w:val="left"/>
+      <w:pPr>
+        <w:tabs>
+          <w:tab w:val="num" w:pos="4320"/>
+        </w:tabs>
+        <w:ind w:left="4320" w:hanging="360"/>
+      </w:pPr>
+      <w:rPr>
+        <w:rFonts w:ascii="Symbol" w:hAnsi="Symbol" w:hint="default"/>
+        <w:sz w:val="20"/>
+      </w:rPr>
+    </w:lvl>
+    <w:lvl w:ilvl="6" w:tplc="FE4689AE">
+      <w:start w:val="1"/>
+      <w:numFmt w:val="bullet"/>
+      <w:lvlText w:val=""/>
+      <w:lvlJc w:val="left"/>
+      <w:pPr>
+        <w:tabs>
+          <w:tab w:val="num" w:pos="5040"/>
+        </w:tabs>
+        <w:ind w:left="5040" w:hanging="360"/>
+      </w:pPr>
+      <w:rPr>
+        <w:rFonts w:ascii="Symbol" w:hAnsi="Symbol" w:hint="default"/>
+        <w:sz w:val="20"/>
+      </w:rPr>
+    </w:lvl>
+    <w:lvl w:ilvl="7" w:tplc="3C784946">
+      <w:start w:val="1"/>
+      <w:numFmt w:val="bullet"/>
+      <w:lvlText w:val=""/>
+      <w:lvlJc w:val="left"/>
+      <w:pPr>
+        <w:tabs>
+          <w:tab w:val="num" w:pos="5760"/>
+        </w:tabs>
+        <w:ind w:left="5760" w:hanging="360"/>
+      </w:pPr>
+      <w:rPr>
+        <w:rFonts w:ascii="Symbol" w:hAnsi="Symbol" w:hint="default"/>
+        <w:sz w:val="20"/>
+      </w:rPr>
+    </w:lvl>
+    <w:lvl w:ilvl="8" w:tplc="83E21F5A">
+      <w:start w:val="1"/>
+      <w:numFmt w:val="bullet"/>
+      <w:lvlText w:val=""/>
+      <w:lvlJc w:val="left"/>
+      <w:pPr>
+        <w:tabs>
+          <w:tab w:val="num" w:pos="6480"/>
+        </w:tabs>
+        <w:ind w:left="6480" w:hanging="360"/>
+      </w:pPr>
+      <w:rPr>
+        <w:rFonts w:ascii="Symbol" w:hAnsi="Symbol" w:hint="default"/>
+        <w:sz w:val="20"/>
+      </w:rPr>
+    </w:lvl>
+  </w:abstractNum>
+  <w:abstractNum w:abstractNumId="14" w15:restartNumberingAfterBreak="0">
+    <w:nsid w:val="23B62EEA"/>
+    <w:multiLevelType w:val="hybridMultilevel"/>
+    <w:tmpl w:val="294211A2"/>
+    <w:lvl w:ilvl="0" w:tplc="CAC68ABE">
+      <w:numFmt w:val="bullet"/>
+      <w:suff w:val="space"/>
+      <w:lvlText w:val="-"/>
+      <w:lvlJc w:val="left"/>
+      <w:pPr>
+        <w:ind w:left="1080" w:hanging="360"/>
+      </w:pPr>
+      <w:rPr>
+        <w:rFonts w:ascii="Times New Roman" w:eastAsiaTheme="minorEastAsia" w:hAnsi="Times New Roman" w:cs="Times New Roman" w:hint="default"/>
+        <w:sz w:val="20"/>
+      </w:rPr>
+    </w:lvl>
+    <w:lvl w:ilvl="1" w:tplc="7E18F54E">
+      <w:start w:val="1"/>
+      <w:numFmt w:val="bullet"/>
+      <w:lvlText w:val=""/>
+      <w:lvlJc w:val="left"/>
+      <w:pPr>
+        <w:tabs>
+          <w:tab w:val="num" w:pos="1440"/>
+        </w:tabs>
+        <w:ind w:left="1440" w:hanging="360"/>
+      </w:pPr>
+      <w:rPr>
+        <w:rFonts w:ascii="Symbol" w:hAnsi="Symbol" w:hint="default"/>
+        <w:sz w:val="20"/>
+      </w:rPr>
+    </w:lvl>
+    <w:lvl w:ilvl="2" w:tplc="60E25AE6">
+      <w:start w:val="1"/>
+      <w:numFmt w:val="bullet"/>
+      <w:lvlText w:val=""/>
+      <w:lvlJc w:val="left"/>
+      <w:pPr>
+        <w:tabs>
+          <w:tab w:val="num" w:pos="2160"/>
+        </w:tabs>
+        <w:ind w:left="2160" w:hanging="360"/>
+      </w:pPr>
+      <w:rPr>
+        <w:rFonts w:ascii="Symbol" w:hAnsi="Symbol" w:hint="default"/>
+        <w:sz w:val="20"/>
+      </w:rPr>
+    </w:lvl>
+    <w:lvl w:ilvl="3" w:tplc="9F68D950">
+      <w:start w:val="1"/>
+      <w:numFmt w:val="bullet"/>
+      <w:lvlText w:val=""/>
+      <w:lvlJc w:val="left"/>
+      <w:pPr>
+        <w:tabs>
+          <w:tab w:val="num" w:pos="2880"/>
+        </w:tabs>
+        <w:ind w:left="2880" w:hanging="360"/>
+      </w:pPr>
+      <w:rPr>
+        <w:rFonts w:ascii="Symbol" w:hAnsi="Symbol" w:hint="default"/>
+        <w:sz w:val="20"/>
+      </w:rPr>
+    </w:lvl>
+    <w:lvl w:ilvl="4" w:tplc="76C28BA6">
+      <w:start w:val="1"/>
+      <w:numFmt w:val="bullet"/>
+      <w:lvlText w:val=""/>
+      <w:lvlJc w:val="left"/>
+      <w:pPr>
+        <w:tabs>
+          <w:tab w:val="num" w:pos="3600"/>
+        </w:tabs>
+        <w:ind w:left="3600" w:hanging="360"/>
+      </w:pPr>
+      <w:rPr>
+        <w:rFonts w:ascii="Symbol" w:hAnsi="Symbol" w:hint="default"/>
+        <w:sz w:val="20"/>
+      </w:rPr>
+    </w:lvl>
+    <w:lvl w:ilvl="5" w:tplc="0A5CB70A">
+      <w:start w:val="1"/>
+      <w:numFmt w:val="bullet"/>
+      <w:lvlText w:val=""/>
+      <w:lvlJc w:val="left"/>
+      <w:pPr>
+        <w:tabs>
+          <w:tab w:val="num" w:pos="4320"/>
+        </w:tabs>
+        <w:ind w:left="4320" w:hanging="360"/>
+      </w:pPr>
+      <w:rPr>
+        <w:rFonts w:ascii="Symbol" w:hAnsi="Symbol" w:hint="default"/>
+        <w:sz w:val="20"/>
+      </w:rPr>
+    </w:lvl>
+    <w:lvl w:ilvl="6" w:tplc="856CE1CC">
+      <w:start w:val="1"/>
+      <w:numFmt w:val="bullet"/>
+      <w:lvlText w:val=""/>
+      <w:lvlJc w:val="left"/>
+      <w:pPr>
+        <w:tabs>
+          <w:tab w:val="num" w:pos="5040"/>
+        </w:tabs>
+        <w:ind w:left="5040" w:hanging="360"/>
+      </w:pPr>
+      <w:rPr>
+        <w:rFonts w:ascii="Symbol" w:hAnsi="Symbol" w:hint="default"/>
+        <w:sz w:val="20"/>
+      </w:rPr>
+    </w:lvl>
+    <w:lvl w:ilvl="7" w:tplc="093A739A">
+      <w:start w:val="1"/>
+      <w:numFmt w:val="bullet"/>
+      <w:lvlText w:val=""/>
+      <w:lvlJc w:val="left"/>
+      <w:pPr>
+        <w:tabs>
+          <w:tab w:val="num" w:pos="5760"/>
+        </w:tabs>
+        <w:ind w:left="5760" w:hanging="360"/>
+      </w:pPr>
+      <w:rPr>
+        <w:rFonts w:ascii="Symbol" w:hAnsi="Symbol" w:hint="default"/>
+        <w:sz w:val="20"/>
+      </w:rPr>
+    </w:lvl>
+    <w:lvl w:ilvl="8" w:tplc="4B8E0B0C">
+      <w:start w:val="1"/>
+      <w:numFmt w:val="bullet"/>
+      <w:lvlText w:val=""/>
+      <w:lvlJc w:val="left"/>
+      <w:pPr>
+        <w:tabs>
+          <w:tab w:val="num" w:pos="6480"/>
+        </w:tabs>
+        <w:ind w:left="6480" w:hanging="360"/>
+      </w:pPr>
+      <w:rPr>
+        <w:rFonts w:ascii="Symbol" w:hAnsi="Symbol" w:hint="default"/>
+        <w:sz w:val="20"/>
+      </w:rPr>
+    </w:lvl>
+  </w:abstractNum>
+  <w:abstractNum w:abstractNumId="15" w15:restartNumberingAfterBreak="0">
+    <w:nsid w:val="248A7EBB"/>
+    <w:multiLevelType w:val="hybridMultilevel"/>
+    <w:tmpl w:val="39CCC730"/>
+    <w:lvl w:ilvl="0" w:tplc="A4A03A9E">
+      <w:numFmt w:val="bullet"/>
+      <w:suff w:val="space"/>
+      <w:lvlText w:val="-"/>
+      <w:lvlJc w:val="left"/>
+      <w:pPr>
+        <w:ind w:left="1080" w:hanging="360"/>
+      </w:pPr>
+      <w:rPr>
+        <w:rFonts w:ascii="Times New Roman" w:eastAsiaTheme="minorEastAsia" w:hAnsi="Times New Roman" w:cs="Times New Roman" w:hint="default"/>
+        <w:sz w:val="20"/>
+      </w:rPr>
+    </w:lvl>
+    <w:lvl w:ilvl="1" w:tplc="81B8FAB8">
+      <w:start w:val="1"/>
+      <w:numFmt w:val="bullet"/>
+      <w:lvlText w:val=""/>
+      <w:lvlJc w:val="left"/>
+      <w:pPr>
+        <w:tabs>
+          <w:tab w:val="num" w:pos="1440"/>
+        </w:tabs>
+        <w:ind w:left="1440" w:hanging="360"/>
+      </w:pPr>
+      <w:rPr>
+        <w:rFonts w:ascii="Symbol" w:hAnsi="Symbol" w:hint="default"/>
+        <w:sz w:val="20"/>
+      </w:rPr>
+    </w:lvl>
+    <w:lvl w:ilvl="2" w:tplc="23664AB8">
+      <w:start w:val="1"/>
+      <w:numFmt w:val="bullet"/>
+      <w:lvlText w:val=""/>
+      <w:lvlJc w:val="left"/>
+      <w:pPr>
+        <w:tabs>
+          <w:tab w:val="num" w:pos="2160"/>
+        </w:tabs>
+        <w:ind w:left="2160" w:hanging="360"/>
+      </w:pPr>
+      <w:rPr>
+        <w:rFonts w:ascii="Symbol" w:hAnsi="Symbol" w:hint="default"/>
+        <w:sz w:val="20"/>
+      </w:rPr>
+    </w:lvl>
+    <w:lvl w:ilvl="3" w:tplc="FADAFFAC">
+      <w:start w:val="1"/>
+      <w:numFmt w:val="bullet"/>
+      <w:lvlText w:val=""/>
+      <w:lvlJc w:val="left"/>
+      <w:pPr>
+        <w:tabs>
+          <w:tab w:val="num" w:pos="2880"/>
+        </w:tabs>
+        <w:ind w:left="2880" w:hanging="360"/>
+      </w:pPr>
+      <w:rPr>
+        <w:rFonts w:ascii="Symbol" w:hAnsi="Symbol" w:hint="default"/>
+        <w:sz w:val="20"/>
+      </w:rPr>
+    </w:lvl>
+    <w:lvl w:ilvl="4" w:tplc="EF564B62">
+      <w:start w:val="1"/>
+      <w:numFmt w:val="bullet"/>
+      <w:lvlText w:val=""/>
+      <w:lvlJc w:val="left"/>
+      <w:pPr>
+        <w:tabs>
+          <w:tab w:val="num" w:pos="3600"/>
+        </w:tabs>
+        <w:ind w:left="3600" w:hanging="360"/>
+      </w:pPr>
+      <w:rPr>
+        <w:rFonts w:ascii="Symbol" w:hAnsi="Symbol" w:hint="default"/>
+        <w:sz w:val="20"/>
+      </w:rPr>
+    </w:lvl>
+    <w:lvl w:ilvl="5" w:tplc="5F62CD32">
+      <w:start w:val="1"/>
+      <w:numFmt w:val="bullet"/>
+      <w:lvlText w:val=""/>
+      <w:lvlJc w:val="left"/>
+      <w:pPr>
+        <w:tabs>
+          <w:tab w:val="num" w:pos="4320"/>
+        </w:tabs>
+        <w:ind w:left="4320" w:hanging="360"/>
+      </w:pPr>
+      <w:rPr>
+        <w:rFonts w:ascii="Symbol" w:hAnsi="Symbol" w:hint="default"/>
+        <w:sz w:val="20"/>
+      </w:rPr>
+    </w:lvl>
+    <w:lvl w:ilvl="6" w:tplc="ABF2F206">
+      <w:start w:val="1"/>
+      <w:numFmt w:val="bullet"/>
+      <w:lvlText w:val=""/>
+      <w:lvlJc w:val="left"/>
+      <w:pPr>
+        <w:tabs>
+          <w:tab w:val="num" w:pos="5040"/>
+        </w:tabs>
+        <w:ind w:left="5040" w:hanging="360"/>
+      </w:pPr>
+      <w:rPr>
+        <w:rFonts w:ascii="Symbol" w:hAnsi="Symbol" w:hint="default"/>
+        <w:sz w:val="20"/>
+      </w:rPr>
+    </w:lvl>
+    <w:lvl w:ilvl="7" w:tplc="80C0D94C">
+      <w:start w:val="1"/>
+      <w:numFmt w:val="bullet"/>
+      <w:lvlText w:val=""/>
+      <w:lvlJc w:val="left"/>
+      <w:pPr>
+        <w:tabs>
+          <w:tab w:val="num" w:pos="5760"/>
+        </w:tabs>
+        <w:ind w:left="5760" w:hanging="360"/>
+      </w:pPr>
+      <w:rPr>
+        <w:rFonts w:ascii="Symbol" w:hAnsi="Symbol" w:hint="default"/>
+        <w:sz w:val="20"/>
+      </w:rPr>
+    </w:lvl>
+    <w:lvl w:ilvl="8" w:tplc="E6421E7E">
+      <w:start w:val="1"/>
+      <w:numFmt w:val="bullet"/>
+      <w:lvlText w:val=""/>
+      <w:lvlJc w:val="left"/>
+      <w:pPr>
+        <w:tabs>
+          <w:tab w:val="num" w:pos="6480"/>
+        </w:tabs>
+        <w:ind w:left="6480" w:hanging="360"/>
+      </w:pPr>
+      <w:rPr>
+        <w:rFonts w:ascii="Symbol" w:hAnsi="Symbol" w:hint="default"/>
+        <w:sz w:val="20"/>
+      </w:rPr>
+    </w:lvl>
+  </w:abstractNum>
+  <w:abstractNum w:abstractNumId="16" w15:restartNumberingAfterBreak="0">
     <w:nsid w:val="26F1165A"/>
     <w:multiLevelType w:val="hybridMultilevel"/>
     <w:tmpl w:val="7F58B074"/>
@@ -33304,7 +33566,153 @@
       </w:rPr>
     </w:lvl>
   </w:abstractNum>
-  <w:abstractNum w:abstractNumId="14" w15:restartNumberingAfterBreak="0">
+  <w:abstractNum w:abstractNumId="17" w15:restartNumberingAfterBreak="0">
+    <w:nsid w:val="289C35D0"/>
+    <w:multiLevelType w:val="hybridMultilevel"/>
+    <w:tmpl w:val="3026B2C0"/>
+    <w:lvl w:ilvl="0" w:tplc="99A48D26">
+      <w:numFmt w:val="bullet"/>
+      <w:suff w:val="space"/>
+      <w:lvlText w:val="-"/>
+      <w:lvlJc w:val="left"/>
+      <w:pPr>
+        <w:ind w:left="1080" w:hanging="360"/>
+      </w:pPr>
+      <w:rPr>
+        <w:rFonts w:ascii="Times New Roman" w:eastAsiaTheme="minorEastAsia" w:hAnsi="Times New Roman" w:cs="Times New Roman" w:hint="default"/>
+        <w:sz w:val="20"/>
+      </w:rPr>
+    </w:lvl>
+    <w:lvl w:ilvl="1" w:tplc="7E18F54E">
+      <w:start w:val="1"/>
+      <w:numFmt w:val="bullet"/>
+      <w:lvlText w:val=""/>
+      <w:lvlJc w:val="left"/>
+      <w:pPr>
+        <w:tabs>
+          <w:tab w:val="num" w:pos="1440"/>
+        </w:tabs>
+        <w:ind w:left="1440" w:hanging="360"/>
+      </w:pPr>
+      <w:rPr>
+        <w:rFonts w:ascii="Symbol" w:hAnsi="Symbol" w:hint="default"/>
+        <w:sz w:val="20"/>
+      </w:rPr>
+    </w:lvl>
+    <w:lvl w:ilvl="2" w:tplc="60E25AE6">
+      <w:start w:val="1"/>
+      <w:numFmt w:val="bullet"/>
+      <w:lvlText w:val=""/>
+      <w:lvlJc w:val="left"/>
+      <w:pPr>
+        <w:tabs>
+          <w:tab w:val="num" w:pos="2160"/>
+        </w:tabs>
+        <w:ind w:left="2160" w:hanging="360"/>
+      </w:pPr>
+      <w:rPr>
+        <w:rFonts w:ascii="Symbol" w:hAnsi="Symbol" w:hint="default"/>
+        <w:sz w:val="20"/>
+      </w:rPr>
+    </w:lvl>
+    <w:lvl w:ilvl="3" w:tplc="9F68D950">
+      <w:start w:val="1"/>
+      <w:numFmt w:val="bullet"/>
+      <w:lvlText w:val=""/>
+      <w:lvlJc w:val="left"/>
+      <w:pPr>
+        <w:tabs>
+          <w:tab w:val="num" w:pos="2880"/>
+        </w:tabs>
+        <w:ind w:left="2880" w:hanging="360"/>
+      </w:pPr>
+      <w:rPr>
+        <w:rFonts w:ascii="Symbol" w:hAnsi="Symbol" w:hint="default"/>
+        <w:sz w:val="20"/>
+      </w:rPr>
+    </w:lvl>
+    <w:lvl w:ilvl="4" w:tplc="76C28BA6">
+      <w:start w:val="1"/>
+      <w:numFmt w:val="bullet"/>
+      <w:lvlText w:val=""/>
+      <w:lvlJc w:val="left"/>
+      <w:pPr>
+        <w:tabs>
+          <w:tab w:val="num" w:pos="3600"/>
+        </w:tabs>
+        <w:ind w:left="3600" w:hanging="360"/>
+      </w:pPr>
+      <w:rPr>
+        <w:rFonts w:ascii="Symbol" w:hAnsi="Symbol" w:hint="default"/>
+        <w:sz w:val="20"/>
+      </w:rPr>
+    </w:lvl>
+    <w:lvl w:ilvl="5" w:tplc="0A5CB70A">
+      <w:start w:val="1"/>
+      <w:numFmt w:val="bullet"/>
+      <w:lvlText w:val=""/>
+      <w:lvlJc w:val="left"/>
+      <w:pPr>
+        <w:tabs>
+          <w:tab w:val="num" w:pos="4320"/>
+        </w:tabs>
+        <w:ind w:left="4320" w:hanging="360"/>
+      </w:pPr>
+      <w:rPr>
+        <w:rFonts w:ascii="Symbol" w:hAnsi="Symbol" w:hint="default"/>
+        <w:sz w:val="20"/>
+      </w:rPr>
+    </w:lvl>
+    <w:lvl w:ilvl="6" w:tplc="856CE1CC">
+      <w:start w:val="1"/>
+      <w:numFmt w:val="bullet"/>
+      <w:lvlText w:val=""/>
+      <w:lvlJc w:val="left"/>
+      <w:pPr>
+        <w:tabs>
+          <w:tab w:val="num" w:pos="5040"/>
+        </w:tabs>
+        <w:ind w:left="5040" w:hanging="360"/>
+      </w:pPr>
+      <w:rPr>
+        <w:rFonts w:ascii="Symbol" w:hAnsi="Symbol" w:hint="default"/>
+        <w:sz w:val="20"/>
+      </w:rPr>
+    </w:lvl>
+    <w:lvl w:ilvl="7" w:tplc="093A739A">
+      <w:start w:val="1"/>
+      <w:numFmt w:val="bullet"/>
+      <w:lvlText w:val=""/>
+      <w:lvlJc w:val="left"/>
+      <w:pPr>
+        <w:tabs>
+          <w:tab w:val="num" w:pos="5760"/>
+        </w:tabs>
+        <w:ind w:left="5760" w:hanging="360"/>
+      </w:pPr>
+      <w:rPr>
+        <w:rFonts w:ascii="Symbol" w:hAnsi="Symbol" w:hint="default"/>
+        <w:sz w:val="20"/>
+      </w:rPr>
+    </w:lvl>
+    <w:lvl w:ilvl="8" w:tplc="4B8E0B0C">
+      <w:start w:val="1"/>
+      <w:numFmt w:val="bullet"/>
+      <w:lvlText w:val=""/>
+      <w:lvlJc w:val="left"/>
+      <w:pPr>
+        <w:tabs>
+          <w:tab w:val="num" w:pos="6480"/>
+        </w:tabs>
+        <w:ind w:left="6480" w:hanging="360"/>
+      </w:pPr>
+      <w:rPr>
+        <w:rFonts w:ascii="Symbol" w:hAnsi="Symbol" w:hint="default"/>
+        <w:sz w:val="20"/>
+      </w:rPr>
+    </w:lvl>
+  </w:abstractNum>
+  <w:abstractNum w:abstractNumId="18" w15:restartNumberingAfterBreak="0">
     <w:nsid w:val="2A217648"/>
     <w:multiLevelType w:val="multilevel"/>
     <w:tmpl w:val="F516DB40"/>
@@ -33417,7 +33825,301 @@
       </w:pPr>
     </w:lvl>
   </w:abstractNum>
-  <w:abstractNum w:abstractNumId="15" w15:restartNumberingAfterBreak="0">
+  <w:abstractNum w:abstractNumId="19" w15:restartNumberingAfterBreak="0">
+    <w:nsid w:val="2C1C6D47"/>
+    <w:multiLevelType w:val="hybridMultilevel"/>
+    <w:tmpl w:val="2514BC40"/>
+    <w:lvl w:ilvl="0" w:tplc="7A709940">
+      <w:numFmt w:val="bullet"/>
+      <w:lvlText w:val="-"/>
+      <w:lvlJc w:val="left"/>
+      <w:pPr>
+        <w:tabs>
+          <w:tab w:val="num" w:pos="720"/>
+        </w:tabs>
+        <w:ind w:left="720" w:hanging="360"/>
+      </w:pPr>
+      <w:rPr>
+        <w:rFonts w:ascii="Times New Roman" w:eastAsiaTheme="minorEastAsia" w:hAnsi="Times New Roman" w:cs="Times New Roman" w:hint="default"/>
+        <w:sz w:val="20"/>
+      </w:rPr>
+    </w:lvl>
+    <w:lvl w:ilvl="1" w:tplc="D86E9D5A">
+      <w:start w:val="1"/>
+      <w:numFmt w:val="bullet"/>
+      <w:lvlText w:val=""/>
+      <w:lvlJc w:val="left"/>
+      <w:pPr>
+        <w:tabs>
+          <w:tab w:val="num" w:pos="1440"/>
+        </w:tabs>
+        <w:ind w:left="1440" w:hanging="360"/>
+      </w:pPr>
+      <w:rPr>
+        <w:rFonts w:ascii="Symbol" w:hAnsi="Symbol" w:hint="default"/>
+        <w:sz w:val="20"/>
+      </w:rPr>
+    </w:lvl>
+    <w:lvl w:ilvl="2" w:tplc="07A83C4E">
+      <w:start w:val="1"/>
+      <w:numFmt w:val="bullet"/>
+      <w:lvlText w:val=""/>
+      <w:lvlJc w:val="left"/>
+      <w:pPr>
+        <w:tabs>
+          <w:tab w:val="num" w:pos="2160"/>
+        </w:tabs>
+        <w:ind w:left="2160" w:hanging="360"/>
+      </w:pPr>
+      <w:rPr>
+        <w:rFonts w:ascii="Symbol" w:hAnsi="Symbol" w:hint="default"/>
+        <w:sz w:val="20"/>
+      </w:rPr>
+    </w:lvl>
+    <w:lvl w:ilvl="3" w:tplc="FA86A768">
+      <w:start w:val="1"/>
+      <w:numFmt w:val="bullet"/>
+      <w:lvlText w:val=""/>
+      <w:lvlJc w:val="left"/>
+      <w:pPr>
+        <w:tabs>
+          <w:tab w:val="num" w:pos="2880"/>
+        </w:tabs>
+        <w:ind w:left="2880" w:hanging="360"/>
+      </w:pPr>
+      <w:rPr>
+        <w:rFonts w:ascii="Symbol" w:hAnsi="Symbol" w:hint="default"/>
+        <w:sz w:val="20"/>
+      </w:rPr>
+    </w:lvl>
+    <w:lvl w:ilvl="4" w:tplc="C27CC992">
+      <w:start w:val="1"/>
+      <w:numFmt w:val="bullet"/>
+      <w:lvlText w:val=""/>
+      <w:lvlJc w:val="left"/>
+      <w:pPr>
+        <w:tabs>
+          <w:tab w:val="num" w:pos="3600"/>
+        </w:tabs>
+        <w:ind w:left="3600" w:hanging="360"/>
+      </w:pPr>
+      <w:rPr>
+        <w:rFonts w:ascii="Symbol" w:hAnsi="Symbol" w:hint="default"/>
+        <w:sz w:val="20"/>
+      </w:rPr>
+    </w:lvl>
+    <w:lvl w:ilvl="5" w:tplc="7674A32A">
+      <w:start w:val="1"/>
+      <w:numFmt w:val="bullet"/>
+      <w:lvlText w:val=""/>
+      <w:lvlJc w:val="left"/>
+      <w:pPr>
+        <w:tabs>
+          <w:tab w:val="num" w:pos="4320"/>
+        </w:tabs>
+        <w:ind w:left="4320" w:hanging="360"/>
+      </w:pPr>
+      <w:rPr>
+        <w:rFonts w:ascii="Symbol" w:hAnsi="Symbol" w:hint="default"/>
+        <w:sz w:val="20"/>
+      </w:rPr>
+    </w:lvl>
+    <w:lvl w:ilvl="6" w:tplc="F94A12DA">
+      <w:start w:val="1"/>
+      <w:numFmt w:val="bullet"/>
+      <w:lvlText w:val=""/>
+      <w:lvlJc w:val="left"/>
+      <w:pPr>
+        <w:tabs>
+          <w:tab w:val="num" w:pos="5040"/>
+        </w:tabs>
+        <w:ind w:left="5040" w:hanging="360"/>
+      </w:pPr>
+      <w:rPr>
+        <w:rFonts w:ascii="Symbol" w:hAnsi="Symbol" w:hint="default"/>
+        <w:sz w:val="20"/>
+      </w:rPr>
+    </w:lvl>
+    <w:lvl w:ilvl="7" w:tplc="953A563E">
+      <w:start w:val="1"/>
+      <w:numFmt w:val="bullet"/>
+      <w:lvlText w:val=""/>
+      <w:lvlJc w:val="left"/>
+      <w:pPr>
+        <w:tabs>
+          <w:tab w:val="num" w:pos="5760"/>
+        </w:tabs>
+        <w:ind w:left="5760" w:hanging="360"/>
+      </w:pPr>
+      <w:rPr>
+        <w:rFonts w:ascii="Symbol" w:hAnsi="Symbol" w:hint="default"/>
+        <w:sz w:val="20"/>
+      </w:rPr>
+    </w:lvl>
+    <w:lvl w:ilvl="8" w:tplc="E05A8E24">
+      <w:start w:val="1"/>
+      <w:numFmt w:val="bullet"/>
+      <w:lvlText w:val=""/>
+      <w:lvlJc w:val="left"/>
+      <w:pPr>
+        <w:tabs>
+          <w:tab w:val="num" w:pos="6480"/>
+        </w:tabs>
+        <w:ind w:left="6480" w:hanging="360"/>
+      </w:pPr>
+      <w:rPr>
+        <w:rFonts w:ascii="Symbol" w:hAnsi="Symbol" w:hint="default"/>
+        <w:sz w:val="20"/>
+      </w:rPr>
+    </w:lvl>
+  </w:abstractNum>
+  <w:abstractNum w:abstractNumId="20" w15:restartNumberingAfterBreak="0">
+    <w:nsid w:val="2D7114D1"/>
+    <w:multiLevelType w:val="hybridMultilevel"/>
+    <w:tmpl w:val="8488CC24"/>
+    <w:lvl w:ilvl="0" w:tplc="A1B636DE">
+      <w:numFmt w:val="bullet"/>
+      <w:suff w:val="space"/>
+      <w:lvlText w:val="-"/>
+      <w:lvlJc w:val="left"/>
+      <w:pPr>
+        <w:ind w:left="1080" w:hanging="360"/>
+      </w:pPr>
+      <w:rPr>
+        <w:rFonts w:ascii="Times New Roman" w:eastAsiaTheme="minorEastAsia" w:hAnsi="Times New Roman" w:cs="Times New Roman" w:hint="default"/>
+        <w:sz w:val="20"/>
+      </w:rPr>
+    </w:lvl>
+    <w:lvl w:ilvl="1" w:tplc="D86E9D5A">
+      <w:start w:val="1"/>
+      <w:numFmt w:val="bullet"/>
+      <w:lvlText w:val=""/>
+      <w:lvlJc w:val="left"/>
+      <w:pPr>
+        <w:tabs>
+          <w:tab w:val="num" w:pos="1440"/>
+        </w:tabs>
+        <w:ind w:left="1440" w:hanging="360"/>
+      </w:pPr>
+      <w:rPr>
+        <w:rFonts w:ascii="Symbol" w:hAnsi="Symbol" w:hint="default"/>
+        <w:sz w:val="20"/>
+      </w:rPr>
+    </w:lvl>
+    <w:lvl w:ilvl="2" w:tplc="07A83C4E">
+      <w:start w:val="1"/>
+      <w:numFmt w:val="bullet"/>
+      <w:lvlText w:val=""/>
+      <w:lvlJc w:val="left"/>
+      <w:pPr>
+        <w:tabs>
+          <w:tab w:val="num" w:pos="2160"/>
+        </w:tabs>
+        <w:ind w:left="2160" w:hanging="360"/>
+      </w:pPr>
+      <w:rPr>
+        <w:rFonts w:ascii="Symbol" w:hAnsi="Symbol" w:hint="default"/>
+        <w:sz w:val="20"/>
+      </w:rPr>
+    </w:lvl>
+    <w:lvl w:ilvl="3" w:tplc="FA86A768">
+      <w:start w:val="1"/>
+      <w:numFmt w:val="bullet"/>
+      <w:lvlText w:val=""/>
+      <w:lvlJc w:val="left"/>
+      <w:pPr>
+        <w:tabs>
+          <w:tab w:val="num" w:pos="2880"/>
+        </w:tabs>
+        <w:ind w:left="2880" w:hanging="360"/>
+      </w:pPr>
+      <w:rPr>
+        <w:rFonts w:ascii="Symbol" w:hAnsi="Symbol" w:hint="default"/>
+        <w:sz w:val="20"/>
+      </w:rPr>
+    </w:lvl>
+    <w:lvl w:ilvl="4" w:tplc="C27CC992">
+      <w:start w:val="1"/>
+      <w:numFmt w:val="bullet"/>
+      <w:lvlText w:val=""/>
+      <w:lvlJc w:val="left"/>
+      <w:pPr>
+        <w:tabs>
+          <w:tab w:val="num" w:pos="3600"/>
+        </w:tabs>
+        <w:ind w:left="3600" w:hanging="360"/>
+      </w:pPr>
+      <w:rPr>
+        <w:rFonts w:ascii="Symbol" w:hAnsi="Symbol" w:hint="default"/>
+        <w:sz w:val="20"/>
+      </w:rPr>
+    </w:lvl>
+    <w:lvl w:ilvl="5" w:tplc="7674A32A">
+      <w:start w:val="1"/>
+      <w:numFmt w:val="bullet"/>
+      <w:lvlText w:val=""/>
+      <w:lvlJc w:val="left"/>
+      <w:pPr>
+        <w:tabs>
+          <w:tab w:val="num" w:pos="4320"/>
+        </w:tabs>
+        <w:ind w:left="4320" w:hanging="360"/>
+      </w:pPr>
+      <w:rPr>
+        <w:rFonts w:ascii="Symbol" w:hAnsi="Symbol" w:hint="default"/>
+        <w:sz w:val="20"/>
+      </w:rPr>
+    </w:lvl>
+    <w:lvl w:ilvl="6" w:tplc="F94A12DA">
+      <w:start w:val="1"/>
+      <w:numFmt w:val="bullet"/>
+      <w:lvlText w:val=""/>
+      <w:lvlJc w:val="left"/>
+      <w:pPr>
+        <w:tabs>
+          <w:tab w:val="num" w:pos="5040"/>
+        </w:tabs>
+        <w:ind w:left="5040" w:hanging="360"/>
+      </w:pPr>
+      <w:rPr>
+        <w:rFonts w:ascii="Symbol" w:hAnsi="Symbol" w:hint="default"/>
+        <w:sz w:val="20"/>
+      </w:rPr>
+    </w:lvl>
+    <w:lvl w:ilvl="7" w:tplc="953A563E">
+      <w:start w:val="1"/>
+      <w:numFmt w:val="bullet"/>
+      <w:lvlText w:val=""/>
+      <w:lvlJc w:val="left"/>
+      <w:pPr>
+        <w:tabs>
+          <w:tab w:val="num" w:pos="5760"/>
+        </w:tabs>
+        <w:ind w:left="5760" w:hanging="360"/>
+      </w:pPr>
+      <w:rPr>
+        <w:rFonts w:ascii="Symbol" w:hAnsi="Symbol" w:hint="default"/>
+        <w:sz w:val="20"/>
+      </w:rPr>
+    </w:lvl>
+    <w:lvl w:ilvl="8" w:tplc="E05A8E24">
+      <w:start w:val="1"/>
+      <w:numFmt w:val="bullet"/>
+      <w:lvlText w:val=""/>
+      <w:lvlJc w:val="left"/>
+      <w:pPr>
+        <w:tabs>
+          <w:tab w:val="num" w:pos="6480"/>
+        </w:tabs>
+        <w:ind w:left="6480" w:hanging="360"/>
+      </w:pPr>
+      <w:rPr>
+        <w:rFonts w:ascii="Symbol" w:hAnsi="Symbol" w:hint="default"/>
+        <w:sz w:val="20"/>
+      </w:rPr>
+    </w:lvl>
+  </w:abstractNum>
+  <w:abstractNum w:abstractNumId="21" w15:restartNumberingAfterBreak="0">
     <w:nsid w:val="2F465C5A"/>
     <w:multiLevelType w:val="hybridMultilevel"/>
     <w:tmpl w:val="41B652D0"/>
@@ -33566,7 +34268,303 @@
       </w:rPr>
     </w:lvl>
   </w:abstractNum>
-  <w:abstractNum w:abstractNumId="16" w15:restartNumberingAfterBreak="0">
+  <w:abstractNum w:abstractNumId="22" w15:restartNumberingAfterBreak="0">
+    <w:nsid w:val="2F6D356B"/>
+    <w:multiLevelType w:val="hybridMultilevel"/>
+    <w:tmpl w:val="1944838E"/>
+    <w:lvl w:ilvl="0" w:tplc="7A709940">
+      <w:numFmt w:val="bullet"/>
+      <w:lvlText w:val="-"/>
+      <w:lvlJc w:val="left"/>
+      <w:pPr>
+        <w:tabs>
+          <w:tab w:val="num" w:pos="720"/>
+        </w:tabs>
+        <w:ind w:left="720" w:hanging="360"/>
+      </w:pPr>
+      <w:rPr>
+        <w:rFonts w:ascii="Times New Roman" w:eastAsiaTheme="minorEastAsia" w:hAnsi="Times New Roman" w:cs="Times New Roman" w:hint="default"/>
+        <w:sz w:val="20"/>
+      </w:rPr>
+    </w:lvl>
+    <w:lvl w:ilvl="1" w:tplc="81B8FAB8">
+      <w:start w:val="1"/>
+      <w:numFmt w:val="bullet"/>
+      <w:lvlText w:val=""/>
+      <w:lvlJc w:val="left"/>
+      <w:pPr>
+        <w:tabs>
+          <w:tab w:val="num" w:pos="1440"/>
+        </w:tabs>
+        <w:ind w:left="1440" w:hanging="360"/>
+      </w:pPr>
+      <w:rPr>
+        <w:rFonts w:ascii="Symbol" w:hAnsi="Symbol" w:hint="default"/>
+        <w:sz w:val="20"/>
+      </w:rPr>
+    </w:lvl>
+    <w:lvl w:ilvl="2" w:tplc="23664AB8">
+      <w:start w:val="1"/>
+      <w:numFmt w:val="bullet"/>
+      <w:lvlText w:val=""/>
+      <w:lvlJc w:val="left"/>
+      <w:pPr>
+        <w:tabs>
+          <w:tab w:val="num" w:pos="2160"/>
+        </w:tabs>
+        <w:ind w:left="2160" w:hanging="360"/>
+      </w:pPr>
+      <w:rPr>
+        <w:rFonts w:ascii="Symbol" w:hAnsi="Symbol" w:hint="default"/>
+        <w:sz w:val="20"/>
+      </w:rPr>
+    </w:lvl>
+    <w:lvl w:ilvl="3" w:tplc="FADAFFAC">
+      <w:start w:val="1"/>
+      <w:numFmt w:val="bullet"/>
+      <w:lvlText w:val=""/>
+      <w:lvlJc w:val="left"/>
+      <w:pPr>
+        <w:tabs>
+          <w:tab w:val="num" w:pos="2880"/>
+        </w:tabs>
+        <w:ind w:left="2880" w:hanging="360"/>
+      </w:pPr>
+      <w:rPr>
+        <w:rFonts w:ascii="Symbol" w:hAnsi="Symbol" w:hint="default"/>
+        <w:sz w:val="20"/>
+      </w:rPr>
+    </w:lvl>
+    <w:lvl w:ilvl="4" w:tplc="EF564B62">
+      <w:start w:val="1"/>
+      <w:numFmt w:val="bullet"/>
+      <w:lvlText w:val=""/>
+      <w:lvlJc w:val="left"/>
+      <w:pPr>
+        <w:tabs>
+          <w:tab w:val="num" w:pos="3600"/>
+        </w:tabs>
+        <w:ind w:left="3600" w:hanging="360"/>
+      </w:pPr>
+      <w:rPr>
+        <w:rFonts w:ascii="Symbol" w:hAnsi="Symbol" w:hint="default"/>
+        <w:sz w:val="20"/>
+      </w:rPr>
+    </w:lvl>
+    <w:lvl w:ilvl="5" w:tplc="5F62CD32">
+      <w:start w:val="1"/>
+      <w:numFmt w:val="bullet"/>
+      <w:lvlText w:val=""/>
+      <w:lvlJc w:val="left"/>
+      <w:pPr>
+        <w:tabs>
+          <w:tab w:val="num" w:pos="4320"/>
+        </w:tabs>
+        <w:ind w:left="4320" w:hanging="360"/>
+      </w:pPr>
+      <w:rPr>
+        <w:rFonts w:ascii="Symbol" w:hAnsi="Symbol" w:hint="default"/>
+        <w:sz w:val="20"/>
+      </w:rPr>
+    </w:lvl>
+    <w:lvl w:ilvl="6" w:tplc="ABF2F206">
+      <w:start w:val="1"/>
+      <w:numFmt w:val="bullet"/>
+      <w:lvlText w:val=""/>
+      <w:lvlJc w:val="left"/>
+      <w:pPr>
+        <w:tabs>
+          <w:tab w:val="num" w:pos="5040"/>
+        </w:tabs>
+        <w:ind w:left="5040" w:hanging="360"/>
+      </w:pPr>
+      <w:rPr>
+        <w:rFonts w:ascii="Symbol" w:hAnsi="Symbol" w:hint="default"/>
+        <w:sz w:val="20"/>
+      </w:rPr>
+    </w:lvl>
+    <w:lvl w:ilvl="7" w:tplc="80C0D94C">
+      <w:start w:val="1"/>
+      <w:numFmt w:val="bullet"/>
+      <w:lvlText w:val=""/>
+      <w:lvlJc w:val="left"/>
+      <w:pPr>
+        <w:tabs>
+          <w:tab w:val="num" w:pos="5760"/>
+        </w:tabs>
+        <w:ind w:left="5760" w:hanging="360"/>
+      </w:pPr>
+      <w:rPr>
+        <w:rFonts w:ascii="Symbol" w:hAnsi="Symbol" w:hint="default"/>
+        <w:sz w:val="20"/>
+      </w:rPr>
+    </w:lvl>
+    <w:lvl w:ilvl="8" w:tplc="E6421E7E">
+      <w:start w:val="1"/>
+      <w:numFmt w:val="bullet"/>
+      <w:lvlText w:val=""/>
+      <w:lvlJc w:val="left"/>
+      <w:pPr>
+        <w:tabs>
+          <w:tab w:val="num" w:pos="6480"/>
+        </w:tabs>
+        <w:ind w:left="6480" w:hanging="360"/>
+      </w:pPr>
+      <w:rPr>
+        <w:rFonts w:ascii="Symbol" w:hAnsi="Symbol" w:hint="default"/>
+        <w:sz w:val="20"/>
+      </w:rPr>
+    </w:lvl>
+  </w:abstractNum>
+  <w:abstractNum w:abstractNumId="23" w15:restartNumberingAfterBreak="0">
+    <w:nsid w:val="2FEF1380"/>
+    <w:multiLevelType w:val="hybridMultilevel"/>
+    <w:tmpl w:val="A7001D56"/>
+    <w:lvl w:ilvl="0" w:tplc="7A709940">
+      <w:numFmt w:val="bullet"/>
+      <w:lvlText w:val="-"/>
+      <w:lvlJc w:val="left"/>
+      <w:pPr>
+        <w:tabs>
+          <w:tab w:val="num" w:pos="720"/>
+        </w:tabs>
+        <w:ind w:left="720" w:hanging="360"/>
+      </w:pPr>
+      <w:rPr>
+        <w:rFonts w:ascii="Times New Roman" w:eastAsiaTheme="minorEastAsia" w:hAnsi="Times New Roman" w:cs="Times New Roman" w:hint="default"/>
+        <w:sz w:val="20"/>
+      </w:rPr>
+    </w:lvl>
+    <w:lvl w:ilvl="1" w:tplc="9FFE7D38">
+      <w:start w:val="1"/>
+      <w:numFmt w:val="bullet"/>
+      <w:lvlText w:val=""/>
+      <w:lvlJc w:val="left"/>
+      <w:pPr>
+        <w:tabs>
+          <w:tab w:val="num" w:pos="1440"/>
+        </w:tabs>
+        <w:ind w:left="1440" w:hanging="360"/>
+      </w:pPr>
+      <w:rPr>
+        <w:rFonts w:ascii="Symbol" w:hAnsi="Symbol" w:hint="default"/>
+        <w:sz w:val="20"/>
+      </w:rPr>
+    </w:lvl>
+    <w:lvl w:ilvl="2" w:tplc="5F70CD56">
+      <w:start w:val="1"/>
+      <w:numFmt w:val="bullet"/>
+      <w:lvlText w:val=""/>
+      <w:lvlJc w:val="left"/>
+      <w:pPr>
+        <w:tabs>
+          <w:tab w:val="num" w:pos="2160"/>
+        </w:tabs>
+        <w:ind w:left="2160" w:hanging="360"/>
+      </w:pPr>
+      <w:rPr>
+        <w:rFonts w:ascii="Symbol" w:hAnsi="Symbol" w:hint="default"/>
+        <w:sz w:val="20"/>
+      </w:rPr>
+    </w:lvl>
+    <w:lvl w:ilvl="3" w:tplc="0114DEDA">
+      <w:start w:val="1"/>
+      <w:numFmt w:val="bullet"/>
+      <w:lvlText w:val=""/>
+      <w:lvlJc w:val="left"/>
+      <w:pPr>
+        <w:tabs>
+          <w:tab w:val="num" w:pos="2880"/>
+        </w:tabs>
+        <w:ind w:left="2880" w:hanging="360"/>
+      </w:pPr>
+      <w:rPr>
+        <w:rFonts w:ascii="Symbol" w:hAnsi="Symbol" w:hint="default"/>
+        <w:sz w:val="20"/>
+      </w:rPr>
+    </w:lvl>
+    <w:lvl w:ilvl="4" w:tplc="FB1ABEA8">
+      <w:start w:val="1"/>
+      <w:numFmt w:val="bullet"/>
+      <w:lvlText w:val=""/>
+      <w:lvlJc w:val="left"/>
+      <w:pPr>
+        <w:tabs>
+          <w:tab w:val="num" w:pos="3600"/>
+        </w:tabs>
+        <w:ind w:left="3600" w:hanging="360"/>
+      </w:pPr>
+      <w:rPr>
+        <w:rFonts w:ascii="Symbol" w:hAnsi="Symbol" w:hint="default"/>
+        <w:sz w:val="20"/>
+      </w:rPr>
+    </w:lvl>
+    <w:lvl w:ilvl="5" w:tplc="C87004E8">
+      <w:start w:val="1"/>
+      <w:numFmt w:val="bullet"/>
+      <w:lvlText w:val=""/>
+      <w:lvlJc w:val="left"/>
+      <w:pPr>
+        <w:tabs>
+          <w:tab w:val="num" w:pos="4320"/>
+        </w:tabs>
+        <w:ind w:left="4320" w:hanging="360"/>
+      </w:pPr>
+      <w:rPr>
+        <w:rFonts w:ascii="Symbol" w:hAnsi="Symbol" w:hint="default"/>
+        <w:sz w:val="20"/>
+      </w:rPr>
+    </w:lvl>
+    <w:lvl w:ilvl="6" w:tplc="746CD8D6">
+      <w:start w:val="1"/>
+      <w:numFmt w:val="bullet"/>
+      <w:lvlText w:val=""/>
+      <w:lvlJc w:val="left"/>
+      <w:pPr>
+        <w:tabs>
+          <w:tab w:val="num" w:pos="5040"/>
+        </w:tabs>
+        <w:ind w:left="5040" w:hanging="360"/>
+      </w:pPr>
+      <w:rPr>
+        <w:rFonts w:ascii="Symbol" w:hAnsi="Symbol" w:hint="default"/>
+        <w:sz w:val="20"/>
+      </w:rPr>
+    </w:lvl>
+    <w:lvl w:ilvl="7" w:tplc="29B6AB76">
+      <w:start w:val="1"/>
+      <w:numFmt w:val="bullet"/>
+      <w:lvlText w:val=""/>
+      <w:lvlJc w:val="left"/>
+      <w:pPr>
+        <w:tabs>
+          <w:tab w:val="num" w:pos="5760"/>
+        </w:tabs>
+        <w:ind w:left="5760" w:hanging="360"/>
+      </w:pPr>
+      <w:rPr>
+        <w:rFonts w:ascii="Symbol" w:hAnsi="Symbol" w:hint="default"/>
+        <w:sz w:val="20"/>
+      </w:rPr>
+    </w:lvl>
+    <w:lvl w:ilvl="8" w:tplc="58CCEC04">
+      <w:start w:val="1"/>
+      <w:numFmt w:val="bullet"/>
+      <w:lvlText w:val=""/>
+      <w:lvlJc w:val="left"/>
+      <w:pPr>
+        <w:tabs>
+          <w:tab w:val="num" w:pos="6480"/>
+        </w:tabs>
+        <w:ind w:left="6480" w:hanging="360"/>
+      </w:pPr>
+      <w:rPr>
+        <w:rFonts w:ascii="Symbol" w:hAnsi="Symbol" w:hint="default"/>
+        <w:sz w:val="20"/>
+      </w:rPr>
+    </w:lvl>
+  </w:abstractNum>
+  <w:abstractNum w:abstractNumId="24" w15:restartNumberingAfterBreak="0">
     <w:nsid w:val="38C05C8F"/>
     <w:multiLevelType w:val="hybridMultilevel"/>
     <w:tmpl w:val="2F74FAF8"/>
@@ -33715,7 +34713,301 @@
       </w:rPr>
     </w:lvl>
   </w:abstractNum>
-  <w:abstractNum w:abstractNumId="17" w15:restartNumberingAfterBreak="0">
+  <w:abstractNum w:abstractNumId="25" w15:restartNumberingAfterBreak="0">
+    <w:nsid w:val="38DA50C6"/>
+    <w:multiLevelType w:val="hybridMultilevel"/>
+    <w:tmpl w:val="FAD210F4"/>
+    <w:lvl w:ilvl="0" w:tplc="451A691A">
+      <w:numFmt w:val="bullet"/>
+      <w:suff w:val="space"/>
+      <w:lvlText w:val="-"/>
+      <w:lvlJc w:val="left"/>
+      <w:pPr>
+        <w:ind w:left="720" w:hanging="360"/>
+      </w:pPr>
+      <w:rPr>
+        <w:rFonts w:ascii="Times New Roman" w:eastAsiaTheme="minorEastAsia" w:hAnsi="Times New Roman" w:cs="Times New Roman" w:hint="default"/>
+        <w:sz w:val="20"/>
+      </w:rPr>
+    </w:lvl>
+    <w:lvl w:ilvl="1" w:tplc="BCFC90FA">
+      <w:start w:val="1"/>
+      <w:numFmt w:val="bullet"/>
+      <w:lvlText w:val=""/>
+      <w:lvlJc w:val="left"/>
+      <w:pPr>
+        <w:tabs>
+          <w:tab w:val="num" w:pos="1440"/>
+        </w:tabs>
+        <w:ind w:left="1440" w:hanging="360"/>
+      </w:pPr>
+      <w:rPr>
+        <w:rFonts w:ascii="Symbol" w:hAnsi="Symbol" w:hint="default"/>
+        <w:sz w:val="20"/>
+      </w:rPr>
+    </w:lvl>
+    <w:lvl w:ilvl="2" w:tplc="732247D6">
+      <w:start w:val="1"/>
+      <w:numFmt w:val="bullet"/>
+      <w:lvlText w:val=""/>
+      <w:lvlJc w:val="left"/>
+      <w:pPr>
+        <w:tabs>
+          <w:tab w:val="num" w:pos="2160"/>
+        </w:tabs>
+        <w:ind w:left="2160" w:hanging="360"/>
+      </w:pPr>
+      <w:rPr>
+        <w:rFonts w:ascii="Symbol" w:hAnsi="Symbol" w:hint="default"/>
+        <w:sz w:val="20"/>
+      </w:rPr>
+    </w:lvl>
+    <w:lvl w:ilvl="3" w:tplc="51B289B2">
+      <w:start w:val="1"/>
+      <w:numFmt w:val="bullet"/>
+      <w:lvlText w:val=""/>
+      <w:lvlJc w:val="left"/>
+      <w:pPr>
+        <w:tabs>
+          <w:tab w:val="num" w:pos="2880"/>
+        </w:tabs>
+        <w:ind w:left="2880" w:hanging="360"/>
+      </w:pPr>
+      <w:rPr>
+        <w:rFonts w:ascii="Symbol" w:hAnsi="Symbol" w:hint="default"/>
+        <w:sz w:val="20"/>
+      </w:rPr>
+    </w:lvl>
+    <w:lvl w:ilvl="4" w:tplc="E550C1FC">
+      <w:start w:val="1"/>
+      <w:numFmt w:val="bullet"/>
+      <w:lvlText w:val=""/>
+      <w:lvlJc w:val="left"/>
+      <w:pPr>
+        <w:tabs>
+          <w:tab w:val="num" w:pos="3600"/>
+        </w:tabs>
+        <w:ind w:left="3600" w:hanging="360"/>
+      </w:pPr>
+      <w:rPr>
+        <w:rFonts w:ascii="Symbol" w:hAnsi="Symbol" w:hint="default"/>
+        <w:sz w:val="20"/>
+      </w:rPr>
+    </w:lvl>
+    <w:lvl w:ilvl="5" w:tplc="624EA1B0">
+      <w:start w:val="1"/>
+      <w:numFmt w:val="bullet"/>
+      <w:lvlText w:val=""/>
+      <w:lvlJc w:val="left"/>
+      <w:pPr>
+        <w:tabs>
+          <w:tab w:val="num" w:pos="4320"/>
+        </w:tabs>
+        <w:ind w:left="4320" w:hanging="360"/>
+      </w:pPr>
+      <w:rPr>
+        <w:rFonts w:ascii="Symbol" w:hAnsi="Symbol" w:hint="default"/>
+        <w:sz w:val="20"/>
+      </w:rPr>
+    </w:lvl>
+    <w:lvl w:ilvl="6" w:tplc="526C53D8">
+      <w:start w:val="1"/>
+      <w:numFmt w:val="bullet"/>
+      <w:lvlText w:val=""/>
+      <w:lvlJc w:val="left"/>
+      <w:pPr>
+        <w:tabs>
+          <w:tab w:val="num" w:pos="5040"/>
+        </w:tabs>
+        <w:ind w:left="5040" w:hanging="360"/>
+      </w:pPr>
+      <w:rPr>
+        <w:rFonts w:ascii="Symbol" w:hAnsi="Symbol" w:hint="default"/>
+        <w:sz w:val="20"/>
+      </w:rPr>
+    </w:lvl>
+    <w:lvl w:ilvl="7" w:tplc="0B7A862E">
+      <w:start w:val="1"/>
+      <w:numFmt w:val="bullet"/>
+      <w:lvlText w:val=""/>
+      <w:lvlJc w:val="left"/>
+      <w:pPr>
+        <w:tabs>
+          <w:tab w:val="num" w:pos="5760"/>
+        </w:tabs>
+        <w:ind w:left="5760" w:hanging="360"/>
+      </w:pPr>
+      <w:rPr>
+        <w:rFonts w:ascii="Symbol" w:hAnsi="Symbol" w:hint="default"/>
+        <w:sz w:val="20"/>
+      </w:rPr>
+    </w:lvl>
+    <w:lvl w:ilvl="8" w:tplc="10980956">
+      <w:start w:val="1"/>
+      <w:numFmt w:val="bullet"/>
+      <w:lvlText w:val=""/>
+      <w:lvlJc w:val="left"/>
+      <w:pPr>
+        <w:tabs>
+          <w:tab w:val="num" w:pos="6480"/>
+        </w:tabs>
+        <w:ind w:left="6480" w:hanging="360"/>
+      </w:pPr>
+      <w:rPr>
+        <w:rFonts w:ascii="Symbol" w:hAnsi="Symbol" w:hint="default"/>
+        <w:sz w:val="20"/>
+      </w:rPr>
+    </w:lvl>
+  </w:abstractNum>
+  <w:abstractNum w:abstractNumId="26" w15:restartNumberingAfterBreak="0">
+    <w:nsid w:val="3C432725"/>
+    <w:multiLevelType w:val="hybridMultilevel"/>
+    <w:tmpl w:val="E466B0BA"/>
+    <w:lvl w:ilvl="0" w:tplc="7A709940">
+      <w:numFmt w:val="bullet"/>
+      <w:lvlText w:val="-"/>
+      <w:lvlJc w:val="left"/>
+      <w:pPr>
+        <w:tabs>
+          <w:tab w:val="num" w:pos="720"/>
+        </w:tabs>
+        <w:ind w:left="720" w:hanging="360"/>
+      </w:pPr>
+      <w:rPr>
+        <w:rFonts w:ascii="Times New Roman" w:eastAsiaTheme="minorEastAsia" w:hAnsi="Times New Roman" w:cs="Times New Roman" w:hint="default"/>
+        <w:sz w:val="20"/>
+      </w:rPr>
+    </w:lvl>
+    <w:lvl w:ilvl="1" w:tplc="2342E492">
+      <w:start w:val="1"/>
+      <w:numFmt w:val="bullet"/>
+      <w:lvlText w:val=""/>
+      <w:lvlJc w:val="left"/>
+      <w:pPr>
+        <w:tabs>
+          <w:tab w:val="num" w:pos="1440"/>
+        </w:tabs>
+        <w:ind w:left="1440" w:hanging="360"/>
+      </w:pPr>
+      <w:rPr>
+        <w:rFonts w:ascii="Symbol" w:hAnsi="Symbol" w:hint="default"/>
+        <w:sz w:val="20"/>
+      </w:rPr>
+    </w:lvl>
+    <w:lvl w:ilvl="2" w:tplc="71A0752A">
+      <w:start w:val="1"/>
+      <w:numFmt w:val="bullet"/>
+      <w:lvlText w:val=""/>
+      <w:lvlJc w:val="left"/>
+      <w:pPr>
+        <w:tabs>
+          <w:tab w:val="num" w:pos="2160"/>
+        </w:tabs>
+        <w:ind w:left="2160" w:hanging="360"/>
+      </w:pPr>
+      <w:rPr>
+        <w:rFonts w:ascii="Symbol" w:hAnsi="Symbol" w:hint="default"/>
+        <w:sz w:val="20"/>
+      </w:rPr>
+    </w:lvl>
+    <w:lvl w:ilvl="3" w:tplc="5E2AC7AA">
+      <w:start w:val="1"/>
+      <w:numFmt w:val="bullet"/>
+      <w:lvlText w:val=""/>
+      <w:lvlJc w:val="left"/>
+      <w:pPr>
+        <w:tabs>
+          <w:tab w:val="num" w:pos="2880"/>
+        </w:tabs>
+        <w:ind w:left="2880" w:hanging="360"/>
+      </w:pPr>
+      <w:rPr>
+        <w:rFonts w:ascii="Symbol" w:hAnsi="Symbol" w:hint="default"/>
+        <w:sz w:val="20"/>
+      </w:rPr>
+    </w:lvl>
+    <w:lvl w:ilvl="4" w:tplc="61AA3E24">
+      <w:start w:val="1"/>
+      <w:numFmt w:val="bullet"/>
+      <w:lvlText w:val=""/>
+      <w:lvlJc w:val="left"/>
+      <w:pPr>
+        <w:tabs>
+          <w:tab w:val="num" w:pos="3600"/>
+        </w:tabs>
+        <w:ind w:left="3600" w:hanging="360"/>
+      </w:pPr>
+      <w:rPr>
+        <w:rFonts w:ascii="Symbol" w:hAnsi="Symbol" w:hint="default"/>
+        <w:sz w:val="20"/>
+      </w:rPr>
+    </w:lvl>
+    <w:lvl w:ilvl="5" w:tplc="5D8E6CFE">
+      <w:start w:val="1"/>
+      <w:numFmt w:val="bullet"/>
+      <w:lvlText w:val=""/>
+      <w:lvlJc w:val="left"/>
+      <w:pPr>
+        <w:tabs>
+          <w:tab w:val="num" w:pos="4320"/>
+        </w:tabs>
+        <w:ind w:left="4320" w:hanging="360"/>
+      </w:pPr>
+      <w:rPr>
+        <w:rFonts w:ascii="Symbol" w:hAnsi="Symbol" w:hint="default"/>
+        <w:sz w:val="20"/>
+      </w:rPr>
+    </w:lvl>
+    <w:lvl w:ilvl="6" w:tplc="EC9019A2">
+      <w:start w:val="1"/>
+      <w:numFmt w:val="bullet"/>
+      <w:lvlText w:val=""/>
+      <w:lvlJc w:val="left"/>
+      <w:pPr>
+        <w:tabs>
+          <w:tab w:val="num" w:pos="5040"/>
+        </w:tabs>
+        <w:ind w:left="5040" w:hanging="360"/>
+      </w:pPr>
+      <w:rPr>
+        <w:rFonts w:ascii="Symbol" w:hAnsi="Symbol" w:hint="default"/>
+        <w:sz w:val="20"/>
+      </w:rPr>
+    </w:lvl>
+    <w:lvl w:ilvl="7" w:tplc="B44C589A">
+      <w:start w:val="1"/>
+      <w:numFmt w:val="bullet"/>
+      <w:lvlText w:val=""/>
+      <w:lvlJc w:val="left"/>
+      <w:pPr>
+        <w:tabs>
+          <w:tab w:val="num" w:pos="5760"/>
+        </w:tabs>
+        <w:ind w:left="5760" w:hanging="360"/>
+      </w:pPr>
+      <w:rPr>
+        <w:rFonts w:ascii="Symbol" w:hAnsi="Symbol" w:hint="default"/>
+        <w:sz w:val="20"/>
+      </w:rPr>
+    </w:lvl>
+    <w:lvl w:ilvl="8" w:tplc="6F86C302">
+      <w:start w:val="1"/>
+      <w:numFmt w:val="bullet"/>
+      <w:lvlText w:val=""/>
+      <w:lvlJc w:val="left"/>
+      <w:pPr>
+        <w:tabs>
+          <w:tab w:val="num" w:pos="6480"/>
+        </w:tabs>
+        <w:ind w:left="6480" w:hanging="360"/>
+      </w:pPr>
+      <w:rPr>
+        <w:rFonts w:ascii="Symbol" w:hAnsi="Symbol" w:hint="default"/>
+        <w:sz w:val="20"/>
+      </w:rPr>
+    </w:lvl>
+  </w:abstractNum>
+  <w:abstractNum w:abstractNumId="27" w15:restartNumberingAfterBreak="0">
     <w:nsid w:val="3E114F08"/>
     <w:multiLevelType w:val="multilevel"/>
     <w:tmpl w:val="479E0736"/>
@@ -33864,7 +35156,155 @@
       </w:rPr>
     </w:lvl>
   </w:abstractNum>
-  <w:abstractNum w:abstractNumId="18" w15:restartNumberingAfterBreak="0">
+  <w:abstractNum w:abstractNumId="28" w15:restartNumberingAfterBreak="0">
+    <w:nsid w:val="451440C5"/>
+    <w:multiLevelType w:val="hybridMultilevel"/>
+    <w:tmpl w:val="2E282D7A"/>
+    <w:lvl w:ilvl="0" w:tplc="7A709940">
+      <w:numFmt w:val="bullet"/>
+      <w:lvlText w:val="-"/>
+      <w:lvlJc w:val="left"/>
+      <w:pPr>
+        <w:tabs>
+          <w:tab w:val="num" w:pos="720"/>
+        </w:tabs>
+        <w:ind w:left="720" w:hanging="360"/>
+      </w:pPr>
+      <w:rPr>
+        <w:rFonts w:ascii="Times New Roman" w:eastAsiaTheme="minorEastAsia" w:hAnsi="Times New Roman" w:cs="Times New Roman" w:hint="default"/>
+        <w:sz w:val="20"/>
+      </w:rPr>
+    </w:lvl>
+    <w:lvl w:ilvl="1" w:tplc="7E18F54E">
+      <w:start w:val="1"/>
+      <w:numFmt w:val="bullet"/>
+      <w:lvlText w:val=""/>
+      <w:lvlJc w:val="left"/>
+      <w:pPr>
+        <w:tabs>
+          <w:tab w:val="num" w:pos="1440"/>
+        </w:tabs>
+        <w:ind w:left="1440" w:hanging="360"/>
+      </w:pPr>
+      <w:rPr>
+        <w:rFonts w:ascii="Symbol" w:hAnsi="Symbol" w:hint="default"/>
+        <w:sz w:val="20"/>
+      </w:rPr>
+    </w:lvl>
+    <w:lvl w:ilvl="2" w:tplc="60E25AE6">
+      <w:start w:val="1"/>
+      <w:numFmt w:val="bullet"/>
+      <w:lvlText w:val=""/>
+      <w:lvlJc w:val="left"/>
+      <w:pPr>
+        <w:tabs>
+          <w:tab w:val="num" w:pos="2160"/>
+        </w:tabs>
+        <w:ind w:left="2160" w:hanging="360"/>
+      </w:pPr>
+      <w:rPr>
+        <w:rFonts w:ascii="Symbol" w:hAnsi="Symbol" w:hint="default"/>
+        <w:sz w:val="20"/>
+      </w:rPr>
+    </w:lvl>
+    <w:lvl w:ilvl="3" w:tplc="9F68D950">
+      <w:start w:val="1"/>
+      <w:numFmt w:val="bullet"/>
+      <w:lvlText w:val=""/>
+      <w:lvlJc w:val="left"/>
+      <w:pPr>
+        <w:tabs>
+          <w:tab w:val="num" w:pos="2880"/>
+        </w:tabs>
+        <w:ind w:left="2880" w:hanging="360"/>
+      </w:pPr>
+      <w:rPr>
+        <w:rFonts w:ascii="Symbol" w:hAnsi="Symbol" w:hint="default"/>
+        <w:sz w:val="20"/>
+      </w:rPr>
+    </w:lvl>
+    <w:lvl w:ilvl="4" w:tplc="76C28BA6">
+      <w:start w:val="1"/>
+      <w:numFmt w:val="bullet"/>
+      <w:lvlText w:val=""/>
+      <w:lvlJc w:val="left"/>
+      <w:pPr>
+        <w:tabs>
+          <w:tab w:val="num" w:pos="3600"/>
+        </w:tabs>
+        <w:ind w:left="3600" w:hanging="360"/>
+      </w:pPr>
+      <w:rPr>
+        <w:rFonts w:ascii="Symbol" w:hAnsi="Symbol" w:hint="default"/>
+        <w:sz w:val="20"/>
+      </w:rPr>
+    </w:lvl>
+    <w:lvl w:ilvl="5" w:tplc="0A5CB70A">
+      <w:start w:val="1"/>
+      <w:numFmt w:val="bullet"/>
+      <w:lvlText w:val=""/>
+      <w:lvlJc w:val="left"/>
+      <w:pPr>
+        <w:tabs>
+          <w:tab w:val="num" w:pos="4320"/>
+        </w:tabs>
+        <w:ind w:left="4320" w:hanging="360"/>
+      </w:pPr>
+      <w:rPr>
+        <w:rFonts w:ascii="Symbol" w:hAnsi="Symbol" w:hint="default"/>
+        <w:sz w:val="20"/>
+      </w:rPr>
+    </w:lvl>
+    <w:lvl w:ilvl="6" w:tplc="856CE1CC">
+      <w:start w:val="1"/>
+      <w:numFmt w:val="bullet"/>
+      <w:lvlText w:val=""/>
+      <w:lvlJc w:val="left"/>
+      <w:pPr>
+        <w:tabs>
+          <w:tab w:val="num" w:pos="5040"/>
+        </w:tabs>
+        <w:ind w:left="5040" w:hanging="360"/>
+      </w:pPr>
+      <w:rPr>
+        <w:rFonts w:ascii="Symbol" w:hAnsi="Symbol" w:hint="default"/>
+        <w:sz w:val="20"/>
+      </w:rPr>
+    </w:lvl>
+    <w:lvl w:ilvl="7" w:tplc="093A739A">
+      <w:start w:val="1"/>
+      <w:numFmt w:val="bullet"/>
+      <w:lvlText w:val=""/>
+      <w:lvlJc w:val="left"/>
+      <w:pPr>
+        <w:tabs>
+          <w:tab w:val="num" w:pos="5760"/>
+        </w:tabs>
+        <w:ind w:left="5760" w:hanging="360"/>
+      </w:pPr>
+      <w:rPr>
+        <w:rFonts w:ascii="Symbol" w:hAnsi="Symbol" w:hint="default"/>
+        <w:sz w:val="20"/>
+      </w:rPr>
+    </w:lvl>
+    <w:lvl w:ilvl="8" w:tplc="4B8E0B0C">
+      <w:start w:val="1"/>
+      <w:numFmt w:val="bullet"/>
+      <w:lvlText w:val=""/>
+      <w:lvlJc w:val="left"/>
+      <w:pPr>
+        <w:tabs>
+          <w:tab w:val="num" w:pos="6480"/>
+        </w:tabs>
+        <w:ind w:left="6480" w:hanging="360"/>
+      </w:pPr>
+      <w:rPr>
+        <w:rFonts w:ascii="Symbol" w:hAnsi="Symbol" w:hint="default"/>
+        <w:sz w:val="20"/>
+      </w:rPr>
+    </w:lvl>
+  </w:abstractNum>
+  <w:abstractNum w:abstractNumId="29" w15:restartNumberingAfterBreak="0">
     <w:nsid w:val="4CDA189C"/>
     <w:multiLevelType w:val="hybridMultilevel"/>
     <w:tmpl w:val="8BC8220C"/>
@@ -33976,7 +35416,155 @@
       </w:rPr>
     </w:lvl>
   </w:abstractNum>
-  <w:abstractNum w:abstractNumId="19" w15:restartNumberingAfterBreak="0">
+  <w:abstractNum w:abstractNumId="30" w15:restartNumberingAfterBreak="0">
+    <w:nsid w:val="4E6A0CA3"/>
+    <w:multiLevelType w:val="hybridMultilevel"/>
+    <w:tmpl w:val="F7669570"/>
+    <w:lvl w:ilvl="0" w:tplc="7A709940">
+      <w:numFmt w:val="bullet"/>
+      <w:lvlText w:val="-"/>
+      <w:lvlJc w:val="left"/>
+      <w:pPr>
+        <w:tabs>
+          <w:tab w:val="num" w:pos="720"/>
+        </w:tabs>
+        <w:ind w:left="720" w:hanging="360"/>
+      </w:pPr>
+      <w:rPr>
+        <w:rFonts w:ascii="Times New Roman" w:eastAsiaTheme="minorEastAsia" w:hAnsi="Times New Roman" w:cs="Times New Roman" w:hint="default"/>
+        <w:sz w:val="20"/>
+      </w:rPr>
+    </w:lvl>
+    <w:lvl w:ilvl="1" w:tplc="BCFC90FA">
+      <w:start w:val="1"/>
+      <w:numFmt w:val="bullet"/>
+      <w:lvlText w:val=""/>
+      <w:lvlJc w:val="left"/>
+      <w:pPr>
+        <w:tabs>
+          <w:tab w:val="num" w:pos="1440"/>
+        </w:tabs>
+        <w:ind w:left="1440" w:hanging="360"/>
+      </w:pPr>
+      <w:rPr>
+        <w:rFonts w:ascii="Symbol" w:hAnsi="Symbol" w:hint="default"/>
+        <w:sz w:val="20"/>
+      </w:rPr>
+    </w:lvl>
+    <w:lvl w:ilvl="2" w:tplc="732247D6">
+      <w:start w:val="1"/>
+      <w:numFmt w:val="bullet"/>
+      <w:lvlText w:val=""/>
+      <w:lvlJc w:val="left"/>
+      <w:pPr>
+        <w:tabs>
+          <w:tab w:val="num" w:pos="2160"/>
+        </w:tabs>
+        <w:ind w:left="2160" w:hanging="360"/>
+      </w:pPr>
+      <w:rPr>
+        <w:rFonts w:ascii="Symbol" w:hAnsi="Symbol" w:hint="default"/>
+        <w:sz w:val="20"/>
+      </w:rPr>
+    </w:lvl>
+    <w:lvl w:ilvl="3" w:tplc="51B289B2">
+      <w:start w:val="1"/>
+      <w:numFmt w:val="bullet"/>
+      <w:lvlText w:val=""/>
+      <w:lvlJc w:val="left"/>
+      <w:pPr>
+        <w:tabs>
+          <w:tab w:val="num" w:pos="2880"/>
+        </w:tabs>
+        <w:ind w:left="2880" w:hanging="360"/>
+      </w:pPr>
+      <w:rPr>
+        <w:rFonts w:ascii="Symbol" w:hAnsi="Symbol" w:hint="default"/>
+        <w:sz w:val="20"/>
+      </w:rPr>
+    </w:lvl>
+    <w:lvl w:ilvl="4" w:tplc="E550C1FC">
+      <w:start w:val="1"/>
+      <w:numFmt w:val="bullet"/>
+      <w:lvlText w:val=""/>
+      <w:lvlJc w:val="left"/>
+      <w:pPr>
+        <w:tabs>
+          <w:tab w:val="num" w:pos="3600"/>
+        </w:tabs>
+        <w:ind w:left="3600" w:hanging="360"/>
+      </w:pPr>
+      <w:rPr>
+        <w:rFonts w:ascii="Symbol" w:hAnsi="Symbol" w:hint="default"/>
+        <w:sz w:val="20"/>
+      </w:rPr>
+    </w:lvl>
+    <w:lvl w:ilvl="5" w:tplc="624EA1B0">
+      <w:start w:val="1"/>
+      <w:numFmt w:val="bullet"/>
+      <w:lvlText w:val=""/>
+      <w:lvlJc w:val="left"/>
+      <w:pPr>
+        <w:tabs>
+          <w:tab w:val="num" w:pos="4320"/>
+        </w:tabs>
+        <w:ind w:left="4320" w:hanging="360"/>
+      </w:pPr>
+      <w:rPr>
+        <w:rFonts w:ascii="Symbol" w:hAnsi="Symbol" w:hint="default"/>
+        <w:sz w:val="20"/>
+      </w:rPr>
+    </w:lvl>
+    <w:lvl w:ilvl="6" w:tplc="526C53D8">
+      <w:start w:val="1"/>
+      <w:numFmt w:val="bullet"/>
+      <w:lvlText w:val=""/>
+      <w:lvlJc w:val="left"/>
+      <w:pPr>
+        <w:tabs>
+          <w:tab w:val="num" w:pos="5040"/>
+        </w:tabs>
+        <w:ind w:left="5040" w:hanging="360"/>
+      </w:pPr>
+      <w:rPr>
+        <w:rFonts w:ascii="Symbol" w:hAnsi="Symbol" w:hint="default"/>
+        <w:sz w:val="20"/>
+      </w:rPr>
+    </w:lvl>
+    <w:lvl w:ilvl="7" w:tplc="0B7A862E">
+      <w:start w:val="1"/>
+      <w:numFmt w:val="bullet"/>
+      <w:lvlText w:val=""/>
+      <w:lvlJc w:val="left"/>
+      <w:pPr>
+        <w:tabs>
+          <w:tab w:val="num" w:pos="5760"/>
+        </w:tabs>
+        <w:ind w:left="5760" w:hanging="360"/>
+      </w:pPr>
+      <w:rPr>
+        <w:rFonts w:ascii="Symbol" w:hAnsi="Symbol" w:hint="default"/>
+        <w:sz w:val="20"/>
+      </w:rPr>
+    </w:lvl>
+    <w:lvl w:ilvl="8" w:tplc="10980956">
+      <w:start w:val="1"/>
+      <w:numFmt w:val="bullet"/>
+      <w:lvlText w:val=""/>
+      <w:lvlJc w:val="left"/>
+      <w:pPr>
+        <w:tabs>
+          <w:tab w:val="num" w:pos="6480"/>
+        </w:tabs>
+        <w:ind w:left="6480" w:hanging="360"/>
+      </w:pPr>
+      <w:rPr>
+        <w:rFonts w:ascii="Symbol" w:hAnsi="Symbol" w:hint="default"/>
+        <w:sz w:val="20"/>
+      </w:rPr>
+    </w:lvl>
+  </w:abstractNum>
+  <w:abstractNum w:abstractNumId="31" w15:restartNumberingAfterBreak="0">
     <w:nsid w:val="50D54DCB"/>
     <w:multiLevelType w:val="hybridMultilevel"/>
     <w:tmpl w:val="3878D0CA"/>
@@ -34089,7 +35677,7 @@
       </w:pPr>
     </w:lvl>
   </w:abstractNum>
-  <w:abstractNum w:abstractNumId="20" w15:restartNumberingAfterBreak="0">
+  <w:abstractNum w:abstractNumId="32" w15:restartNumberingAfterBreak="0">
     <w:nsid w:val="53860BC8"/>
     <w:multiLevelType w:val="hybridMultilevel"/>
     <w:tmpl w:val="4AE0DB8C"/>
@@ -34202,7 +35790,299 @@
       </w:pPr>
     </w:lvl>
   </w:abstractNum>
-  <w:abstractNum w:abstractNumId="21" w15:restartNumberingAfterBreak="0">
+  <w:abstractNum w:abstractNumId="33" w15:restartNumberingAfterBreak="0">
+    <w:nsid w:val="53A07103"/>
+    <w:multiLevelType w:val="hybridMultilevel"/>
+    <w:tmpl w:val="9E082C50"/>
+    <w:lvl w:ilvl="0" w:tplc="59D6D57C">
+      <w:numFmt w:val="bullet"/>
+      <w:suff w:val="space"/>
+      <w:lvlText w:val="-"/>
+      <w:lvlJc w:val="left"/>
+      <w:pPr>
+        <w:ind w:left="1080" w:hanging="360"/>
+      </w:pPr>
+      <w:rPr>
+        <w:rFonts w:ascii="Times New Roman" w:eastAsiaTheme="minorEastAsia" w:hAnsi="Times New Roman" w:cs="Times New Roman" w:hint="default"/>
+        <w:sz w:val="20"/>
+      </w:rPr>
+    </w:lvl>
+    <w:lvl w:ilvl="1" w:tplc="2342E492">
+      <w:start w:val="1"/>
+      <w:numFmt w:val="bullet"/>
+      <w:lvlText w:val=""/>
+      <w:lvlJc w:val="left"/>
+      <w:pPr>
+        <w:tabs>
+          <w:tab w:val="num" w:pos="1440"/>
+        </w:tabs>
+        <w:ind w:left="1440" w:hanging="360"/>
+      </w:pPr>
+      <w:rPr>
+        <w:rFonts w:ascii="Symbol" w:hAnsi="Symbol" w:hint="default"/>
+        <w:sz w:val="20"/>
+      </w:rPr>
+    </w:lvl>
+    <w:lvl w:ilvl="2" w:tplc="71A0752A">
+      <w:start w:val="1"/>
+      <w:numFmt w:val="bullet"/>
+      <w:lvlText w:val=""/>
+      <w:lvlJc w:val="left"/>
+      <w:pPr>
+        <w:tabs>
+          <w:tab w:val="num" w:pos="2160"/>
+        </w:tabs>
+        <w:ind w:left="2160" w:hanging="360"/>
+      </w:pPr>
+      <w:rPr>
+        <w:rFonts w:ascii="Symbol" w:hAnsi="Symbol" w:hint="default"/>
+        <w:sz w:val="20"/>
+      </w:rPr>
+    </w:lvl>
+    <w:lvl w:ilvl="3" w:tplc="5E2AC7AA">
+      <w:start w:val="1"/>
+      <w:numFmt w:val="bullet"/>
+      <w:lvlText w:val=""/>
+      <w:lvlJc w:val="left"/>
+      <w:pPr>
+        <w:tabs>
+          <w:tab w:val="num" w:pos="2880"/>
+        </w:tabs>
+        <w:ind w:left="2880" w:hanging="360"/>
+      </w:pPr>
+      <w:rPr>
+        <w:rFonts w:ascii="Symbol" w:hAnsi="Symbol" w:hint="default"/>
+        <w:sz w:val="20"/>
+      </w:rPr>
+    </w:lvl>
+    <w:lvl w:ilvl="4" w:tplc="61AA3E24">
+      <w:start w:val="1"/>
+      <w:numFmt w:val="bullet"/>
+      <w:lvlText w:val=""/>
+      <w:lvlJc w:val="left"/>
+      <w:pPr>
+        <w:tabs>
+          <w:tab w:val="num" w:pos="3600"/>
+        </w:tabs>
+        <w:ind w:left="3600" w:hanging="360"/>
+      </w:pPr>
+      <w:rPr>
+        <w:rFonts w:ascii="Symbol" w:hAnsi="Symbol" w:hint="default"/>
+        <w:sz w:val="20"/>
+      </w:rPr>
+    </w:lvl>
+    <w:lvl w:ilvl="5" w:tplc="5D8E6CFE">
+      <w:start w:val="1"/>
+      <w:numFmt w:val="bullet"/>
+      <w:lvlText w:val=""/>
+      <w:lvlJc w:val="left"/>
+      <w:pPr>
+        <w:tabs>
+          <w:tab w:val="num" w:pos="4320"/>
+        </w:tabs>
+        <w:ind w:left="4320" w:hanging="360"/>
+      </w:pPr>
+      <w:rPr>
+        <w:rFonts w:ascii="Symbol" w:hAnsi="Symbol" w:hint="default"/>
+        <w:sz w:val="20"/>
+      </w:rPr>
+    </w:lvl>
+    <w:lvl w:ilvl="6" w:tplc="EC9019A2">
+      <w:start w:val="1"/>
+      <w:numFmt w:val="bullet"/>
+      <w:lvlText w:val=""/>
+      <w:lvlJc w:val="left"/>
+      <w:pPr>
+        <w:tabs>
+          <w:tab w:val="num" w:pos="5040"/>
+        </w:tabs>
+        <w:ind w:left="5040" w:hanging="360"/>
+      </w:pPr>
+      <w:rPr>
+        <w:rFonts w:ascii="Symbol" w:hAnsi="Symbol" w:hint="default"/>
+        <w:sz w:val="20"/>
+      </w:rPr>
+    </w:lvl>
+    <w:lvl w:ilvl="7" w:tplc="B44C589A">
+      <w:start w:val="1"/>
+      <w:numFmt w:val="bullet"/>
+      <w:lvlText w:val=""/>
+      <w:lvlJc w:val="left"/>
+      <w:pPr>
+        <w:tabs>
+          <w:tab w:val="num" w:pos="5760"/>
+        </w:tabs>
+        <w:ind w:left="5760" w:hanging="360"/>
+      </w:pPr>
+      <w:rPr>
+        <w:rFonts w:ascii="Symbol" w:hAnsi="Symbol" w:hint="default"/>
+        <w:sz w:val="20"/>
+      </w:rPr>
+    </w:lvl>
+    <w:lvl w:ilvl="8" w:tplc="6F86C302">
+      <w:start w:val="1"/>
+      <w:numFmt w:val="bullet"/>
+      <w:lvlText w:val=""/>
+      <w:lvlJc w:val="left"/>
+      <w:pPr>
+        <w:tabs>
+          <w:tab w:val="num" w:pos="6480"/>
+        </w:tabs>
+        <w:ind w:left="6480" w:hanging="360"/>
+      </w:pPr>
+      <w:rPr>
+        <w:rFonts w:ascii="Symbol" w:hAnsi="Symbol" w:hint="default"/>
+        <w:sz w:val="20"/>
+      </w:rPr>
+    </w:lvl>
+  </w:abstractNum>
+  <w:abstractNum w:abstractNumId="34" w15:restartNumberingAfterBreak="0">
+    <w:nsid w:val="53E660E5"/>
+    <w:multiLevelType w:val="hybridMultilevel"/>
+    <w:tmpl w:val="F8F0928C"/>
+    <w:lvl w:ilvl="0" w:tplc="942E254E">
+      <w:numFmt w:val="bullet"/>
+      <w:suff w:val="space"/>
+      <w:lvlText w:val="-"/>
+      <w:lvlJc w:val="left"/>
+      <w:pPr>
+        <w:ind w:left="1080" w:hanging="360"/>
+      </w:pPr>
+      <w:rPr>
+        <w:rFonts w:ascii="Times New Roman" w:eastAsiaTheme="minorEastAsia" w:hAnsi="Times New Roman" w:cs="Times New Roman" w:hint="default"/>
+        <w:sz w:val="20"/>
+      </w:rPr>
+    </w:lvl>
+    <w:lvl w:ilvl="1" w:tplc="9FFE7D38">
+      <w:start w:val="1"/>
+      <w:numFmt w:val="bullet"/>
+      <w:lvlText w:val=""/>
+      <w:lvlJc w:val="left"/>
+      <w:pPr>
+        <w:tabs>
+          <w:tab w:val="num" w:pos="1440"/>
+        </w:tabs>
+        <w:ind w:left="1440" w:hanging="360"/>
+      </w:pPr>
+      <w:rPr>
+        <w:rFonts w:ascii="Symbol" w:hAnsi="Symbol" w:hint="default"/>
+        <w:sz w:val="20"/>
+      </w:rPr>
+    </w:lvl>
+    <w:lvl w:ilvl="2" w:tplc="5F70CD56">
+      <w:start w:val="1"/>
+      <w:numFmt w:val="bullet"/>
+      <w:lvlText w:val=""/>
+      <w:lvlJc w:val="left"/>
+      <w:pPr>
+        <w:tabs>
+          <w:tab w:val="num" w:pos="2160"/>
+        </w:tabs>
+        <w:ind w:left="2160" w:hanging="360"/>
+      </w:pPr>
+      <w:rPr>
+        <w:rFonts w:ascii="Symbol" w:hAnsi="Symbol" w:hint="default"/>
+        <w:sz w:val="20"/>
+      </w:rPr>
+    </w:lvl>
+    <w:lvl w:ilvl="3" w:tplc="0114DEDA">
+      <w:start w:val="1"/>
+      <w:numFmt w:val="bullet"/>
+      <w:lvlText w:val=""/>
+      <w:lvlJc w:val="left"/>
+      <w:pPr>
+        <w:tabs>
+          <w:tab w:val="num" w:pos="2880"/>
+        </w:tabs>
+        <w:ind w:left="2880" w:hanging="360"/>
+      </w:pPr>
+      <w:rPr>
+        <w:rFonts w:ascii="Symbol" w:hAnsi="Symbol" w:hint="default"/>
+        <w:sz w:val="20"/>
+      </w:rPr>
+    </w:lvl>
+    <w:lvl w:ilvl="4" w:tplc="FB1ABEA8">
+      <w:start w:val="1"/>
+      <w:numFmt w:val="bullet"/>
+      <w:lvlText w:val=""/>
+      <w:lvlJc w:val="left"/>
+      <w:pPr>
+        <w:tabs>
+          <w:tab w:val="num" w:pos="3600"/>
+        </w:tabs>
+        <w:ind w:left="3600" w:hanging="360"/>
+      </w:pPr>
+      <w:rPr>
+        <w:rFonts w:ascii="Symbol" w:hAnsi="Symbol" w:hint="default"/>
+        <w:sz w:val="20"/>
+      </w:rPr>
+    </w:lvl>
+    <w:lvl w:ilvl="5" w:tplc="C87004E8">
+      <w:start w:val="1"/>
+      <w:numFmt w:val="bullet"/>
+      <w:lvlText w:val=""/>
+      <w:lvlJc w:val="left"/>
+      <w:pPr>
+        <w:tabs>
+          <w:tab w:val="num" w:pos="4320"/>
+        </w:tabs>
+        <w:ind w:left="4320" w:hanging="360"/>
+      </w:pPr>
+      <w:rPr>
+        <w:rFonts w:ascii="Symbol" w:hAnsi="Symbol" w:hint="default"/>
+        <w:sz w:val="20"/>
+      </w:rPr>
+    </w:lvl>
+    <w:lvl w:ilvl="6" w:tplc="746CD8D6">
+      <w:start w:val="1"/>
+      <w:numFmt w:val="bullet"/>
+      <w:lvlText w:val=""/>
+      <w:lvlJc w:val="left"/>
+      <w:pPr>
+        <w:tabs>
+          <w:tab w:val="num" w:pos="5040"/>
+        </w:tabs>
+        <w:ind w:left="5040" w:hanging="360"/>
+      </w:pPr>
+      <w:rPr>
+        <w:rFonts w:ascii="Symbol" w:hAnsi="Symbol" w:hint="default"/>
+        <w:sz w:val="20"/>
+      </w:rPr>
+    </w:lvl>
+    <w:lvl w:ilvl="7" w:tplc="29B6AB76">
+      <w:start w:val="1"/>
+      <w:numFmt w:val="bullet"/>
+      <w:lvlText w:val=""/>
+      <w:lvlJc w:val="left"/>
+      <w:pPr>
+        <w:tabs>
+          <w:tab w:val="num" w:pos="5760"/>
+        </w:tabs>
+        <w:ind w:left="5760" w:hanging="360"/>
+      </w:pPr>
+      <w:rPr>
+        <w:rFonts w:ascii="Symbol" w:hAnsi="Symbol" w:hint="default"/>
+        <w:sz w:val="20"/>
+      </w:rPr>
+    </w:lvl>
+    <w:lvl w:ilvl="8" w:tplc="58CCEC04">
+      <w:start w:val="1"/>
+      <w:numFmt w:val="bullet"/>
+      <w:lvlText w:val=""/>
+      <w:lvlJc w:val="left"/>
+      <w:pPr>
+        <w:tabs>
+          <w:tab w:val="num" w:pos="6480"/>
+        </w:tabs>
+        <w:ind w:left="6480" w:hanging="360"/>
+      </w:pPr>
+      <w:rPr>
+        <w:rFonts w:ascii="Symbol" w:hAnsi="Symbol" w:hint="default"/>
+        <w:sz w:val="20"/>
+      </w:rPr>
+    </w:lvl>
+  </w:abstractNum>
+  <w:abstractNum w:abstractNumId="35" w15:restartNumberingAfterBreak="0">
     <w:nsid w:val="5F783678"/>
     <w:multiLevelType w:val="multilevel"/>
     <w:tmpl w:val="BA2A63D6"/>
@@ -34315,7 +36195,7 @@
       </w:pPr>
     </w:lvl>
   </w:abstractNum>
-  <w:abstractNum w:abstractNumId="22" w15:restartNumberingAfterBreak="0">
+  <w:abstractNum w:abstractNumId="36" w15:restartNumberingAfterBreak="0">
     <w:nsid w:val="65E54AD5"/>
     <w:multiLevelType w:val="hybridMultilevel"/>
     <w:tmpl w:val="3976BA10"/>
@@ -34464,7 +36344,7 @@
       </w:rPr>
     </w:lvl>
   </w:abstractNum>
-  <w:abstractNum w:abstractNumId="23" w15:restartNumberingAfterBreak="0">
+  <w:abstractNum w:abstractNumId="37" w15:restartNumberingAfterBreak="0">
     <w:nsid w:val="690523AE"/>
     <w:multiLevelType w:val="multilevel"/>
     <w:tmpl w:val="0AB2A116"/>
@@ -34577,7 +36457,153 @@
       </w:rPr>
     </w:lvl>
   </w:abstractNum>
-  <w:abstractNum w:abstractNumId="24" w15:restartNumberingAfterBreak="0">
+  <w:abstractNum w:abstractNumId="38" w15:restartNumberingAfterBreak="0">
+    <w:nsid w:val="6C280CD5"/>
+    <w:multiLevelType w:val="multilevel"/>
+    <w:tmpl w:val="25741954"/>
+    <w:lvl w:ilvl="0">
+      <w:numFmt w:val="bullet"/>
+      <w:suff w:val="space"/>
+      <w:lvlText w:val="-"/>
+      <w:lvlJc w:val="left"/>
+      <w:pPr>
+        <w:ind w:left="720" w:hanging="360"/>
+      </w:pPr>
+      <w:rPr>
+        <w:rFonts w:ascii="Times New Roman" w:hAnsi="Times New Roman" w:cs="Times New Roman" w:hint="default"/>
+        <w:sz w:val="20"/>
+      </w:rPr>
+    </w:lvl>
+    <w:lvl w:ilvl="1">
+      <w:start w:val="1"/>
+      <w:numFmt w:val="bullet"/>
+      <w:lvlText w:val=""/>
+      <w:lvlJc w:val="left"/>
+      <w:pPr>
+        <w:tabs>
+          <w:tab w:val="num" w:pos="1440"/>
+        </w:tabs>
+        <w:ind w:left="1440" w:hanging="360"/>
+      </w:pPr>
+      <w:rPr>
+        <w:rFonts w:ascii="Symbol" w:hAnsi="Symbol" w:hint="default"/>
+        <w:sz w:val="20"/>
+      </w:rPr>
+    </w:lvl>
+    <w:lvl w:ilvl="2">
+      <w:start w:val="1"/>
+      <w:numFmt w:val="bullet"/>
+      <w:lvlText w:val=""/>
+      <w:lvlJc w:val="left"/>
+      <w:pPr>
+        <w:tabs>
+          <w:tab w:val="num" w:pos="2160"/>
+        </w:tabs>
+        <w:ind w:left="2160" w:hanging="360"/>
+      </w:pPr>
+      <w:rPr>
+        <w:rFonts w:ascii="Symbol" w:hAnsi="Symbol" w:hint="default"/>
+        <w:sz w:val="20"/>
+      </w:rPr>
+    </w:lvl>
+    <w:lvl w:ilvl="3">
+      <w:start w:val="1"/>
+      <w:numFmt w:val="bullet"/>
+      <w:lvlText w:val=""/>
+      <w:lvlJc w:val="left"/>
+      <w:pPr>
+        <w:tabs>
+          <w:tab w:val="num" w:pos="2880"/>
+        </w:tabs>
+        <w:ind w:left="2880" w:hanging="360"/>
+      </w:pPr>
+      <w:rPr>
+        <w:rFonts w:ascii="Symbol" w:hAnsi="Symbol" w:hint="default"/>
+        <w:sz w:val="20"/>
+      </w:rPr>
+    </w:lvl>
+    <w:lvl w:ilvl="4">
+      <w:start w:val="1"/>
+      <w:numFmt w:val="bullet"/>
+      <w:lvlText w:val=""/>
+      <w:lvlJc w:val="left"/>
+      <w:pPr>
+        <w:tabs>
+          <w:tab w:val="num" w:pos="3600"/>
+        </w:tabs>
+        <w:ind w:left="3600" w:hanging="360"/>
+      </w:pPr>
+      <w:rPr>
+        <w:rFonts w:ascii="Symbol" w:hAnsi="Symbol" w:hint="default"/>
+        <w:sz w:val="20"/>
+      </w:rPr>
+    </w:lvl>
+    <w:lvl w:ilvl="5">
+      <w:start w:val="1"/>
+      <w:numFmt w:val="bullet"/>
+      <w:lvlText w:val=""/>
+      <w:lvlJc w:val="left"/>
+      <w:pPr>
+        <w:tabs>
+          <w:tab w:val="num" w:pos="4320"/>
+        </w:tabs>
+        <w:ind w:left="4320" w:hanging="360"/>
+      </w:pPr>
+      <w:rPr>
+        <w:rFonts w:ascii="Symbol" w:hAnsi="Symbol" w:hint="default"/>
+        <w:sz w:val="20"/>
+      </w:rPr>
+    </w:lvl>
+    <w:lvl w:ilvl="6">
+      <w:start w:val="1"/>
+      <w:numFmt w:val="bullet"/>
+      <w:lvlText w:val=""/>
+      <w:lvlJc w:val="left"/>
+      <w:pPr>
+        <w:tabs>
+          <w:tab w:val="num" w:pos="5040"/>
+        </w:tabs>
+        <w:ind w:left="5040" w:hanging="360"/>
+      </w:pPr>
+      <w:rPr>
+        <w:rFonts w:ascii="Symbol" w:hAnsi="Symbol" w:hint="default"/>
+        <w:sz w:val="20"/>
+      </w:rPr>
+    </w:lvl>
+    <w:lvl w:ilvl="7">
+      <w:start w:val="1"/>
+      <w:numFmt w:val="bullet"/>
+      <w:lvlText w:val=""/>
+      <w:lvlJc w:val="left"/>
+      <w:pPr>
+        <w:tabs>
+          <w:tab w:val="num" w:pos="5760"/>
+        </w:tabs>
+        <w:ind w:left="5760" w:hanging="360"/>
+      </w:pPr>
+      <w:rPr>
+        <w:rFonts w:ascii="Symbol" w:hAnsi="Symbol" w:hint="default"/>
+        <w:sz w:val="20"/>
+      </w:rPr>
+    </w:lvl>
+    <w:lvl w:ilvl="8">
+      <w:start w:val="1"/>
+      <w:numFmt w:val="bullet"/>
+      <w:lvlText w:val=""/>
+      <w:lvlJc w:val="left"/>
+      <w:pPr>
+        <w:tabs>
+          <w:tab w:val="num" w:pos="6480"/>
+        </w:tabs>
+        <w:ind w:left="6480" w:hanging="360"/>
+      </w:pPr>
+      <w:rPr>
+        <w:rFonts w:ascii="Symbol" w:hAnsi="Symbol" w:hint="default"/>
+        <w:sz w:val="20"/>
+      </w:rPr>
+    </w:lvl>
+  </w:abstractNum>
+  <w:abstractNum w:abstractNumId="39" w15:restartNumberingAfterBreak="0">
     <w:nsid w:val="74134C97"/>
     <w:multiLevelType w:val="hybridMultilevel"/>
     <w:tmpl w:val="7EDEA00A"/>
@@ -34663,7 +36689,7 @@
       </w:pPr>
     </w:lvl>
   </w:abstractNum>
-  <w:abstractNum w:abstractNumId="25" w15:restartNumberingAfterBreak="0">
+  <w:abstractNum w:abstractNumId="40" w15:restartNumberingAfterBreak="0">
     <w:nsid w:val="753D68C3"/>
     <w:multiLevelType w:val="multilevel"/>
     <w:tmpl w:val="82AEBC80"/>
@@ -34812,7 +36838,7 @@
       </w:rPr>
     </w:lvl>
   </w:abstractNum>
-  <w:abstractNum w:abstractNumId="26" w15:restartNumberingAfterBreak="0">
+  <w:abstractNum w:abstractNumId="41" w15:restartNumberingAfterBreak="0">
     <w:nsid w:val="76697DA4"/>
     <w:multiLevelType w:val="hybridMultilevel"/>
     <w:tmpl w:val="B3600FC4"/>
@@ -34961,7 +36987,155 @@
       </w:rPr>
     </w:lvl>
   </w:abstractNum>
-  <w:abstractNum w:abstractNumId="27" w15:restartNumberingAfterBreak="0">
+  <w:abstractNum w:abstractNumId="42" w15:restartNumberingAfterBreak="0">
+    <w:nsid w:val="781B6E57"/>
+    <w:multiLevelType w:val="hybridMultilevel"/>
+    <w:tmpl w:val="9FCE2DCA"/>
+    <w:lvl w:ilvl="0" w:tplc="7A709940">
+      <w:numFmt w:val="bullet"/>
+      <w:lvlText w:val="-"/>
+      <w:lvlJc w:val="left"/>
+      <w:pPr>
+        <w:tabs>
+          <w:tab w:val="num" w:pos="720"/>
+        </w:tabs>
+        <w:ind w:left="720" w:hanging="360"/>
+      </w:pPr>
+      <w:rPr>
+        <w:rFonts w:ascii="Times New Roman" w:eastAsiaTheme="minorEastAsia" w:hAnsi="Times New Roman" w:cs="Times New Roman" w:hint="default"/>
+        <w:sz w:val="20"/>
+      </w:rPr>
+    </w:lvl>
+    <w:lvl w:ilvl="1" w:tplc="011264E6">
+      <w:start w:val="1"/>
+      <w:numFmt w:val="bullet"/>
+      <w:lvlText w:val=""/>
+      <w:lvlJc w:val="left"/>
+      <w:pPr>
+        <w:tabs>
+          <w:tab w:val="num" w:pos="1440"/>
+        </w:tabs>
+        <w:ind w:left="1440" w:hanging="360"/>
+      </w:pPr>
+      <w:rPr>
+        <w:rFonts w:ascii="Symbol" w:hAnsi="Symbol" w:hint="default"/>
+        <w:sz w:val="20"/>
+      </w:rPr>
+    </w:lvl>
+    <w:lvl w:ilvl="2" w:tplc="5B7E6ABE">
+      <w:start w:val="1"/>
+      <w:numFmt w:val="bullet"/>
+      <w:lvlText w:val=""/>
+      <w:lvlJc w:val="left"/>
+      <w:pPr>
+        <w:tabs>
+          <w:tab w:val="num" w:pos="2160"/>
+        </w:tabs>
+        <w:ind w:left="2160" w:hanging="360"/>
+      </w:pPr>
+      <w:rPr>
+        <w:rFonts w:ascii="Symbol" w:hAnsi="Symbol" w:hint="default"/>
+        <w:sz w:val="20"/>
+      </w:rPr>
+    </w:lvl>
+    <w:lvl w:ilvl="3" w:tplc="5A3C34DA">
+      <w:start w:val="1"/>
+      <w:numFmt w:val="bullet"/>
+      <w:lvlText w:val=""/>
+      <w:lvlJc w:val="left"/>
+      <w:pPr>
+        <w:tabs>
+          <w:tab w:val="num" w:pos="2880"/>
+        </w:tabs>
+        <w:ind w:left="2880" w:hanging="360"/>
+      </w:pPr>
+      <w:rPr>
+        <w:rFonts w:ascii="Symbol" w:hAnsi="Symbol" w:hint="default"/>
+        <w:sz w:val="20"/>
+      </w:rPr>
+    </w:lvl>
+    <w:lvl w:ilvl="4" w:tplc="18AE0C20">
+      <w:start w:val="1"/>
+      <w:numFmt w:val="bullet"/>
+      <w:lvlText w:val=""/>
+      <w:lvlJc w:val="left"/>
+      <w:pPr>
+        <w:tabs>
+          <w:tab w:val="num" w:pos="3600"/>
+        </w:tabs>
+        <w:ind w:left="3600" w:hanging="360"/>
+      </w:pPr>
+      <w:rPr>
+        <w:rFonts w:ascii="Symbol" w:hAnsi="Symbol" w:hint="default"/>
+        <w:sz w:val="20"/>
+      </w:rPr>
+    </w:lvl>
+    <w:lvl w:ilvl="5" w:tplc="84C84A98">
+      <w:start w:val="1"/>
+      <w:numFmt w:val="bullet"/>
+      <w:lvlText w:val=""/>
+      <w:lvlJc w:val="left"/>
+      <w:pPr>
+        <w:tabs>
+          <w:tab w:val="num" w:pos="4320"/>
+        </w:tabs>
+        <w:ind w:left="4320" w:hanging="360"/>
+      </w:pPr>
+      <w:rPr>
+        <w:rFonts w:ascii="Symbol" w:hAnsi="Symbol" w:hint="default"/>
+        <w:sz w:val="20"/>
+      </w:rPr>
+    </w:lvl>
+    <w:lvl w:ilvl="6" w:tplc="FE4689AE">
+      <w:start w:val="1"/>
+      <w:numFmt w:val="bullet"/>
+      <w:lvlText w:val=""/>
+      <w:lvlJc w:val="left"/>
+      <w:pPr>
+        <w:tabs>
+          <w:tab w:val="num" w:pos="5040"/>
+        </w:tabs>
+        <w:ind w:left="5040" w:hanging="360"/>
+      </w:pPr>
+      <w:rPr>
+        <w:rFonts w:ascii="Symbol" w:hAnsi="Symbol" w:hint="default"/>
+        <w:sz w:val="20"/>
+      </w:rPr>
+    </w:lvl>
+    <w:lvl w:ilvl="7" w:tplc="3C784946">
+      <w:start w:val="1"/>
+      <w:numFmt w:val="bullet"/>
+      <w:lvlText w:val=""/>
+      <w:lvlJc w:val="left"/>
+      <w:pPr>
+        <w:tabs>
+          <w:tab w:val="num" w:pos="5760"/>
+        </w:tabs>
+        <w:ind w:left="5760" w:hanging="360"/>
+      </w:pPr>
+      <w:rPr>
+        <w:rFonts w:ascii="Symbol" w:hAnsi="Symbol" w:hint="default"/>
+        <w:sz w:val="20"/>
+      </w:rPr>
+    </w:lvl>
+    <w:lvl w:ilvl="8" w:tplc="83E21F5A">
+      <w:start w:val="1"/>
+      <w:numFmt w:val="bullet"/>
+      <w:lvlText w:val=""/>
+      <w:lvlJc w:val="left"/>
+      <w:pPr>
+        <w:tabs>
+          <w:tab w:val="num" w:pos="6480"/>
+        </w:tabs>
+        <w:ind w:left="6480" w:hanging="360"/>
+      </w:pPr>
+      <w:rPr>
+        <w:rFonts w:ascii="Symbol" w:hAnsi="Symbol" w:hint="default"/>
+        <w:sz w:val="20"/>
+      </w:rPr>
+    </w:lvl>
+  </w:abstractNum>
+  <w:abstractNum w:abstractNumId="43" w15:restartNumberingAfterBreak="0">
     <w:nsid w:val="7B4B3923"/>
     <w:multiLevelType w:val="hybridMultilevel"/>
     <w:tmpl w:val="4C4C8916"/>
@@ -35074,7 +37248,7 @@
       </w:pPr>
     </w:lvl>
   </w:abstractNum>
-  <w:abstractNum w:abstractNumId="28" w15:restartNumberingAfterBreak="0">
+  <w:abstractNum w:abstractNumId="44" w15:restartNumberingAfterBreak="0">
     <w:nsid w:val="7E0A1639"/>
     <w:multiLevelType w:val="hybridMultilevel"/>
     <w:tmpl w:val="9C84EA10"/>
@@ -35215,22 +37389,22 @@
     <w:abstractNumId w:val="0"/>
   </w:num>
   <w:num w:numId="10">
-    <w:abstractNumId w:val="23"/>
+    <w:abstractNumId w:val="37"/>
   </w:num>
   <w:num w:numId="11">
-    <w:abstractNumId w:val="14"/>
+    <w:abstractNumId w:val="18"/>
   </w:num>
   <w:num w:numId="12">
-    <w:abstractNumId w:val="21"/>
+    <w:abstractNumId w:val="35"/>
   </w:num>
   <w:num w:numId="13">
-    <w:abstractNumId w:val="17"/>
+    <w:abstractNumId w:val="27"/>
   </w:num>
   <w:num w:numId="14">
-    <w:abstractNumId w:val="18"/>
+    <w:abstractNumId w:val="29"/>
   </w:num>
   <w:num w:numId="15">
-    <w:abstractNumId w:val="24"/>
+    <w:abstractNumId w:val="39"/>
     <w:lvlOverride w:ilvl="0">
       <w:startOverride w:val="1"/>
     </w:lvlOverride>
@@ -35261,72 +37435,36 @@
   </w:num>
   <w:num w:numId="16">
     <w:abstractNumId w:val="10"/>
-    <w:lvlOverride w:ilvl="0"/>
-    <w:lvlOverride w:ilvl="1"/>
-    <w:lvlOverride w:ilvl="2"/>
-    <w:lvlOverride w:ilvl="3"/>
-    <w:lvlOverride w:ilvl="4"/>
-    <w:lvlOverride w:ilvl="5"/>
-    <w:lvlOverride w:ilvl="6"/>
-    <w:lvlOverride w:ilvl="7"/>
-    <w:lvlOverride w:ilvl="8"/>
   </w:num>
   <w:num w:numId="17">
-    <w:abstractNumId w:val="15"/>
-    <w:lvlOverride w:ilvl="0"/>
-    <w:lvlOverride w:ilvl="1"/>
-    <w:lvlOverride w:ilvl="2"/>
-    <w:lvlOverride w:ilvl="3"/>
-    <w:lvlOverride w:ilvl="4"/>
-    <w:lvlOverride w:ilvl="5"/>
-    <w:lvlOverride w:ilvl="6"/>
-    <w:lvlOverride w:ilvl="7"/>
-    <w:lvlOverride w:ilvl="8"/>
+    <w:abstractNumId w:val="21"/>
   </w:num>
   <w:num w:numId="18">
-    <w:abstractNumId w:val="22"/>
-    <w:lvlOverride w:ilvl="0"/>
-    <w:lvlOverride w:ilvl="1"/>
-    <w:lvlOverride w:ilvl="2"/>
-    <w:lvlOverride w:ilvl="3"/>
-    <w:lvlOverride w:ilvl="4"/>
-    <w:lvlOverride w:ilvl="5"/>
-    <w:lvlOverride w:ilvl="6"/>
-    <w:lvlOverride w:ilvl="7"/>
-    <w:lvlOverride w:ilvl="8"/>
+    <w:abstractNumId w:val="36"/>
   </w:num>
   <w:num w:numId="19">
-    <w:abstractNumId w:val="13"/>
-    <w:lvlOverride w:ilvl="0"/>
-    <w:lvlOverride w:ilvl="1"/>
-    <w:lvlOverride w:ilvl="2"/>
-    <w:lvlOverride w:ilvl="3"/>
-    <w:lvlOverride w:ilvl="4"/>
-    <w:lvlOverride w:ilvl="5"/>
-    <w:lvlOverride w:ilvl="6"/>
-    <w:lvlOverride w:ilvl="7"/>
-    <w:lvlOverride w:ilvl="8"/>
+    <w:abstractNumId w:val="16"/>
   </w:num>
   <w:num w:numId="20">
-    <w:abstractNumId w:val="20"/>
+    <w:abstractNumId w:val="32"/>
   </w:num>
   <w:num w:numId="21">
-    <w:abstractNumId w:val="26"/>
+    <w:abstractNumId w:val="41"/>
   </w:num>
   <w:num w:numId="22">
     <w:abstractNumId w:val="12"/>
   </w:num>
   <w:num w:numId="23">
-    <w:abstractNumId w:val="25"/>
+    <w:abstractNumId w:val="40"/>
   </w:num>
   <w:num w:numId="24">
-    <w:abstractNumId w:val="16"/>
+    <w:abstractNumId w:val="24"/>
   </w:num>
   <w:num w:numId="25">
-    <w:abstractNumId w:val="28"/>
+    <w:abstractNumId w:val="44"/>
   </w:num>
   <w:num w:numId="26">
-    <w:abstractNumId w:val="27"/>
+    <w:abstractNumId w:val="43"/>
   </w:num>
   <w:num w:numId="27">
     <w:abstractNumId w:val="9"/>
@@ -35335,7 +37473,58 @@
     <w:abstractNumId w:val="11"/>
   </w:num>
   <w:num w:numId="29">
+    <w:abstractNumId w:val="31"/>
+  </w:num>
+  <w:num w:numId="30">
+    <w:abstractNumId w:val="39"/>
+  </w:num>
+  <w:num w:numId="31">
+    <w:abstractNumId w:val="26"/>
+  </w:num>
+  <w:num w:numId="32">
+    <w:abstractNumId w:val="33"/>
+  </w:num>
+  <w:num w:numId="33">
+    <w:abstractNumId w:val="22"/>
+  </w:num>
+  <w:num w:numId="34">
+    <w:abstractNumId w:val="15"/>
+  </w:num>
+  <w:num w:numId="35">
+    <w:abstractNumId w:val="23"/>
+  </w:num>
+  <w:num w:numId="36">
+    <w:abstractNumId w:val="34"/>
+  </w:num>
+  <w:num w:numId="37">
     <w:abstractNumId w:val="19"/>
+  </w:num>
+  <w:num w:numId="38">
+    <w:abstractNumId w:val="20"/>
+  </w:num>
+  <w:num w:numId="39">
+    <w:abstractNumId w:val="42"/>
+  </w:num>
+  <w:num w:numId="40">
+    <w:abstractNumId w:val="13"/>
+  </w:num>
+  <w:num w:numId="41">
+    <w:abstractNumId w:val="28"/>
+  </w:num>
+  <w:num w:numId="42">
+    <w:abstractNumId w:val="14"/>
+  </w:num>
+  <w:num w:numId="43">
+    <w:abstractNumId w:val="17"/>
+  </w:num>
+  <w:num w:numId="44">
+    <w:abstractNumId w:val="30"/>
+  </w:num>
+  <w:num w:numId="45">
+    <w:abstractNumId w:val="25"/>
+  </w:num>
+  <w:num w:numId="46">
+    <w:abstractNumId w:val="38"/>
   </w:num>
 </w:numbering>
 </file>
@@ -35943,6 +38132,7 @@
   <w:style w:type="character" w:default="1" w:styleId="a2">
     <w:name w:val="Default Paragraph Font"/>
     <w:uiPriority w:val="1"/>
+    <w:semiHidden/>
     <w:unhideWhenUsed/>
   </w:style>
   <w:style w:type="table" w:default="1" w:styleId="a3">
